--- a/chuyenDe/RW/docx/raw47/Reading/Level3/W7.docx
+++ b/chuyenDe/RW/docx/raw47/Reading/Level3/W7.docx
@@ -2843,9 +2843,9 @@
           <v:path o:extrusionok="f" gradientshapeok="t" o:connecttype="rect"/>
           <o:lock v:ext="edit" aspectratio="t"/>
         </v:shapetype>
-        <v:shape id="WatermarkLogo" o:spid="_x0000_s2049" type="#_x0000_t75" style="position:absolute;margin-left:0;margin-top:0;width:450pt;height:450pt;z-index:-251654144;                       mso-position-horizontal:center;mso-position-horizontal-relative:page;                       mso-position-vertical:center;mso-position-vertical-relative:page" o:allowincell="f" stroked="f">
-          <v:fill opacity="0.08"/>
-          <v:imagedata r:id="rId1" o:title="logoTF"/>
+        <v:shape id="WatermarkLogo" o:spid="_x0000_s2049" type="#_x0000_t75" style="position:absolute;margin-left:0;margin-top:0;width:450pt;height:450pt;z-index:-251654144;                       mso-position-horizontal:center;mso-position-horizontal-relative:page;                       mso-position-vertical:center;mso-position-vertical-relative:page;                       opacity:.03" o:allowincell="f" stroked="f">
+          <v:fill opacity=".03" o:opacity2=".03"/>
+          <v:imagedata r:id="rId1" o:title="logoTF" gain="19661f" blacklevel="22938f"/>
         </v:shape>
       </w:pict>
     </w:r>
@@ -2958,9 +2958,9 @@
           <v:path o:extrusionok="f" gradientshapeok="t" o:connecttype="rect"/>
           <o:lock v:ext="edit" aspectratio="t"/>
         </v:shapetype>
-        <v:shape id="WatermarkLogo" o:spid="_x0000_s2049" type="#_x0000_t75" style="position:absolute;margin-left:0;margin-top:0;width:450pt;height:450pt;z-index:-251654144;                       mso-position-horizontal:center;mso-position-horizontal-relative:page;                       mso-position-vertical:center;mso-position-vertical-relative:page" o:allowincell="f" stroked="f">
-          <v:fill opacity="0.08"/>
-          <v:imagedata r:id="rId1" o:title="logoTF"/>
+        <v:shape id="WatermarkLogo" o:spid="_x0000_s2049" type="#_x0000_t75" style="position:absolute;margin-left:0;margin-top:0;width:450pt;height:450pt;z-index:-251654144;                       mso-position-horizontal:center;mso-position-horizontal-relative:page;                       mso-position-vertical:center;mso-position-vertical-relative:page;                       opacity:.03" o:allowincell="f" stroked="f">
+          <v:fill opacity=".03" o:opacity2=".03"/>
+          <v:imagedata r:id="rId1" o:title="logoTF" gain="19661f" blacklevel="22938f"/>
         </v:shape>
       </w:pict>
     </w:r>

--- a/chuyenDe/RW/docx/raw47/Reading/Level3/W7.docx
+++ b/chuyenDe/RW/docx/raw47/Reading/Level3/W7.docx
@@ -2995,7 +2995,7 @@
           </w:pPr>
           <w:r>
             <w:rPr>
-              <w:rFonts w:ascii="UTM Impact" w:hAnsi="UTM Impact" w:cs="UTM Impact"/>
+              <w:rFonts w:ascii="Impact" w:hAnsi="Impact" w:cs="Impact"/>
               <w:color w:val="FFFFFF"/>
               <w:sz w:val="144"/>
               <w:b/>
@@ -3871,7 +3871,7 @@
   <w:docDefaults>
     <w:rPrDefault>
       <w:rPr>
-        <w:rFonts w:ascii="Latin Modern Roman" w:cs="Latin Modern Roman" w:hAnsi="Latin Modern Roman"/>
+        <w:rFonts w:ascii="Georgia" w:cs="Georgia" w:hAnsi="Georgia"/>
         <w:sz w:val="24"/>
       </w:rPr>
     </w:rPrDefault>
@@ -3884,6 +3884,10 @@
   <w:style w:default="1" w:styleId="Normal" w:type="paragraph">
     <w:name w:val="Normal"/>
     <w:qFormat/>
+    <w:rPr>
+      <w:rFonts w:ascii="Georgia" w:cs="Georgia" w:hAnsi="Georgia"/>
+      <w:sz w:val="24"/>
+    </w:rPr>
   </w:style>
   <w:style w:styleId="Heading1" w:type="paragraph">
     <w:name w:val="heading 1"/>
@@ -4333,7 +4337,7 @@
         <a:latin typeface="Latin Modern Sans"/>
       </a:majorFont>
       <a:minorFont>
-        <a:latin typeface="Latin Modern Roman"/>
+        <a:latin typeface="Georgia"/>
       </a:minorFont>
     </a:fontScheme>
     <a:fmtScheme name="Office"/>

--- a/chuyenDe/RW/docx/raw47/Reading/Level3/W7.docx
+++ b/chuyenDe/RW/docx/raw47/Reading/Level3/W7.docx
@@ -2724,6 +2724,7 @@
     <w:sectPr>
       <w:headerReference r:id="rId1" w:type="default"/>
       <w:headerReference r:id="rId2" w:type="first"/>
+      <w:footerReference r:id="rId3" w:type="first"/>
       <w:footerReference r:id="rId3" w:type="default"/>
       <w:titlePg/>
       <w:pgSz w:h="15840" w:w="12240"/>
@@ -2741,7 +2742,9 @@
 <w:ftr xmlns:w="http://schemas.openxmlformats.org/wordprocessingml/2006/main">
   <w:tbl>
     <w:tblPr>
-      <w:tblW w:w="5000" w:type="pct"/>
+      <w:tblW w:w="12240" w:type="dxa"/>
+      <w:tblInd w:w="-1134" w:type="dxa"/>
+      <w:tblLayout w:type="fixed"/>
       <w:tblBorders>
         <w:top w:val="nil"/>
         <w:left w:val="nil"/>
@@ -2752,7 +2755,7 @@
       </w:tblBorders>
     </w:tblPr>
     <w:tblGrid>
-      <w:gridCol w:w="5000"/>
+      <w:gridCol w:w="12240"/>
     </w:tblGrid>
     <w:tr>
       <w:trPr>
@@ -2771,17 +2774,51 @@
             <w:jc w:val="center"/>
             <w:spacing w:before="0" w:after="0"/>
           </w:pPr>
-          <w:fldSimple w:instr=" PAGE ">
-            <w:r>
-              <w:rPr>
-                <w:rFonts w:ascii="Latin Modern Sans" w:hAnsi="Latin Modern Sans" w:cs="Latin Modern Sans"/>
-                <w:color w:val="E52B20"/>
-                <w:b/>
-                <w:sz w:val="28"/>
-              </w:rPr>
-              <w:t>1</w:t>
-            </w:r>
-          </w:fldSimple>
+          <w:r>
+            <w:rPr>
+              <w:rFonts w:ascii="Latin Modern Sans" w:hAnsi="Latin Modern Sans" w:cs="Latin Modern Sans"/>
+              <w:color w:val="E52B20"/>
+              <w:b/>
+              <w:sz w:val="28"/>
+            </w:rPr>
+            <w:fldChar w:fldCharType="begin"/>
+          </w:r>
+          <w:r>
+            <w:rPr>
+              <w:rFonts w:ascii="Latin Modern Sans" w:hAnsi="Latin Modern Sans" w:cs="Latin Modern Sans"/>
+              <w:color w:val="E52B20"/>
+              <w:b/>
+              <w:sz w:val="28"/>
+            </w:rPr>
+            <w:instrText xml:space="preserve"> PAGE </w:instrText>
+          </w:r>
+          <w:r>
+            <w:rPr>
+              <w:rFonts w:ascii="Latin Modern Sans" w:hAnsi="Latin Modern Sans" w:cs="Latin Modern Sans"/>
+              <w:color w:val="E52B20"/>
+              <w:b/>
+              <w:sz w:val="28"/>
+            </w:rPr>
+            <w:fldChar w:fldCharType="separate"/>
+          </w:r>
+          <w:r>
+            <w:rPr>
+              <w:rFonts w:ascii="Latin Modern Sans" w:hAnsi="Latin Modern Sans" w:cs="Latin Modern Sans"/>
+              <w:color w:val="E52B20"/>
+              <w:b/>
+              <w:sz w:val="28"/>
+            </w:rPr>
+            <w:t>1</w:t>
+          </w:r>
+          <w:r>
+            <w:rPr>
+              <w:rFonts w:ascii="Latin Modern Sans" w:hAnsi="Latin Modern Sans" w:cs="Latin Modern Sans"/>
+              <w:color w:val="E52B20"/>
+              <w:b/>
+              <w:sz w:val="28"/>
+            </w:rPr>
+            <w:fldChar w:fldCharType="end"/>
+          </w:r>
         </w:p>
       </w:tc>
     </w:tr>
@@ -2821,38 +2858,11 @@
 
 <file path=word/header1.xml><?xml version="1.0" encoding="utf-8"?>
 <w:hdr xmlns:w="http://schemas.openxmlformats.org/wordprocessingml/2006/main" xmlns:r="http://schemas.openxmlformats.org/officeDocument/2006/relationships" xmlns:v="urn:schemas-microsoft-com:vml" xmlns:o="urn:schemas-microsoft-com:office:office">
-  <w:p>
-    <w:r>
-      <w:pict>
-        <v:shapetype id="_x0000_t75" coordsize="21600,21600" o:spt="75" o:preferrelative="t" path="m@4@5l@4@11@9@11@9@5xe" filled="t" stroked="f">
-          <v:stroke joinstyle="miter"/>
-          <v:formulas>
-            <v:f eqn="if lineDrawn pixelLineWidth 0"/>
-            <v:f eqn="sum @0 1 0"/>
-            <v:f eqn="sum 0 0 @1"/>
-            <v:f eqn="prod @2 1 2"/>
-            <v:f eqn="prod @3 21600 pixelWidth"/>
-            <v:f eqn="prod @3 21600 pixelHeight"/>
-            <v:f eqn="sum @0 0 1"/>
-            <v:f eqn="prod @6 1 2"/>
-            <v:f eqn="prod @7 21600 pixelWidth"/>
-            <v:f eqn="sum @8 21600 0"/>
-            <v:f eqn="prod @7 21600 pixelHeight"/>
-            <v:f eqn="sum @10 21600 0"/>
-          </v:formulas>
-          <v:path o:extrusionok="f" gradientshapeok="t" o:connecttype="rect"/>
-          <o:lock v:ext="edit" aspectratio="t"/>
-        </v:shapetype>
-        <v:shape id="WatermarkLogo" o:spid="_x0000_s2049" type="#_x0000_t75" style="position:absolute;margin-left:0;margin-top:0;width:450pt;height:450pt;z-index:-251654144;                       mso-position-horizontal:center;mso-position-horizontal-relative:page;                       mso-position-vertical:center;mso-position-vertical-relative:page;                       opacity:.03" o:allowincell="f" stroked="f">
-          <v:fill opacity=".03" o:opacity2=".03"/>
-          <v:imagedata r:id="rId1" o:title="logoTF" gain="19661f" blacklevel="22938f"/>
-        </v:shape>
-      </w:pict>
-    </w:r>
-  </w:p>
   <w:tbl>
     <w:tblPr>
-      <w:tblW w:w="5000" w:type="pct"/>
+      <w:tblW w:w="12240" w:type="dxa"/>
+      <w:tblInd w:w="-1134" w:type="dxa"/>
+      <w:tblLayout w:type="fixed"/>
       <w:tblBorders>
         <w:top w:val="nil"/>
         <w:left w:val="nil"/>
@@ -2863,7 +2873,7 @@
       </w:tblBorders>
     </w:tblPr>
     <w:tblGrid>
-      <w:gridCol w:w="5000"/>
+      <w:gridCol w:w="12240"/>
     </w:tblGrid>
     <w:tr>
       <w:trPr>
@@ -2931,11 +2941,6 @@
       </w:tc>
     </w:tr>
   </w:tbl>
-</w:hdr>
-</file>
-
-<file path=word/header2.xml><?xml version="1.0" encoding="utf-8"?>
-<w:hdr xmlns:w="http://schemas.openxmlformats.org/wordprocessingml/2006/main" xmlns:r="http://schemas.openxmlformats.org/officeDocument/2006/relationships" xmlns:v="urn:schemas-microsoft-com:vml" xmlns:o="urn:schemas-microsoft-com:office:office">
   <w:p>
     <w:r>
       <w:pict>
@@ -2965,9 +2970,16 @@
       </w:pict>
     </w:r>
   </w:p>
+</w:hdr>
+</file>
+
+<file path=word/header2.xml><?xml version="1.0" encoding="utf-8"?>
+<w:hdr xmlns:w="http://schemas.openxmlformats.org/wordprocessingml/2006/main" xmlns:r="http://schemas.openxmlformats.org/officeDocument/2006/relationships" xmlns:v="urn:schemas-microsoft-com:vml" xmlns:o="urn:schemas-microsoft-com:office:office">
   <w:tbl>
     <w:tblPr>
-      <w:tblW w:w="5000" w:type="pct"/>
+      <w:tblW w:w="12240" w:type="dxa"/>
+      <w:tblInd w:w="-1134" w:type="dxa"/>
+      <w:tblLayout w:type="fixed"/>
       <w:tblBorders>
         <w:top w:val="nil"/>
         <w:left w:val="nil"/>
@@ -2978,7 +2990,7 @@
       </w:tblBorders>
     </w:tblPr>
     <w:tblGrid>
-      <w:gridCol w:w="5000"/>
+      <w:gridCol w:w="12240"/>
     </w:tblGrid>
     <w:tr>
       <w:trPr>
@@ -3026,7 +3038,8 @@
         </w:tcPr>
         <w:tbl>
           <w:tblPr>
-            <w:tblW w:w="5000" w:type="pct"/>
+            <w:tblW w:w="12240" w:type="dxa"/>
+            <w:tblLayout w:type="fixed"/>
             <w:tblBorders>
               <w:top w:val="nil"/>
               <w:left w:val="nil"/>
@@ -3037,13 +3050,17 @@
             </w:tblBorders>
           </w:tblPr>
           <w:tblGrid>
-            <w:gridCol w:w="2500"/>
-            <w:gridCol w:w="2500"/>
+            <w:gridCol w:w="6120"/>
+            <w:gridCol w:w="6120"/>
           </w:tblGrid>
           <w:tr>
             <w:tc>
               <w:tcPr>
                 <w:shd w:val="clear" w:color="auto" w:fill="E52B20"/>
+                <w:tcMar>
+                  <w:left w:w="1134" w:type="dxa"/>
+                  <w:right w:w="240" w:type="dxa"/>
+                </w:tcMar>
               </w:tcPr>
               <w:p>
                 <w:pPr>
@@ -3063,6 +3080,10 @@
             <w:tc>
               <w:tcPr>
                 <w:shd w:val="clear" w:color="auto" w:fill="E52B20"/>
+                <w:tcMar>
+                  <w:left w:w="240" w:type="dxa"/>
+                  <w:right w:w="1134" w:type="dxa"/>
+                </w:tcMar>
               </w:tcPr>
               <w:p>
                 <w:pPr>
@@ -3084,6 +3105,35 @@
       </w:tc>
     </w:tr>
   </w:tbl>
+  <w:p>
+    <w:r>
+      <w:pict>
+        <v:shapetype id="_x0000_t75" coordsize="21600,21600" o:spt="75" o:preferrelative="t" path="m@4@5l@4@11@9@11@9@5xe" filled="t" stroked="f">
+          <v:stroke joinstyle="miter"/>
+          <v:formulas>
+            <v:f eqn="if lineDrawn pixelLineWidth 0"/>
+            <v:f eqn="sum @0 1 0"/>
+            <v:f eqn="sum 0 0 @1"/>
+            <v:f eqn="prod @2 1 2"/>
+            <v:f eqn="prod @3 21600 pixelWidth"/>
+            <v:f eqn="prod @3 21600 pixelHeight"/>
+            <v:f eqn="sum @0 0 1"/>
+            <v:f eqn="prod @6 1 2"/>
+            <v:f eqn="prod @7 21600 pixelWidth"/>
+            <v:f eqn="sum @8 21600 0"/>
+            <v:f eqn="prod @7 21600 pixelHeight"/>
+            <v:f eqn="sum @10 21600 0"/>
+          </v:formulas>
+          <v:path o:extrusionok="f" gradientshapeok="t" o:connecttype="rect"/>
+          <o:lock v:ext="edit" aspectratio="t"/>
+        </v:shapetype>
+        <v:shape id="WatermarkLogo" o:spid="_x0000_s2049" type="#_x0000_t75" style="position:absolute;margin-left:0;margin-top:0;width:450pt;height:450pt;z-index:-251654144;                       mso-position-horizontal:center;mso-position-horizontal-relative:page;                       mso-position-vertical:center;mso-position-vertical-relative:page;                       opacity:.03" o:allowincell="f" stroked="f">
+          <v:fill opacity=".03" o:opacity2=".03"/>
+          <v:imagedata r:id="rId1" o:title="logoTF" gain="19661f" blacklevel="22938f"/>
+        </v:shape>
+      </w:pict>
+    </w:r>
+  </w:p>
 </w:hdr>
 </file>
 

--- a/chuyenDe/RW/docx/raw47/Reading/Level3/W7.docx
+++ b/chuyenDe/RW/docx/raw47/Reading/Level3/W7.docx
@@ -4104,6 +4104,37 @@
       <w:sz w:val="24"/>
     </w:rPr>
   </w:style>
+  <w:style w:styleId="CDVocabTable" w:type="table">
+    <w:name w:val="CDVocabTable"/>
+    <w:basedOn w:val="TableNormal"/>
+    <w:tblPr>
+      <w:tblW w:type="pct" w:w="5000"/>
+      <w:tblBorders>
+        <w:top w:color="BFBFBF" w:space="0" w:sz="10" w:val="single"/>
+        <w:left w:color="BFBFBF" w:space="0" w:sz="10" w:val="single"/>
+        <w:bottom w:color="BFBFBF" w:space="0" w:sz="10" w:val="single"/>
+        <w:right w:color="BFBFBF" w:space="0" w:sz="10" w:val="single"/>
+        <w:insideH w:color="D0D0D0" w:space="0" w:sz="8" w:val="single"/>
+        <w:insideV w:color="D0D0D0" w:space="0" w:sz="8" w:val="single"/>
+      </w:tblBorders>
+      <w:tblCellMar>
+        <w:top w:type="dxa" w:w="80"/>
+        <w:left w:type="dxa" w:w="120"/>
+        <w:bottom w:type="dxa" w:w="80"/>
+        <w:right w:type="dxa" w:w="120"/>
+      </w:tblCellMar>
+    </w:tblPr>
+    <w:tblStylePr w:type="firstRow">
+      <w:tcPr>
+        <w:shd w:color="auto" w:fill="1F4E79" w:val="clear"/>
+      </w:tcPr>
+      <w:rPr>
+        <w:rFonts w:ascii="Latin Modern Sans" w:cs="Latin Modern Sans" w:hAnsi="Latin Modern Sans"/>
+        <w:b/>
+        <w:color w:val="FFFFFF"/>
+      </w:rPr>
+    </w:tblStylePr>
+  </w:style>
   <w:style w:type="paragraph" w:customStyle="1" w:styleId="SourceCode">
     <w:name w:val="Source Code"/>
     <w:basedOn w:val="Normal"/>

--- a/chuyenDe/RW/docx/raw47/Reading/Level3/W7.docx
+++ b/chuyenDe/RW/docx/raw47/Reading/Level3/W7.docx
@@ -159,58 +159,116 @@
     </ns0:p>
     <ns0:p>
       <ns0:pPr>
-        <ns0:pStyle ns0:val="CDSection"/>
-      </ns0:pPr>
-      <ns0:r>
-        <ns0:t xml:space="preserve">14 Many countries could legally fish Newfoundland waters because of treaties Newfoundland had made before becoming part of Canada.</ns0:t>
-      </ns0:r>
-    </ns0:p>
-    <ns0:p>
-      <ns0:pPr>
-        <ns0:pStyle ns0:val="CDSection"/>
-      </ns0:pPr>
-      <ns0:r>
-        <ns0:t xml:space="preserve">15 The establishment of the EEZ did not stop over-fishing in the Grand Banks.</ns0:t>
-      </ns0:r>
-    </ns0:p>
-    <ns0:p>
-      <ns0:pPr>
-        <ns0:pStyle ns0:val="CDSection"/>
-      </ns0:pPr>
-      <ns0:r>
-        <ns0:t xml:space="preserve">16 Natural disasters could cause oil to destroy what is left of the Grand Banks ecosystem.</ns0:t>
-      </ns0:r>
-    </ns0:p>
-    <ns0:p>
-      <ns0:pPr>
-        <ns0:pStyle ns0:val="CDSection"/>
-      </ns0:pPr>
-      <ns0:r>
-        <ns0:t xml:space="preserve">17 The original amount of fish in the Grand Banks was due to different temperature waters mixing.</ns0:t>
-      </ns0:r>
-    </ns0:p>
-    <ns0:p>
-      <ns0:pPr>
-        <ns0:pStyle ns0:val="CDSection"/>
-      </ns0:pPr>
-      <ns0:r>
-        <ns0:t xml:space="preserve">18 East Canadian fishermen were generally happy with the establishment of the Canadian EEZ.</ns0:t>
-      </ns0:r>
-    </ns0:p>
-    <ns0:p>
-      <ns0:pPr>
-        <ns0:pStyle ns0:val="CDSection"/>
-      </ns0:pPr>
-      <ns0:r>
-        <ns0:t xml:space="preserve">19 Grand Banks’ cod stocks are still 90 per cent lower than what they were in the 1960’s.</ns0:t>
-      </ns0:r>
-    </ns0:p>
-    <ns0:p>
-      <ns0:pPr>
-        <ns0:pStyle ns0:val="CDSection"/>
-      </ns0:pPr>
-      <ns0:r>
-        <ns0:t xml:space="preserve">20 The French were the first to prepare the cod on board their ships before going back to France.</ns0:t>
+        <ns0:pStyle ns0:val="CDQuestion"/>
+      </ns0:pPr>
+      <ns0:r>
+        <ns0:rPr>
+          <ns0:b/>
+          <ns0:bCs/>
+        </ns0:rPr>
+        <ns0:t xml:space="preserve">14.</ns0:t>
+      </ns0:r>
+      <ns0:r>
+        <ns0:t xml:space="preserve"> </ns0:t>
+      </ns0:r>
+      <ns0:r>
+        <ns0:t xml:space="preserve">Many countries could legally fish Newfoundland waters because of treaties Newfoundland had made before becoming part of Canada.</ns0:t>
+      </ns0:r>
+      <ns0:r>
+        <ns0:br/>
+      </ns0:r>
+      <ns0:r>
+        <ns0:rPr>
+          <ns0:b/>
+          <ns0:bCs/>
+        </ns0:rPr>
+        <ns0:t xml:space="preserve">15.</ns0:t>
+      </ns0:r>
+      <ns0:r>
+        <ns0:t xml:space="preserve"> </ns0:t>
+      </ns0:r>
+      <ns0:r>
+        <ns0:t xml:space="preserve">The establishment of the EEZ did not stop over-fishing in the Grand Banks.</ns0:t>
+      </ns0:r>
+      <ns0:r>
+        <ns0:br/>
+      </ns0:r>
+      <ns0:r>
+        <ns0:rPr>
+          <ns0:b/>
+          <ns0:bCs/>
+        </ns0:rPr>
+        <ns0:t xml:space="preserve">16.</ns0:t>
+      </ns0:r>
+      <ns0:r>
+        <ns0:t xml:space="preserve"> </ns0:t>
+      </ns0:r>
+      <ns0:r>
+        <ns0:t xml:space="preserve">Natural disasters could cause oil to destroy what is left of the Grand Banks ecosystem.</ns0:t>
+      </ns0:r>
+      <ns0:r>
+        <ns0:br/>
+      </ns0:r>
+      <ns0:r>
+        <ns0:rPr>
+          <ns0:b/>
+          <ns0:bCs/>
+        </ns0:rPr>
+        <ns0:t xml:space="preserve">17.</ns0:t>
+      </ns0:r>
+      <ns0:r>
+        <ns0:t xml:space="preserve"> </ns0:t>
+      </ns0:r>
+      <ns0:r>
+        <ns0:t xml:space="preserve">The original amount of fish in the Grand Banks was due to different temperature waters mixing.</ns0:t>
+      </ns0:r>
+      <ns0:r>
+        <ns0:br/>
+      </ns0:r>
+      <ns0:r>
+        <ns0:rPr>
+          <ns0:b/>
+          <ns0:bCs/>
+        </ns0:rPr>
+        <ns0:t xml:space="preserve">18.</ns0:t>
+      </ns0:r>
+      <ns0:r>
+        <ns0:t xml:space="preserve"> </ns0:t>
+      </ns0:r>
+      <ns0:r>
+        <ns0:t xml:space="preserve">East Canadian fishermen were generally happy with the establishment of the Canadian EEZ.</ns0:t>
+      </ns0:r>
+      <ns0:r>
+        <ns0:br/>
+      </ns0:r>
+      <ns0:r>
+        <ns0:rPr>
+          <ns0:b/>
+          <ns0:bCs/>
+        </ns0:rPr>
+        <ns0:t xml:space="preserve">19.</ns0:t>
+      </ns0:r>
+      <ns0:r>
+        <ns0:t xml:space="preserve"> </ns0:t>
+      </ns0:r>
+      <ns0:r>
+        <ns0:t xml:space="preserve">Grand Banks’ cod stocks are still 90 per cent lower than what they were in the 1960’s.</ns0:t>
+      </ns0:r>
+      <ns0:r>
+        <ns0:br/>
+      </ns0:r>
+      <ns0:r>
+        <ns0:rPr>
+          <ns0:b/>
+          <ns0:bCs/>
+        </ns0:rPr>
+        <ns0:t xml:space="preserve">20.</ns0:t>
+      </ns0:r>
+      <ns0:r>
+        <ns0:t xml:space="preserve"> </ns0:t>
+      </ns0:r>
+      <ns0:r>
+        <ns0:t xml:space="preserve">The French were the first to prepare the cod on board their ships before going back to France.</ns0:t>
       </ns0:r>
     </ns0:p>
     <ns0:bookmarkEnd ns0:id="13"/>
@@ -241,124 +299,538 @@
     </ns0:p>
     <ns0:p>
       <ns0:pPr>
-        <ns0:pStyle ns0:val="CDSection"/>
-      </ns0:pPr>
-      <ns0:r>
-        <ns0:t xml:space="preserve">21 The first English fishermen to come to the Grand Banks to fish</ns0:t>
-      </ns0:r>
-    </ns0:p>
-    <ns0:p>
-      <ns0:pPr>
-        <ns0:pStyle ns0:val="CDSection"/>
-      </ns0:pPr>
-      <ns0:r>
-        <ns0:t xml:space="preserve">A were told about the fishery by Basque fishermen.</ns0:t>
-      </ns0:r>
-    </ns0:p>
-    <ns0:p>
-      <ns0:pPr>
-        <ns0:pStyle ns0:val="CDSection"/>
-      </ns0:pPr>
-      <ns0:r>
-        <ns0:t xml:space="preserve">B were sent word about the fishery from the first American colonists.</ns0:t>
-      </ns0:r>
-    </ns0:p>
-    <ns0:p>
-      <ns0:pPr>
-        <ns0:pStyle ns0:val="CDSection"/>
-      </ns0:pPr>
-      <ns0:r>
-        <ns0:t xml:space="preserve">C acted on information from previous Viking expeditions.</ns0:t>
-      </ns0:r>
-    </ns0:p>
-    <ns0:p>
-      <ns0:pPr>
-        <ns0:pStyle ns0:val="CDSection"/>
-      </ns0:pPr>
-      <ns0:r>
-        <ns0:t xml:space="preserve">D discovered the fishery themselves while exploring.</ns0:t>
-      </ns0:r>
-    </ns0:p>
-    <ns0:p>
-      <ns0:pPr>
-        <ns0:pStyle ns0:val="CDSection"/>
-      </ns0:pPr>
-      <ns0:r>
-        <ns0:t xml:space="preserve">22 John Cabot’s reports of the Grand Banks</ns0:t>
-      </ns0:r>
-    </ns0:p>
-    <ns0:p>
-      <ns0:pPr>
-        <ns0:pStyle ns0:val="CDSection"/>
-      </ns0:pPr>
-      <ns0:r>
-        <ns0:t xml:space="preserve">A led to the establishment of the Canadian EEZ.</ns0:t>
-      </ns0:r>
-    </ns0:p>
-    <ns0:p>
-      <ns0:pPr>
-        <ns0:pStyle ns0:val="CDSection"/>
-      </ns0:pPr>
-      <ns0:r>
-        <ns0:t xml:space="preserve">B meant the fishery was well known in Europe.</ns0:t>
-      </ns0:r>
-    </ns0:p>
-    <ns0:p>
-      <ns0:pPr>
-        <ns0:pStyle ns0:val="CDSection"/>
-      </ns0:pPr>
-      <ns0:r>
-        <ns0:t xml:space="preserve">C led to fighting between rival fishing fleets.</ns0:t>
-      </ns0:r>
-    </ns0:p>
-    <ns0:p>
-      <ns0:pPr>
-        <ns0:pStyle ns0:val="CDSection"/>
-      </ns0:pPr>
-      <ns0:r>
-        <ns0:t xml:space="preserve">D were not immediately publicised, so that English fishermen could benefit.</ns0:t>
-      </ns0:r>
-    </ns0:p>
-    <ns0:p>
-      <ns0:pPr>
-        <ns0:pStyle ns0:val="CDSection"/>
-      </ns0:pPr>
-      <ns0:r>
-        <ns0:t xml:space="preserve">23 The establishment of the Canadian EEZ</ns0:t>
-      </ns0:r>
-    </ns0:p>
-    <ns0:p>
-      <ns0:pPr>
-        <ns0:pStyle ns0:val="CDSection"/>
-      </ns0:pPr>
-      <ns0:r>
-        <ns0:t xml:space="preserve">A did not stop foreign fishermen from fishing the Grand Banks.</ns0:t>
-      </ns0:r>
-    </ns0:p>
-    <ns0:p>
-      <ns0:pPr>
-        <ns0:pStyle ns0:val="CDSection"/>
-      </ns0:pPr>
-      <ns0:r>
-        <ns0:t xml:space="preserve">B was not ratified by the United Nations.</ns0:t>
-      </ns0:r>
-    </ns0:p>
-    <ns0:p>
-      <ns0:pPr>
-        <ns0:pStyle ns0:val="CDSection"/>
-      </ns0:pPr>
-      <ns0:r>
-        <ns0:t xml:space="preserve">C temporarily stopped the over-fishing of cod in the Grand Banks.</ns0:t>
-      </ns0:r>
-    </ns0:p>
-    <ns0:p>
-      <ns0:pPr>
-        <ns0:pStyle ns0:val="CDSection"/>
-      </ns0:pPr>
-      <ns0:r>
-        <ns0:t xml:space="preserve">D meant Canadian fishermen were excluded from fishing the Grand Banks.</ns0:t>
-      </ns0:r>
-    </ns0:p>
+        <ns0:pStyle ns0:val="CDQuestion"/>
+      </ns0:pPr>
+      <ns0:r>
+        <ns0:rPr>
+          <ns0:b/>
+          <ns0:bCs/>
+        </ns0:rPr>
+        <ns0:t xml:space="preserve">21.</ns0:t>
+      </ns0:r>
+      <ns0:r>
+        <ns0:t xml:space="preserve"> </ns0:t>
+      </ns0:r>
+      <ns0:r>
+        <ns0:t xml:space="preserve">The first English fishermen to come to the Grand Banks to fish</ns0:t>
+      </ns0:r>
+    </ns0:p>
+    <ns0:tbl>
+      <ns0:tblPr>
+        <ns0:tblStyle ns0:val="CDOptionTable"/>
+        <ns0:tblW ns0:type="pct" ns0:w="5000"/>
+        <ns0:tblLayout ns0:type="fixed"/>
+        <ns0:tblLook ns0:firstRow="1" ns0:lastRow="0" ns0:firstColumn="0" ns0:lastColumn="0" ns0:noHBand="0" ns0:noVBand="0" ns0:val="0020"/>
+        <ns0:jc ns0:val="center"/>
+      </ns0:tblPr>
+      <ns0:tblGrid>
+        <ns0:gridCol ns0:w="3960"/>
+        <ns0:gridCol ns0:w="3960"/>
+      </ns0:tblGrid>
+      <ns0:tr>
+        <ns0:trPr>
+          <ns0:tblHeader ns0:val="on"/>
+        </ns0:trPr>
+        <ns0:tc>
+          <ns0:tcPr/>
+          <ns0:p>
+            <ns0:pPr>
+              <ns0:pStyle ns0:val="Compact"/>
+            </ns0:pPr>
+            <ns0:r>
+              <ns0:rPr>
+                <ns0:b/>
+                <ns0:bCs/>
+              </ns0:rPr>
+              <ns0:t xml:space="preserve">Option</ns0:t>
+            </ns0:r>
+          </ns0:p>
+        </ns0:tc>
+        <ns0:tc>
+          <ns0:tcPr/>
+          <ns0:p>
+            <ns0:pPr>
+              <ns0:pStyle ns0:val="Compact"/>
+            </ns0:pPr>
+            <ns0:r>
+              <ns0:rPr>
+                <ns0:b/>
+                <ns0:bCs/>
+              </ns0:rPr>
+              <ns0:t xml:space="preserve">Person/Choice</ns0:t>
+            </ns0:r>
+          </ns0:p>
+        </ns0:tc>
+      </ns0:tr>
+      <ns0:tr>
+        <ns0:tc>
+          <ns0:tcPr/>
+          <ns0:p>
+            <ns0:pPr>
+              <ns0:pStyle ns0:val="Compact"/>
+            </ns0:pPr>
+            <ns0:r>
+              <ns0:rPr>
+                <ns0:b/>
+                <ns0:bCs/>
+              </ns0:rPr>
+              <ns0:t xml:space="preserve">A</ns0:t>
+            </ns0:r>
+          </ns0:p>
+        </ns0:tc>
+        <ns0:tc>
+          <ns0:tcPr/>
+          <ns0:p>
+            <ns0:pPr>
+              <ns0:pStyle ns0:val="Compact"/>
+            </ns0:pPr>
+            <ns0:r>
+              <ns0:t xml:space="preserve">were told about the fishery by Basque fishermen.</ns0:t>
+            </ns0:r>
+          </ns0:p>
+        </ns0:tc>
+      </ns0:tr>
+      <ns0:tr>
+        <ns0:tc>
+          <ns0:tcPr/>
+          <ns0:p>
+            <ns0:pPr>
+              <ns0:pStyle ns0:val="Compact"/>
+            </ns0:pPr>
+            <ns0:r>
+              <ns0:rPr>
+                <ns0:b/>
+                <ns0:bCs/>
+              </ns0:rPr>
+              <ns0:t xml:space="preserve">B</ns0:t>
+            </ns0:r>
+          </ns0:p>
+        </ns0:tc>
+        <ns0:tc>
+          <ns0:tcPr/>
+          <ns0:p>
+            <ns0:pPr>
+              <ns0:pStyle ns0:val="Compact"/>
+            </ns0:pPr>
+            <ns0:r>
+              <ns0:t xml:space="preserve">were sent word about the fishery from the first American colonists.</ns0:t>
+            </ns0:r>
+          </ns0:p>
+        </ns0:tc>
+      </ns0:tr>
+      <ns0:tr>
+        <ns0:tc>
+          <ns0:tcPr/>
+          <ns0:p>
+            <ns0:pPr>
+              <ns0:pStyle ns0:val="Compact"/>
+            </ns0:pPr>
+            <ns0:r>
+              <ns0:rPr>
+                <ns0:b/>
+                <ns0:bCs/>
+              </ns0:rPr>
+              <ns0:t xml:space="preserve">C</ns0:t>
+            </ns0:r>
+          </ns0:p>
+        </ns0:tc>
+        <ns0:tc>
+          <ns0:tcPr/>
+          <ns0:p>
+            <ns0:pPr>
+              <ns0:pStyle ns0:val="Compact"/>
+            </ns0:pPr>
+            <ns0:r>
+              <ns0:t xml:space="preserve">acted on information from previous Viking expeditions.</ns0:t>
+            </ns0:r>
+          </ns0:p>
+        </ns0:tc>
+      </ns0:tr>
+      <ns0:tr>
+        <ns0:tc>
+          <ns0:tcPr/>
+          <ns0:p>
+            <ns0:pPr>
+              <ns0:pStyle ns0:val="Compact"/>
+            </ns0:pPr>
+            <ns0:r>
+              <ns0:rPr>
+                <ns0:b/>
+                <ns0:bCs/>
+              </ns0:rPr>
+              <ns0:t xml:space="preserve">D</ns0:t>
+            </ns0:r>
+          </ns0:p>
+        </ns0:tc>
+        <ns0:tc>
+          <ns0:tcPr/>
+          <ns0:p>
+            <ns0:pPr>
+              <ns0:pStyle ns0:val="Compact"/>
+            </ns0:pPr>
+            <ns0:r>
+              <ns0:t xml:space="preserve">discovered the fishery themselves while exploring.</ns0:t>
+            </ns0:r>
+          </ns0:p>
+        </ns0:tc>
+      </ns0:tr>
+    </ns0:tbl>
+    <ns0:p>
+      <ns0:pPr>
+        <ns0:pStyle ns0:val="CDQuestion"/>
+      </ns0:pPr>
+      <ns0:r>
+        <ns0:rPr>
+          <ns0:b/>
+          <ns0:bCs/>
+        </ns0:rPr>
+        <ns0:t xml:space="preserve">22.</ns0:t>
+      </ns0:r>
+      <ns0:r>
+        <ns0:t xml:space="preserve"> </ns0:t>
+      </ns0:r>
+      <ns0:r>
+        <ns0:t xml:space="preserve">John Cabot’s reports of the Grand Banks</ns0:t>
+      </ns0:r>
+    </ns0:p>
+    <ns0:tbl>
+      <ns0:tblPr>
+        <ns0:tblStyle ns0:val="CDOptionTable"/>
+        <ns0:tblW ns0:type="pct" ns0:w="5000"/>
+        <ns0:tblLayout ns0:type="fixed"/>
+        <ns0:tblLook ns0:firstRow="1" ns0:lastRow="0" ns0:firstColumn="0" ns0:lastColumn="0" ns0:noHBand="0" ns0:noVBand="0" ns0:val="0020"/>
+        <ns0:jc ns0:val="center"/>
+      </ns0:tblPr>
+      <ns0:tblGrid>
+        <ns0:gridCol ns0:w="3960"/>
+        <ns0:gridCol ns0:w="3960"/>
+      </ns0:tblGrid>
+      <ns0:tr>
+        <ns0:trPr>
+          <ns0:tblHeader ns0:val="on"/>
+        </ns0:trPr>
+        <ns0:tc>
+          <ns0:tcPr/>
+          <ns0:p>
+            <ns0:pPr>
+              <ns0:pStyle ns0:val="Compact"/>
+            </ns0:pPr>
+            <ns0:r>
+              <ns0:rPr>
+                <ns0:b/>
+                <ns0:bCs/>
+              </ns0:rPr>
+              <ns0:t xml:space="preserve">Option</ns0:t>
+            </ns0:r>
+          </ns0:p>
+        </ns0:tc>
+        <ns0:tc>
+          <ns0:tcPr/>
+          <ns0:p>
+            <ns0:pPr>
+              <ns0:pStyle ns0:val="Compact"/>
+            </ns0:pPr>
+            <ns0:r>
+              <ns0:rPr>
+                <ns0:b/>
+                <ns0:bCs/>
+              </ns0:rPr>
+              <ns0:t xml:space="preserve">Person/Choice</ns0:t>
+            </ns0:r>
+          </ns0:p>
+        </ns0:tc>
+      </ns0:tr>
+      <ns0:tr>
+        <ns0:tc>
+          <ns0:tcPr/>
+          <ns0:p>
+            <ns0:pPr>
+              <ns0:pStyle ns0:val="Compact"/>
+            </ns0:pPr>
+            <ns0:r>
+              <ns0:rPr>
+                <ns0:b/>
+                <ns0:bCs/>
+              </ns0:rPr>
+              <ns0:t xml:space="preserve">A</ns0:t>
+            </ns0:r>
+          </ns0:p>
+        </ns0:tc>
+        <ns0:tc>
+          <ns0:tcPr/>
+          <ns0:p>
+            <ns0:pPr>
+              <ns0:pStyle ns0:val="Compact"/>
+            </ns0:pPr>
+            <ns0:r>
+              <ns0:t xml:space="preserve">led to the establishment of the Canadian EEZ.</ns0:t>
+            </ns0:r>
+          </ns0:p>
+        </ns0:tc>
+      </ns0:tr>
+      <ns0:tr>
+        <ns0:tc>
+          <ns0:tcPr/>
+          <ns0:p>
+            <ns0:pPr>
+              <ns0:pStyle ns0:val="Compact"/>
+            </ns0:pPr>
+            <ns0:r>
+              <ns0:rPr>
+                <ns0:b/>
+                <ns0:bCs/>
+              </ns0:rPr>
+              <ns0:t xml:space="preserve">B</ns0:t>
+            </ns0:r>
+          </ns0:p>
+        </ns0:tc>
+        <ns0:tc>
+          <ns0:tcPr/>
+          <ns0:p>
+            <ns0:pPr>
+              <ns0:pStyle ns0:val="Compact"/>
+            </ns0:pPr>
+            <ns0:r>
+              <ns0:t xml:space="preserve">meant the fishery was well known in Europe.</ns0:t>
+            </ns0:r>
+          </ns0:p>
+        </ns0:tc>
+      </ns0:tr>
+      <ns0:tr>
+        <ns0:tc>
+          <ns0:tcPr/>
+          <ns0:p>
+            <ns0:pPr>
+              <ns0:pStyle ns0:val="Compact"/>
+            </ns0:pPr>
+            <ns0:r>
+              <ns0:rPr>
+                <ns0:b/>
+                <ns0:bCs/>
+              </ns0:rPr>
+              <ns0:t xml:space="preserve">C</ns0:t>
+            </ns0:r>
+          </ns0:p>
+        </ns0:tc>
+        <ns0:tc>
+          <ns0:tcPr/>
+          <ns0:p>
+            <ns0:pPr>
+              <ns0:pStyle ns0:val="Compact"/>
+            </ns0:pPr>
+            <ns0:r>
+              <ns0:t xml:space="preserve">led to fighting between rival fishing fleets.</ns0:t>
+            </ns0:r>
+          </ns0:p>
+        </ns0:tc>
+      </ns0:tr>
+      <ns0:tr>
+        <ns0:tc>
+          <ns0:tcPr/>
+          <ns0:p>
+            <ns0:pPr>
+              <ns0:pStyle ns0:val="Compact"/>
+            </ns0:pPr>
+            <ns0:r>
+              <ns0:rPr>
+                <ns0:b/>
+                <ns0:bCs/>
+              </ns0:rPr>
+              <ns0:t xml:space="preserve">D</ns0:t>
+            </ns0:r>
+          </ns0:p>
+        </ns0:tc>
+        <ns0:tc>
+          <ns0:tcPr/>
+          <ns0:p>
+            <ns0:pPr>
+              <ns0:pStyle ns0:val="Compact"/>
+            </ns0:pPr>
+            <ns0:r>
+              <ns0:t xml:space="preserve">were not immediately publicised, so that English fishermen could benefit.</ns0:t>
+            </ns0:r>
+          </ns0:p>
+        </ns0:tc>
+      </ns0:tr>
+    </ns0:tbl>
+    <ns0:p>
+      <ns0:pPr>
+        <ns0:pStyle ns0:val="CDQuestion"/>
+      </ns0:pPr>
+      <ns0:r>
+        <ns0:rPr>
+          <ns0:b/>
+          <ns0:bCs/>
+        </ns0:rPr>
+        <ns0:t xml:space="preserve">23.</ns0:t>
+      </ns0:r>
+      <ns0:r>
+        <ns0:t xml:space="preserve"> </ns0:t>
+      </ns0:r>
+      <ns0:r>
+        <ns0:t xml:space="preserve">The establishment of the Canadian EEZ</ns0:t>
+      </ns0:r>
+    </ns0:p>
+    <ns0:tbl>
+      <ns0:tblPr>
+        <ns0:tblStyle ns0:val="CDOptionTable"/>
+        <ns0:tblW ns0:type="pct" ns0:w="5000"/>
+        <ns0:tblLayout ns0:type="fixed"/>
+        <ns0:tblLook ns0:firstRow="1" ns0:lastRow="0" ns0:firstColumn="0" ns0:lastColumn="0" ns0:noHBand="0" ns0:noVBand="0" ns0:val="0020"/>
+        <ns0:jc ns0:val="center"/>
+      </ns0:tblPr>
+      <ns0:tblGrid>
+        <ns0:gridCol ns0:w="3960"/>
+        <ns0:gridCol ns0:w="3960"/>
+      </ns0:tblGrid>
+      <ns0:tr>
+        <ns0:trPr>
+          <ns0:tblHeader ns0:val="on"/>
+        </ns0:trPr>
+        <ns0:tc>
+          <ns0:tcPr/>
+          <ns0:p>
+            <ns0:pPr>
+              <ns0:pStyle ns0:val="Compact"/>
+            </ns0:pPr>
+            <ns0:r>
+              <ns0:rPr>
+                <ns0:b/>
+                <ns0:bCs/>
+              </ns0:rPr>
+              <ns0:t xml:space="preserve">Option</ns0:t>
+            </ns0:r>
+          </ns0:p>
+        </ns0:tc>
+        <ns0:tc>
+          <ns0:tcPr/>
+          <ns0:p>
+            <ns0:pPr>
+              <ns0:pStyle ns0:val="Compact"/>
+            </ns0:pPr>
+            <ns0:r>
+              <ns0:rPr>
+                <ns0:b/>
+                <ns0:bCs/>
+              </ns0:rPr>
+              <ns0:t xml:space="preserve">Person/Choice</ns0:t>
+            </ns0:r>
+          </ns0:p>
+        </ns0:tc>
+      </ns0:tr>
+      <ns0:tr>
+        <ns0:tc>
+          <ns0:tcPr/>
+          <ns0:p>
+            <ns0:pPr>
+              <ns0:pStyle ns0:val="Compact"/>
+            </ns0:pPr>
+            <ns0:r>
+              <ns0:rPr>
+                <ns0:b/>
+                <ns0:bCs/>
+              </ns0:rPr>
+              <ns0:t xml:space="preserve">A</ns0:t>
+            </ns0:r>
+          </ns0:p>
+        </ns0:tc>
+        <ns0:tc>
+          <ns0:tcPr/>
+          <ns0:p>
+            <ns0:pPr>
+              <ns0:pStyle ns0:val="Compact"/>
+            </ns0:pPr>
+            <ns0:r>
+              <ns0:t xml:space="preserve">did not stop foreign fishermen from fishing the Grand Banks.</ns0:t>
+            </ns0:r>
+          </ns0:p>
+        </ns0:tc>
+      </ns0:tr>
+      <ns0:tr>
+        <ns0:tc>
+          <ns0:tcPr/>
+          <ns0:p>
+            <ns0:pPr>
+              <ns0:pStyle ns0:val="Compact"/>
+            </ns0:pPr>
+            <ns0:r>
+              <ns0:rPr>
+                <ns0:b/>
+                <ns0:bCs/>
+              </ns0:rPr>
+              <ns0:t xml:space="preserve">B</ns0:t>
+            </ns0:r>
+          </ns0:p>
+        </ns0:tc>
+        <ns0:tc>
+          <ns0:tcPr/>
+          <ns0:p>
+            <ns0:pPr>
+              <ns0:pStyle ns0:val="Compact"/>
+            </ns0:pPr>
+            <ns0:r>
+              <ns0:t xml:space="preserve">was not ratified by the United Nations.</ns0:t>
+            </ns0:r>
+          </ns0:p>
+        </ns0:tc>
+      </ns0:tr>
+      <ns0:tr>
+        <ns0:tc>
+          <ns0:tcPr/>
+          <ns0:p>
+            <ns0:pPr>
+              <ns0:pStyle ns0:val="Compact"/>
+            </ns0:pPr>
+            <ns0:r>
+              <ns0:rPr>
+                <ns0:b/>
+                <ns0:bCs/>
+              </ns0:rPr>
+              <ns0:t xml:space="preserve">C</ns0:t>
+            </ns0:r>
+          </ns0:p>
+        </ns0:tc>
+        <ns0:tc>
+          <ns0:tcPr/>
+          <ns0:p>
+            <ns0:pPr>
+              <ns0:pStyle ns0:val="Compact"/>
+            </ns0:pPr>
+            <ns0:r>
+              <ns0:t xml:space="preserve">temporarily stopped the over-fishing of cod in the Grand Banks.</ns0:t>
+            </ns0:r>
+          </ns0:p>
+        </ns0:tc>
+      </ns0:tr>
+      <ns0:tr>
+        <ns0:tc>
+          <ns0:tcPr/>
+          <ns0:p>
+            <ns0:pPr>
+              <ns0:pStyle ns0:val="Compact"/>
+            </ns0:pPr>
+            <ns0:r>
+              <ns0:rPr>
+                <ns0:b/>
+                <ns0:bCs/>
+              </ns0:rPr>
+              <ns0:t xml:space="preserve">D</ns0:t>
+            </ns0:r>
+          </ns0:p>
+        </ns0:tc>
+        <ns0:tc>
+          <ns0:tcPr/>
+          <ns0:p>
+            <ns0:pPr>
+              <ns0:pStyle ns0:val="Compact"/>
+            </ns0:pPr>
+            <ns0:r>
+              <ns0:t xml:space="preserve">meant Canadian fishermen were excluded from fishing the Grand Banks.</ns0:t>
+            </ns0:r>
+          </ns0:p>
+        </ns0:tc>
+      </ns0:tr>
+    </ns0:tbl>
     <ns0:bookmarkEnd ns0:id="14"/>
     <ns0:bookmarkStart ns0:id="15" ns0:name="questions-24-26"/>
     <ns0:p>
@@ -371,10 +843,205 @@
     </ns0:p>
     <ns0:p>
       <ns0:pPr>
+        <ns0:pStyle ns0:val="CDNote"/>
+      </ns0:pPr>
+      <ns0:r>
+        <ns0:t xml:space="preserve">Do the following statements agree with the information given in the text?</ns0:t>
+      </ns0:r>
+    </ns0:p>
+    <ns0:p>
+      <ns0:pPr>
+        <ns0:pStyle ns0:val="CDNote"/>
+      </ns0:pPr>
+      <ns0:r>
+        <ns0:t xml:space="preserve">In boxes 24-26 on your answer sheet write:</ns0:t>
+      </ns0:r>
+    </ns0:p>
+    <ns0:tbl>
+      <ns0:tblPr>
+        <ns0:tblStyle ns0:val="CDOptionTable"/>
+        <ns0:tblW ns0:type="pct" ns0:w="5000"/>
+        <ns0:tblLayout ns0:type="fixed"/>
+        <ns0:tblLook ns0:firstRow="1" ns0:lastRow="0" ns0:firstColumn="0" ns0:lastColumn="0" ns0:noHBand="0" ns0:noVBand="0" ns0:val="0020"/>
+        <ns0:jc ns0:val="center"/>
+      </ns0:tblPr>
+      <ns0:tblGrid>
+        <ns0:gridCol ns0:w="3960"/>
+        <ns0:gridCol ns0:w="3960"/>
+      </ns0:tblGrid>
+      <ns0:tr>
+        <ns0:trPr>
+          <ns0:tblHeader ns0:val="on"/>
+        </ns0:trPr>
+        <ns0:tc>
+          <ns0:tcPr/>
+          <ns0:p>
+            <ns0:pPr>
+              <ns0:pStyle ns0:val="Compact"/>
+            </ns0:pPr>
+            <ns0:r>
+              <ns0:t xml:space="preserve">Option</ns0:t>
+            </ns0:r>
+          </ns0:p>
+        </ns0:tc>
+        <ns0:tc>
+          <ns0:tcPr/>
+          <ns0:p>
+            <ns0:pPr>
+              <ns0:pStyle ns0:val="Compact"/>
+            </ns0:pPr>
+            <ns0:r>
+              <ns0:t xml:space="preserve">Meaning</ns0:t>
+            </ns0:r>
+          </ns0:p>
+        </ns0:tc>
+      </ns0:tr>
+      <ns0:tr>
+        <ns0:tc>
+          <ns0:tcPr/>
+          <ns0:p>
+            <ns0:pPr>
+              <ns0:pStyle ns0:val="Compact"/>
+            </ns0:pPr>
+            <ns0:r>
+              <ns0:rPr>
+                <ns0:b/>
+                <ns0:bCs/>
+              </ns0:rPr>
+              <ns0:t xml:space="preserve">TRUE</ns0:t>
+            </ns0:r>
+          </ns0:p>
+        </ns0:tc>
+        <ns0:tc>
+          <ns0:tcPr/>
+          <ns0:p>
+            <ns0:pPr>
+              <ns0:pStyle ns0:val="Compact"/>
+            </ns0:pPr>
+            <ns0:r>
+              <ns0:t xml:space="preserve">the statement agrees with the information</ns0:t>
+            </ns0:r>
+          </ns0:p>
+        </ns0:tc>
+      </ns0:tr>
+      <ns0:tr>
+        <ns0:tc>
+          <ns0:tcPr/>
+          <ns0:p>
+            <ns0:pPr>
+              <ns0:pStyle ns0:val="Compact"/>
+            </ns0:pPr>
+            <ns0:r>
+              <ns0:rPr>
+                <ns0:b/>
+                <ns0:bCs/>
+              </ns0:rPr>
+              <ns0:t xml:space="preserve">FALSE</ns0:t>
+            </ns0:r>
+          </ns0:p>
+        </ns0:tc>
+        <ns0:tc>
+          <ns0:tcPr/>
+          <ns0:p>
+            <ns0:pPr>
+              <ns0:pStyle ns0:val="Compact"/>
+            </ns0:pPr>
+            <ns0:r>
+              <ns0:t xml:space="preserve">the statement contradicts the information</ns0:t>
+            </ns0:r>
+          </ns0:p>
+        </ns0:tc>
+      </ns0:tr>
+      <ns0:tr>
+        <ns0:tc>
+          <ns0:tcPr/>
+          <ns0:p>
+            <ns0:pPr>
+              <ns0:pStyle ns0:val="Compact"/>
+            </ns0:pPr>
+            <ns0:r>
+              <ns0:rPr>
+                <ns0:b/>
+                <ns0:bCs/>
+              </ns0:rPr>
+              <ns0:t xml:space="preserve">NOT GIVEN</ns0:t>
+            </ns0:r>
+          </ns0:p>
+        </ns0:tc>
+        <ns0:tc>
+          <ns0:tcPr/>
+          <ns0:p>
+            <ns0:pPr>
+              <ns0:pStyle ns0:val="Compact"/>
+            </ns0:pPr>
+            <ns0:r>
+              <ns0:t xml:space="preserve">there is no information on this</ns0:t>
+            </ns0:r>
+          </ns0:p>
+        </ns0:tc>
+      </ns0:tr>
+    </ns0:tbl>
+    <ns0:p>
+      <ns0:pPr>
+        <ns0:pStyle ns0:val="CDQuestion"/>
+      </ns0:pPr>
+      <ns0:r>
+        <ns0:rPr>
+          <ns0:b/>
+          <ns0:bCs/>
+        </ns0:rPr>
+        <ns0:t xml:space="preserve">24.</ns0:t>
+      </ns0:r>
+      <ns0:r>
+        <ns0:t xml:space="preserve"> </ns0:t>
+      </ns0:r>
+      <ns0:r>
+        <ns0:t xml:space="preserve">Even now, cod stocks have shown no signs of recovery in the Grand Banks.</ns0:t>
+      </ns0:r>
+      <ns0:r>
+        <ns0:br/>
+      </ns0:r>
+      <ns0:r>
+        <ns0:rPr>
+          <ns0:b/>
+          <ns0:bCs/>
+        </ns0:rPr>
+        <ns0:t xml:space="preserve">25.</ns0:t>
+      </ns0:r>
+      <ns0:r>
+        <ns0:t xml:space="preserve"> </ns0:t>
+      </ns0:r>
+      <ns0:r>
+        <ns0:t xml:space="preserve">Initial efforts to extract oil from the Grand Banks’ Hibernia oil field were unsuccessful.</ns0:t>
+      </ns0:r>
+      <ns0:r>
+        <ns0:br/>
+      </ns0:r>
+      <ns0:r>
+        <ns0:rPr>
+          <ns0:b/>
+          <ns0:bCs/>
+        </ns0:rPr>
+        <ns0:t xml:space="preserve">26.</ns0:t>
+      </ns0:r>
+      <ns0:r>
+        <ns0:t xml:space="preserve"> </ns0:t>
+      </ns0:r>
+      <ns0:r>
+        <ns0:t xml:space="preserve">Oil exploration companies have to follow strict safety controls imposed by the Canadian government.</ns0:t>
+      </ns0:r>
+    </ns0:p>
+    <ns0:p>
+      <ns0:pPr>
         <ns0:pStyle ns0:val="CDSection"/>
       </ns0:pPr>
       <ns0:r>
-        <ns0:t xml:space="preserve">Do the following statements agree with the information given in the text?</ns0:t>
+        <ns0:rPr>
+          <ns0:rStyle ns0:val="CDBlue"/>
+          <ns0:b/>
+          <ns0:bCs/>
+        </ns0:rPr>
+        <ns0:t xml:space="preserve">Hướng dẫn giải</ns0:t>
       </ns0:r>
     </ns0:p>
     <ns0:p>
@@ -382,7 +1049,7 @@
         <ns0:pStyle ns0:val="CDSection"/>
       </ns0:pPr>
       <ns0:r>
-        <ns0:t xml:space="preserve">In boxes 24-26 on your answer sheet write:</ns0:t>
+        <ns0:t xml:space="preserve">Câu 14</ns0:t>
       </ns0:r>
     </ns0:p>
     <ns0:p>
@@ -390,7 +1057,190 @@
         <ns0:pStyle ns0:val="CDSection"/>
       </ns0:pPr>
       <ns0:r>
-        <ns0:t xml:space="preserve">TRUE if the statement agrees with the information</ns0:t>
+        <ns0:rPr>
+          <ns0:b/>
+          <ns0:bCs/>
+        </ns0:rPr>
+        <ns0:t xml:space="preserve">Nội dung:</ns0:t>
+      </ns0:r>
+      <ns0:r>
+        <ns0:t xml:space="preserve"> </ns0:t>
+      </ns0:r>
+      <ns0:r>
+        <ns0:t xml:space="preserve">Many countries could legally fish Newfoundland waters because of treaties Newfoundland had made before becoming part of Canada.</ns0:t>
+      </ns0:r>
+    </ns0:p>
+    <ns0:p>
+      <ns0:pPr>
+        <ns0:pStyle ns0:val="Compact"/>
+        <ns0:numPr>
+          <ns0:ilvl ns0:val="0"/>
+          <ns0:numId ns0:val="1001"/>
+        </ns0:numPr>
+      </ns0:pPr>
+      <ns0:r>
+        <ns0:t xml:space="preserve">Từ khóa tìm trong bài</ns0:t>
+      </ns0:r>
+    </ns0:p>
+    <ns0:p>
+      <ns0:pPr>
+        <ns0:pStyle ns0:val="Compact"/>
+        <ns0:numPr>
+          <ns0:ilvl ns0:val="1"/>
+          <ns0:numId ns0:val="1002"/>
+        </ns0:numPr>
+      </ns0:pPr>
+      <ns0:r>
+        <ns0:t xml:space="preserve">treaties</ns0:t>
+      </ns0:r>
+    </ns0:p>
+    <ns0:p>
+      <ns0:pPr>
+        <ns0:pStyle ns0:val="Compact"/>
+        <ns0:numPr>
+          <ns0:ilvl ns0:val="1"/>
+          <ns0:numId ns0:val="1002"/>
+        </ns0:numPr>
+      </ns0:pPr>
+      <ns0:r>
+        <ns0:t xml:space="preserve">Newfoundland</ns0:t>
+      </ns0:r>
+    </ns0:p>
+    <ns0:p>
+      <ns0:pPr>
+        <ns0:pStyle ns0:val="Compact"/>
+        <ns0:numPr>
+          <ns0:ilvl ns0:val="1"/>
+          <ns0:numId ns0:val="1002"/>
+        </ns0:numPr>
+      </ns0:pPr>
+      <ns0:r>
+        <ns0:t xml:space="preserve">before becoming part of Canada</ns0:t>
+      </ns0:r>
+    </ns0:p>
+    <ns0:p>
+      <ns0:pPr>
+        <ns0:pStyle ns0:val="Compact"/>
+        <ns0:numPr>
+          <ns0:ilvl ns0:val="0"/>
+          <ns0:numId ns0:val="1001"/>
+        </ns0:numPr>
+      </ns0:pPr>
+      <ns0:r>
+        <ns0:t xml:space="preserve">Từ khóa mấu chốt</ns0:t>
+      </ns0:r>
+    </ns0:p>
+    <ns0:p>
+      <ns0:pPr>
+        <ns0:pStyle ns0:val="Compact"/>
+        <ns0:numPr>
+          <ns0:ilvl ns0:val="1"/>
+          <ns0:numId ns0:val="1003"/>
+        </ns0:numPr>
+      </ns0:pPr>
+      <ns0:r>
+        <ns0:rPr>
+          <ns0:b/>
+          <ns0:bCs/>
+        </ns0:rPr>
+        <ns0:t xml:space="preserve">Đoạn C:</ns0:t>
+      </ns0:r>
+      <ns0:r>
+        <ns0:t xml:space="preserve"> </ns0:t>
+      </ns0:r>
+      <ns0:r>
+        <ns0:t xml:space="preserve">“…foreign policy agreements Newfoundland had entered into prior to its admittance into the Canadian Confederation…”</ns0:t>
+      </ns0:r>
+    </ns0:p>
+    <ns0:p>
+      <ns0:pPr>
+        <ns0:pStyle ns0:val="Compact"/>
+        <ns0:numPr>
+          <ns0:ilvl ns0:val="0"/>
+          <ns0:numId ns0:val="1001"/>
+        </ns0:numPr>
+      </ns0:pPr>
+      <ns0:r>
+        <ns0:t xml:space="preserve">Phân tích &amp; Vị trí</ns0:t>
+      </ns0:r>
+    </ns0:p>
+    <ns0:p>
+      <ns0:pPr>
+        <ns0:pStyle ns0:val="Compact"/>
+        <ns0:numPr>
+          <ns0:ilvl ns0:val="1"/>
+          <ns0:numId ns0:val="1004"/>
+        </ns0:numPr>
+      </ns0:pPr>
+      <ns0:r>
+        <ns0:t xml:space="preserve">“Treaties”</ns0:t>
+      </ns0:r>
+      <ns0:r>
+        <ns0:t xml:space="preserve"> </ns0:t>
+      </ns0:r>
+      <ns0:r>
+        <ns0:t xml:space="preserve">(hiệp ước) tương đương với</ns0:t>
+      </ns0:r>
+      <ns0:r>
+        <ns0:t xml:space="preserve"> </ns0:t>
+      </ns0:r>
+      <ns0:r>
+        <ns0:t xml:space="preserve">“foreign policy agreements”</ns0:t>
+      </ns0:r>
+      <ns0:r>
+        <ns0:t xml:space="preserve"> </ns0:t>
+      </ns0:r>
+      <ns0:r>
+        <ns0:t xml:space="preserve">(thỏa thuận chính sách đối ngoại).</ns0:t>
+      </ns0:r>
+    </ns0:p>
+    <ns0:p>
+      <ns0:pPr>
+        <ns0:pStyle ns0:val="Compact"/>
+        <ns0:numPr>
+          <ns0:ilvl ns0:val="1"/>
+          <ns0:numId ns0:val="1004"/>
+        </ns0:numPr>
+      </ns0:pPr>
+      <ns0:r>
+        <ns0:t xml:space="preserve">“Before becoming part of Canada”</ns0:t>
+      </ns0:r>
+      <ns0:r>
+        <ns0:t xml:space="preserve"> </ns0:t>
+      </ns0:r>
+      <ns0:r>
+        <ns0:t xml:space="preserve">tương đương với</ns0:t>
+      </ns0:r>
+      <ns0:r>
+        <ns0:t xml:space="preserve"> </ns0:t>
+      </ns0:r>
+      <ns0:r>
+        <ns0:t xml:space="preserve">“prior to its admittance into the Canadian Confederation”</ns0:t>
+      </ns0:r>
+      <ns0:r>
+        <ns0:t xml:space="preserve">. Đoạn văn giải thích lý do các hạm đội nước ngoài được phép đánh bắt cá.</ns0:t>
+      </ns0:r>
+    </ns0:p>
+    <ns0:p>
+      <ns0:pPr>
+        <ns0:pStyle ns0:val="Compact"/>
+        <ns0:numPr>
+          <ns0:ilvl ns0:val="0"/>
+          <ns0:numId ns0:val="1001"/>
+        </ns0:numPr>
+      </ns0:pPr>
+      <ns0:r>
+        <ns0:rPr>
+          <ns0:b/>
+          <ns0:bCs/>
+        </ns0:rPr>
+        <ns0:t xml:space="preserve">Đáp án:</ns0:t>
+      </ns0:r>
+      <ns0:r>
+        <ns0:t xml:space="preserve"> </ns0:t>
+      </ns0:r>
+      <ns0:r>
+        <ns0:t xml:space="preserve">C</ns0:t>
       </ns0:r>
     </ns0:p>
     <ns0:p>
@@ -398,7 +1248,7 @@
         <ns0:pStyle ns0:val="CDSection"/>
       </ns0:pPr>
       <ns0:r>
-        <ns0:t xml:space="preserve">FALSE if the statement contradicts the information</ns0:t>
+        <ns0:t xml:space="preserve">Câu 15</ns0:t>
       </ns0:r>
     </ns0:p>
     <ns0:p>
@@ -406,7 +1256,163 @@
         <ns0:pStyle ns0:val="CDSection"/>
       </ns0:pPr>
       <ns0:r>
-        <ns0:t xml:space="preserve">NOT GIVEN if there is no information on this</ns0:t>
+        <ns0:rPr>
+          <ns0:b/>
+          <ns0:bCs/>
+        </ns0:rPr>
+        <ns0:t xml:space="preserve">Nội dung:</ns0:t>
+      </ns0:r>
+      <ns0:r>
+        <ns0:t xml:space="preserve"> </ns0:t>
+      </ns0:r>
+      <ns0:r>
+        <ns0:t xml:space="preserve">The establishment of the EEZ did not stop over-fishing in the Grand Banks.</ns0:t>
+      </ns0:r>
+    </ns0:p>
+    <ns0:p>
+      <ns0:pPr>
+        <ns0:pStyle ns0:val="Compact"/>
+        <ns0:numPr>
+          <ns0:ilvl ns0:val="0"/>
+          <ns0:numId ns0:val="1005"/>
+        </ns0:numPr>
+      </ns0:pPr>
+      <ns0:r>
+        <ns0:t xml:space="preserve">Từ khóa tìm trong bài</ns0:t>
+      </ns0:r>
+    </ns0:p>
+    <ns0:p>
+      <ns0:pPr>
+        <ns0:pStyle ns0:val="Compact"/>
+        <ns0:numPr>
+          <ns0:ilvl ns0:val="1"/>
+          <ns0:numId ns0:val="1006"/>
+        </ns0:numPr>
+      </ns0:pPr>
+      <ns0:r>
+        <ns0:t xml:space="preserve">establishment of the EEZ</ns0:t>
+      </ns0:r>
+    </ns0:p>
+    <ns0:p>
+      <ns0:pPr>
+        <ns0:pStyle ns0:val="Compact"/>
+        <ns0:numPr>
+          <ns0:ilvl ns0:val="1"/>
+          <ns0:numId ns0:val="1006"/>
+        </ns0:numPr>
+      </ns0:pPr>
+      <ns0:r>
+        <ns0:t xml:space="preserve">did not stop</ns0:t>
+      </ns0:r>
+    </ns0:p>
+    <ns0:p>
+      <ns0:pPr>
+        <ns0:pStyle ns0:val="Compact"/>
+        <ns0:numPr>
+          <ns0:ilvl ns0:val="1"/>
+          <ns0:numId ns0:val="1006"/>
+        </ns0:numPr>
+      </ns0:pPr>
+      <ns0:r>
+        <ns0:t xml:space="preserve">over-fishing</ns0:t>
+      </ns0:r>
+    </ns0:p>
+    <ns0:p>
+      <ns0:pPr>
+        <ns0:pStyle ns0:val="Compact"/>
+        <ns0:numPr>
+          <ns0:ilvl ns0:val="0"/>
+          <ns0:numId ns0:val="1005"/>
+        </ns0:numPr>
+      </ns0:pPr>
+      <ns0:r>
+        <ns0:t xml:space="preserve">Từ khóa mấu chốt</ns0:t>
+      </ns0:r>
+    </ns0:p>
+    <ns0:p>
+      <ns0:pPr>
+        <ns0:pStyle ns0:val="Compact"/>
+        <ns0:numPr>
+          <ns0:ilvl ns0:val="1"/>
+          <ns0:numId ns0:val="1007"/>
+        </ns0:numPr>
+      </ns0:pPr>
+      <ns0:r>
+        <ns0:rPr>
+          <ns0:b/>
+          <ns0:bCs/>
+        </ns0:rPr>
+        <ns0:t xml:space="preserve">Đoạn D:</ns0:t>
+      </ns0:r>
+      <ns0:r>
+        <ns0:t xml:space="preserve"> </ns0:t>
+      </ns0:r>
+      <ns0:r>
+        <ns0:t xml:space="preserve">“…foreign fleets now pushed out to areas… outside the Canadian EEZ… domestic and foreign overfishing had taken its toll.”</ns0:t>
+      </ns0:r>
+    </ns0:p>
+    <ns0:p>
+      <ns0:pPr>
+        <ns0:pStyle ns0:val="Compact"/>
+        <ns0:numPr>
+          <ns0:ilvl ns0:val="0"/>
+          <ns0:numId ns0:val="1005"/>
+        </ns0:numPr>
+      </ns0:pPr>
+      <ns0:r>
+        <ns0:t xml:space="preserve">Phân tích &amp; Vị trí</ns0:t>
+      </ns0:r>
+    </ns0:p>
+    <ns0:p>
+      <ns0:pPr>
+        <ns0:pStyle ns0:val="Compact"/>
+        <ns0:numPr>
+          <ns0:ilvl ns0:val="1"/>
+          <ns0:numId ns0:val="1008"/>
+        </ns0:numPr>
+      </ns0:pPr>
+      <ns0:r>
+        <ns0:t xml:space="preserve">Đoạn văn đề cập đến việc thiết lập EEZ (vùng đặc quyền kinh tế), nhưng sau đó chỉ ra rằng các hạm đội nước ngoài vẫn đánh bắt ngay bên ngoài vùng này và tình trạng</ns0:t>
+      </ns0:r>
+      <ns0:r>
+        <ns0:t xml:space="preserve"> </ns0:t>
+      </ns0:r>
+      <ns0:r>
+        <ns0:t xml:space="preserve">“overfishing”</ns0:t>
+      </ns0:r>
+      <ns0:r>
+        <ns0:t xml:space="preserve"> </ns0:t>
+      </ns0:r>
+      <ns0:r>
+        <ns0:t xml:space="preserve">(đánh bắt quá mức) vẫn gây thiệt hại (</ns0:t>
+      </ns0:r>
+      <ns0:r>
+        <ns0:t xml:space="preserve">“taken its toll”</ns0:t>
+      </ns0:r>
+      <ns0:r>
+        <ns0:t xml:space="preserve">). Điều này có nghĩa là việc thiết lập EEZ không ngăn chặn được vấn đề.</ns0:t>
+      </ns0:r>
+    </ns0:p>
+    <ns0:p>
+      <ns0:pPr>
+        <ns0:pStyle ns0:val="Compact"/>
+        <ns0:numPr>
+          <ns0:ilvl ns0:val="0"/>
+          <ns0:numId ns0:val="1005"/>
+        </ns0:numPr>
+      </ns0:pPr>
+      <ns0:r>
+        <ns0:rPr>
+          <ns0:b/>
+          <ns0:bCs/>
+        </ns0:rPr>
+        <ns0:t xml:space="preserve">Đáp án:</ns0:t>
+      </ns0:r>
+      <ns0:r>
+        <ns0:t xml:space="preserve"> </ns0:t>
+      </ns0:r>
+      <ns0:r>
+        <ns0:t xml:space="preserve">D</ns0:t>
       </ns0:r>
     </ns0:p>
     <ns0:p>
@@ -414,7 +1420,7 @@
         <ns0:pStyle ns0:val="CDSection"/>
       </ns0:pPr>
       <ns0:r>
-        <ns0:t xml:space="preserve">24 Even now, cod stocks have shown no signs of recovery in the Grand Banks.</ns0:t>
+        <ns0:t xml:space="preserve">Câu 16</ns0:t>
       </ns0:r>
     </ns0:p>
     <ns0:p>
@@ -422,7 +1428,202 @@
         <ns0:pStyle ns0:val="CDSection"/>
       </ns0:pPr>
       <ns0:r>
-        <ns0:t xml:space="preserve">25 Initial efforts to extract oil from the Grand Banks’ Hibernia oil field were unsuccessful.</ns0:t>
+        <ns0:rPr>
+          <ns0:b/>
+          <ns0:bCs/>
+        </ns0:rPr>
+        <ns0:t xml:space="preserve">Nội dung:</ns0:t>
+      </ns0:r>
+      <ns0:r>
+        <ns0:t xml:space="preserve"> </ns0:t>
+      </ns0:r>
+      <ns0:r>
+        <ns0:t xml:space="preserve">Natural disasters could cause oil to destroy what is left of the Grand Banks ecosystem.</ns0:t>
+      </ns0:r>
+    </ns0:p>
+    <ns0:p>
+      <ns0:pPr>
+        <ns0:pStyle ns0:val="Compact"/>
+        <ns0:numPr>
+          <ns0:ilvl ns0:val="0"/>
+          <ns0:numId ns0:val="1009"/>
+        </ns0:numPr>
+      </ns0:pPr>
+      <ns0:r>
+        <ns0:t xml:space="preserve">Từ khóa tìm trong bài</ns0:t>
+      </ns0:r>
+    </ns0:p>
+    <ns0:p>
+      <ns0:pPr>
+        <ns0:pStyle ns0:val="Compact"/>
+        <ns0:numPr>
+          <ns0:ilvl ns0:val="1"/>
+          <ns0:numId ns0:val="1010"/>
+        </ns0:numPr>
+      </ns0:pPr>
+      <ns0:r>
+        <ns0:t xml:space="preserve">Natural disasters</ns0:t>
+      </ns0:r>
+    </ns0:p>
+    <ns0:p>
+      <ns0:pPr>
+        <ns0:pStyle ns0:val="Compact"/>
+        <ns0:numPr>
+          <ns0:ilvl ns0:val="1"/>
+          <ns0:numId ns0:val="1010"/>
+        </ns0:numPr>
+      </ns0:pPr>
+      <ns0:r>
+        <ns0:t xml:space="preserve">oil</ns0:t>
+      </ns0:r>
+    </ns0:p>
+    <ns0:p>
+      <ns0:pPr>
+        <ns0:pStyle ns0:val="Compact"/>
+        <ns0:numPr>
+          <ns0:ilvl ns0:val="1"/>
+          <ns0:numId ns0:val="1010"/>
+        </ns0:numPr>
+      </ns0:pPr>
+      <ns0:r>
+        <ns0:t xml:space="preserve">destroy ecosystem</ns0:t>
+      </ns0:r>
+    </ns0:p>
+    <ns0:p>
+      <ns0:pPr>
+        <ns0:pStyle ns0:val="Compact"/>
+        <ns0:numPr>
+          <ns0:ilvl ns0:val="0"/>
+          <ns0:numId ns0:val="1009"/>
+        </ns0:numPr>
+      </ns0:pPr>
+      <ns0:r>
+        <ns0:t xml:space="preserve">Từ khóa mấu chốt</ns0:t>
+      </ns0:r>
+    </ns0:p>
+    <ns0:p>
+      <ns0:pPr>
+        <ns0:pStyle ns0:val="Compact"/>
+        <ns0:numPr>
+          <ns0:ilvl ns0:val="1"/>
+          <ns0:numId ns0:val="1011"/>
+        </ns0:numPr>
+      </ns0:pPr>
+      <ns0:r>
+        <ns0:rPr>
+          <ns0:b/>
+          <ns0:bCs/>
+        </ns0:rPr>
+        <ns0:t xml:space="preserve">Đoạn F:</ns0:t>
+      </ns0:r>
+      <ns0:r>
+        <ns0:t xml:space="preserve"> </ns0:t>
+      </ns0:r>
+      <ns0:r>
+        <ns0:t xml:space="preserve">“…earthquake and iceberg activity… pose a potential ecological disaster that could devastate the fishing grounds…”</ns0:t>
+      </ns0:r>
+    </ns0:p>
+    <ns0:p>
+      <ns0:pPr>
+        <ns0:pStyle ns0:val="Compact"/>
+        <ns0:numPr>
+          <ns0:ilvl ns0:val="0"/>
+          <ns0:numId ns0:val="1009"/>
+        </ns0:numPr>
+      </ns0:pPr>
+      <ns0:r>
+        <ns0:t xml:space="preserve">Phân tích &amp; Vị trí</ns0:t>
+      </ns0:r>
+    </ns0:p>
+    <ns0:p>
+      <ns0:pPr>
+        <ns0:pStyle ns0:val="Compact"/>
+        <ns0:numPr>
+          <ns0:ilvl ns0:val="1"/>
+          <ns0:numId ns0:val="1012"/>
+        </ns0:numPr>
+      </ns0:pPr>
+      <ns0:r>
+        <ns0:t xml:space="preserve">“Earthquake and iceberg activity”</ns0:t>
+      </ns0:r>
+      <ns0:r>
+        <ns0:t xml:space="preserve"> </ns0:t>
+      </ns0:r>
+      <ns0:r>
+        <ns0:t xml:space="preserve">(động đất và băng trôi) là các thảm họa tự nhiên (</ns0:t>
+      </ns0:r>
+      <ns0:r>
+        <ns0:t xml:space="preserve">“Natural disasters”</ns0:t>
+      </ns0:r>
+      <ns0:r>
+        <ns0:t xml:space="preserve">).</ns0:t>
+      </ns0:r>
+    </ns0:p>
+    <ns0:p>
+      <ns0:pPr>
+        <ns0:pStyle ns0:val="Compact"/>
+        <ns0:numPr>
+          <ns0:ilvl ns0:val="1"/>
+          <ns0:numId ns0:val="1012"/>
+        </ns0:numPr>
+      </ns0:pPr>
+      <ns0:r>
+        <ns0:t xml:space="preserve">“Devastate”</ns0:t>
+      </ns0:r>
+      <ns0:r>
+        <ns0:t xml:space="preserve"> </ns0:t>
+      </ns0:r>
+      <ns0:r>
+        <ns0:t xml:space="preserve">(tàn phá) đồng nghĩa với</ns0:t>
+      </ns0:r>
+      <ns0:r>
+        <ns0:t xml:space="preserve"> </ns0:t>
+      </ns0:r>
+      <ns0:r>
+        <ns0:t xml:space="preserve">“destroy”</ns0:t>
+      </ns0:r>
+      <ns0:r>
+        <ns0:t xml:space="preserve">.</ns0:t>
+      </ns0:r>
+      <ns0:r>
+        <ns0:t xml:space="preserve"> </ns0:t>
+      </ns0:r>
+      <ns0:r>
+        <ns0:t xml:space="preserve">“Ecological disaster”</ns0:t>
+      </ns0:r>
+      <ns0:r>
+        <ns0:t xml:space="preserve"> </ns0:t>
+      </ns0:r>
+      <ns0:r>
+        <ns0:t xml:space="preserve">tương ứng với việc hủy hoại hệ sinh thái (</ns0:t>
+      </ns0:r>
+      <ns0:r>
+        <ns0:t xml:space="preserve">“ecosystem”</ns0:t>
+      </ns0:r>
+      <ns0:r>
+        <ns0:t xml:space="preserve">).</ns0:t>
+      </ns0:r>
+    </ns0:p>
+    <ns0:p>
+      <ns0:pPr>
+        <ns0:pStyle ns0:val="Compact"/>
+        <ns0:numPr>
+          <ns0:ilvl ns0:val="0"/>
+          <ns0:numId ns0:val="1009"/>
+        </ns0:numPr>
+      </ns0:pPr>
+      <ns0:r>
+        <ns0:rPr>
+          <ns0:b/>
+          <ns0:bCs/>
+        </ns0:rPr>
+        <ns0:t xml:space="preserve">Đáp án:</ns0:t>
+      </ns0:r>
+      <ns0:r>
+        <ns0:t xml:space="preserve"> </ns0:t>
+      </ns0:r>
+      <ns0:r>
+        <ns0:t xml:space="preserve">F</ns0:t>
       </ns0:r>
     </ns0:p>
     <ns0:p>
@@ -430,7 +1631,7 @@
         <ns0:pStyle ns0:val="CDSection"/>
       </ns0:pPr>
       <ns0:r>
-        <ns0:t xml:space="preserve">26 Oil exploration companies have to follow strict safety controls imposed by the Canadian government.</ns0:t>
+        <ns0:t xml:space="preserve">Câu 17</ns0:t>
       </ns0:r>
     </ns0:p>
     <ns0:p>
@@ -439,11 +1640,168 @@
       </ns0:pPr>
       <ns0:r>
         <ns0:rPr>
-          <ns0:rStyle ns0:val="CDBlue"/>
-          <ns0:b/>
-          <ns0:bCs/>
-        </ns0:rPr>
-        <ns0:t xml:space="preserve">Hướng dẫn giải</ns0:t>
+          <ns0:b/>
+          <ns0:bCs/>
+        </ns0:rPr>
+        <ns0:t xml:space="preserve">Nội dung:</ns0:t>
+      </ns0:r>
+      <ns0:r>
+        <ns0:t xml:space="preserve"> </ns0:t>
+      </ns0:r>
+      <ns0:r>
+        <ns0:t xml:space="preserve">The original amount of fish in the Grand Banks was due to different temperature waters mixing.</ns0:t>
+      </ns0:r>
+    </ns0:p>
+    <ns0:p>
+      <ns0:pPr>
+        <ns0:pStyle ns0:val="Compact"/>
+        <ns0:numPr>
+          <ns0:ilvl ns0:val="0"/>
+          <ns0:numId ns0:val="1013"/>
+        </ns0:numPr>
+      </ns0:pPr>
+      <ns0:r>
+        <ns0:t xml:space="preserve">Từ khóa tìm trong bài</ns0:t>
+      </ns0:r>
+    </ns0:p>
+    <ns0:p>
+      <ns0:pPr>
+        <ns0:pStyle ns0:val="Compact"/>
+        <ns0:numPr>
+          <ns0:ilvl ns0:val="1"/>
+          <ns0:numId ns0:val="1014"/>
+        </ns0:numPr>
+      </ns0:pPr>
+      <ns0:r>
+        <ns0:t xml:space="preserve">original amount of fish</ns0:t>
+      </ns0:r>
+    </ns0:p>
+    <ns0:p>
+      <ns0:pPr>
+        <ns0:pStyle ns0:val="Compact"/>
+        <ns0:numPr>
+          <ns0:ilvl ns0:val="1"/>
+          <ns0:numId ns0:val="1014"/>
+        </ns0:numPr>
+      </ns0:pPr>
+      <ns0:r>
+        <ns0:t xml:space="preserve">different temperature waters mixing</ns0:t>
+      </ns0:r>
+    </ns0:p>
+    <ns0:p>
+      <ns0:pPr>
+        <ns0:pStyle ns0:val="Compact"/>
+        <ns0:numPr>
+          <ns0:ilvl ns0:val="0"/>
+          <ns0:numId ns0:val="1013"/>
+        </ns0:numPr>
+      </ns0:pPr>
+      <ns0:r>
+        <ns0:t xml:space="preserve">Từ khóa mấu chốt</ns0:t>
+      </ns0:r>
+    </ns0:p>
+    <ns0:p>
+      <ns0:pPr>
+        <ns0:pStyle ns0:val="Compact"/>
+        <ns0:numPr>
+          <ns0:ilvl ns0:val="1"/>
+          <ns0:numId ns0:val="1015"/>
+        </ns0:numPr>
+      </ns0:pPr>
+      <ns0:r>
+        <ns0:rPr>
+          <ns0:b/>
+          <ns0:bCs/>
+        </ns0:rPr>
+        <ns0:t xml:space="preserve">Đoạn A:</ns0:t>
+      </ns0:r>
+      <ns0:r>
+        <ns0:t xml:space="preserve"> </ns0:t>
+      </ns0:r>
+      <ns0:r>
+        <ns0:t xml:space="preserve">“…cold Labrador Current mixes with the warm waters… created one of the richest fishing grounds in the world.”</ns0:t>
+      </ns0:r>
+    </ns0:p>
+    <ns0:p>
+      <ns0:pPr>
+        <ns0:pStyle ns0:val="Compact"/>
+        <ns0:numPr>
+          <ns0:ilvl ns0:val="0"/>
+          <ns0:numId ns0:val="1013"/>
+        </ns0:numPr>
+      </ns0:pPr>
+      <ns0:r>
+        <ns0:t xml:space="preserve">Phân tích &amp; Vị trí</ns0:t>
+      </ns0:r>
+    </ns0:p>
+    <ns0:p>
+      <ns0:pPr>
+        <ns0:pStyle ns0:val="Compact"/>
+        <ns0:numPr>
+          <ns0:ilvl ns0:val="1"/>
+          <ns0:numId ns0:val="1016"/>
+        </ns0:numPr>
+      </ns0:pPr>
+      <ns0:r>
+        <ns0:t xml:space="preserve">“Richest fishing grounds”</ns0:t>
+      </ns0:r>
+      <ns0:r>
+        <ns0:t xml:space="preserve"> </ns0:t>
+      </ns0:r>
+      <ns0:r>
+        <ns0:t xml:space="preserve">(ngư trường giàu có nhất) ám chỉ lượng cá ban đầu (</ns0:t>
+      </ns0:r>
+      <ns0:r>
+        <ns0:t xml:space="preserve">“original amount of fish”</ns0:t>
+      </ns0:r>
+      <ns0:r>
+        <ns0:t xml:space="preserve">).</ns0:t>
+      </ns0:r>
+    </ns0:p>
+    <ns0:p>
+      <ns0:pPr>
+        <ns0:pStyle ns0:val="Compact"/>
+        <ns0:numPr>
+          <ns0:ilvl ns0:val="1"/>
+          <ns0:numId ns0:val="1016"/>
+        </ns0:numPr>
+      </ns0:pPr>
+      <ns0:r>
+        <ns0:t xml:space="preserve">“Cold… mixes with… warm waters”</ns0:t>
+      </ns0:r>
+      <ns0:r>
+        <ns0:t xml:space="preserve"> </ns0:t>
+      </ns0:r>
+      <ns0:r>
+        <ns0:t xml:space="preserve">chính là sự pha trộn của các dòng nước có nhiệt độ khác nhau (</ns0:t>
+      </ns0:r>
+      <ns0:r>
+        <ns0:t xml:space="preserve">“different temperature waters mixing”</ns0:t>
+      </ns0:r>
+      <ns0:r>
+        <ns0:t xml:space="preserve">).</ns0:t>
+      </ns0:r>
+    </ns0:p>
+    <ns0:p>
+      <ns0:pPr>
+        <ns0:pStyle ns0:val="Compact"/>
+        <ns0:numPr>
+          <ns0:ilvl ns0:val="0"/>
+          <ns0:numId ns0:val="1013"/>
+        </ns0:numPr>
+      </ns0:pPr>
+      <ns0:r>
+        <ns0:rPr>
+          <ns0:b/>
+          <ns0:bCs/>
+        </ns0:rPr>
+        <ns0:t xml:space="preserve">Đáp án:</ns0:t>
+      </ns0:r>
+      <ns0:r>
+        <ns0:t xml:space="preserve"> </ns0:t>
+      </ns0:r>
+      <ns0:r>
+        <ns0:t xml:space="preserve">A</ns0:t>
       </ns0:r>
     </ns0:p>
     <ns0:p>
@@ -451,7 +1809,7 @@
         <ns0:pStyle ns0:val="CDSection"/>
       </ns0:pPr>
       <ns0:r>
-        <ns0:t xml:space="preserve">Câu 14</ns0:t>
+        <ns0:t xml:space="preserve">Câu 18</ns0:t>
       </ns0:r>
     </ns0:p>
     <ns0:p>
@@ -469,15 +1827,15 @@
         <ns0:t xml:space="preserve"> </ns0:t>
       </ns0:r>
       <ns0:r>
-        <ns0:t xml:space="preserve">Many countries could legally fish Newfoundland waters because of treaties Newfoundland had made before becoming part of Canada.</ns0:t>
-      </ns0:r>
-    </ns0:p>
-    <ns0:p>
-      <ns0:pPr>
-        <ns0:pStyle ns0:val="Compact"/>
-        <ns0:numPr>
-          <ns0:ilvl ns0:val="0"/>
-          <ns0:numId ns0:val="1001"/>
+        <ns0:t xml:space="preserve">East Canadian fishermen were generally happy with the establishment of the Canadian EEZ.</ns0:t>
+      </ns0:r>
+    </ns0:p>
+    <ns0:p>
+      <ns0:pPr>
+        <ns0:pStyle ns0:val="Compact"/>
+        <ns0:numPr>
+          <ns0:ilvl ns0:val="0"/>
+          <ns0:numId ns0:val="1017"/>
         </ns0:numPr>
       </ns0:pPr>
       <ns0:r>
@@ -489,43 +1847,43 @@
         <ns0:pStyle ns0:val="Compact"/>
         <ns0:numPr>
           <ns0:ilvl ns0:val="1"/>
-          <ns0:numId ns0:val="1002"/>
-        </ns0:numPr>
-      </ns0:pPr>
-      <ns0:r>
-        <ns0:t xml:space="preserve">treaties</ns0:t>
-      </ns0:r>
-    </ns0:p>
-    <ns0:p>
-      <ns0:pPr>
-        <ns0:pStyle ns0:val="Compact"/>
-        <ns0:numPr>
-          <ns0:ilvl ns0:val="1"/>
-          <ns0:numId ns0:val="1002"/>
-        </ns0:numPr>
-      </ns0:pPr>
-      <ns0:r>
-        <ns0:t xml:space="preserve">Newfoundland</ns0:t>
-      </ns0:r>
-    </ns0:p>
-    <ns0:p>
-      <ns0:pPr>
-        <ns0:pStyle ns0:val="Compact"/>
-        <ns0:numPr>
-          <ns0:ilvl ns0:val="1"/>
-          <ns0:numId ns0:val="1002"/>
-        </ns0:numPr>
-      </ns0:pPr>
-      <ns0:r>
-        <ns0:t xml:space="preserve">before becoming part of Canada</ns0:t>
-      </ns0:r>
-    </ns0:p>
-    <ns0:p>
-      <ns0:pPr>
-        <ns0:pStyle ns0:val="Compact"/>
-        <ns0:numPr>
-          <ns0:ilvl ns0:val="0"/>
-          <ns0:numId ns0:val="1001"/>
+          <ns0:numId ns0:val="1018"/>
+        </ns0:numPr>
+      </ns0:pPr>
+      <ns0:r>
+        <ns0:t xml:space="preserve">East Canadian fishermen</ns0:t>
+      </ns0:r>
+    </ns0:p>
+    <ns0:p>
+      <ns0:pPr>
+        <ns0:pStyle ns0:val="Compact"/>
+        <ns0:numPr>
+          <ns0:ilvl ns0:val="1"/>
+          <ns0:numId ns0:val="1018"/>
+        </ns0:numPr>
+      </ns0:pPr>
+      <ns0:r>
+        <ns0:t xml:space="preserve">happy</ns0:t>
+      </ns0:r>
+    </ns0:p>
+    <ns0:p>
+      <ns0:pPr>
+        <ns0:pStyle ns0:val="Compact"/>
+        <ns0:numPr>
+          <ns0:ilvl ns0:val="1"/>
+          <ns0:numId ns0:val="1018"/>
+        </ns0:numPr>
+      </ns0:pPr>
+      <ns0:r>
+        <ns0:t xml:space="preserve">establishment of the Canadian EEZ</ns0:t>
+      </ns0:r>
+    </ns0:p>
+    <ns0:p>
+      <ns0:pPr>
+        <ns0:pStyle ns0:val="Compact"/>
+        <ns0:numPr>
+          <ns0:ilvl ns0:val="0"/>
+          <ns0:numId ns0:val="1017"/>
         </ns0:numPr>
       </ns0:pPr>
       <ns0:r>
@@ -537,29 +1895,29 @@
         <ns0:pStyle ns0:val="Compact"/>
         <ns0:numPr>
           <ns0:ilvl ns0:val="1"/>
-          <ns0:numId ns0:val="1003"/>
-        </ns0:numPr>
-      </ns0:pPr>
-      <ns0:r>
-        <ns0:rPr>
-          <ns0:b/>
-          <ns0:bCs/>
-        </ns0:rPr>
-        <ns0:t xml:space="preserve">Đoạn C:</ns0:t>
-      </ns0:r>
-      <ns0:r>
-        <ns0:t xml:space="preserve"> </ns0:t>
-      </ns0:r>
-      <ns0:r>
-        <ns0:t xml:space="preserve">“…foreign policy agreements Newfoundland had entered into prior to its admittance into the Canadian Confederation…”</ns0:t>
-      </ns0:r>
-    </ns0:p>
-    <ns0:p>
-      <ns0:pPr>
-        <ns0:pStyle ns0:val="Compact"/>
-        <ns0:numPr>
-          <ns0:ilvl ns0:val="0"/>
-          <ns0:numId ns0:val="1001"/>
+          <ns0:numId ns0:val="1019"/>
+        </ns0:numPr>
+      </ns0:pPr>
+      <ns0:r>
+        <ns0:rPr>
+          <ns0:b/>
+          <ns0:bCs/>
+        </ns0:rPr>
+        <ns0:t xml:space="preserve">Đoạn D:</ns0:t>
+      </ns0:r>
+      <ns0:r>
+        <ns0:t xml:space="preserve"> </ns0:t>
+      </ns0:r>
+      <ns0:r>
+        <ns0:t xml:space="preserve">“On the whole, the EEZ was very well received by fishermen in eastern Canada…”</ns0:t>
+      </ns0:r>
+    </ns0:p>
+    <ns0:p>
+      <ns0:pPr>
+        <ns0:pStyle ns0:val="Compact"/>
+        <ns0:numPr>
+          <ns0:ilvl ns0:val="0"/>
+          <ns0:numId ns0:val="1017"/>
         </ns0:numPr>
       </ns0:pPr>
       <ns0:r>
@@ -571,64 +1929,37 @@
         <ns0:pStyle ns0:val="Compact"/>
         <ns0:numPr>
           <ns0:ilvl ns0:val="1"/>
-          <ns0:numId ns0:val="1004"/>
-        </ns0:numPr>
-      </ns0:pPr>
-      <ns0:r>
-        <ns0:t xml:space="preserve">“Treaties”</ns0:t>
-      </ns0:r>
-      <ns0:r>
-        <ns0:t xml:space="preserve"> </ns0:t>
-      </ns0:r>
-      <ns0:r>
-        <ns0:t xml:space="preserve">(hiệp ước) tương đương với</ns0:t>
-      </ns0:r>
-      <ns0:r>
-        <ns0:t xml:space="preserve"> </ns0:t>
-      </ns0:r>
-      <ns0:r>
-        <ns0:t xml:space="preserve">“foreign policy agreements”</ns0:t>
-      </ns0:r>
-      <ns0:r>
-        <ns0:t xml:space="preserve"> </ns0:t>
-      </ns0:r>
-      <ns0:r>
-        <ns0:t xml:space="preserve">(thỏa thuận chính sách đối ngoại).</ns0:t>
-      </ns0:r>
-    </ns0:p>
-    <ns0:p>
-      <ns0:pPr>
-        <ns0:pStyle ns0:val="Compact"/>
-        <ns0:numPr>
-          <ns0:ilvl ns0:val="1"/>
-          <ns0:numId ns0:val="1004"/>
-        </ns0:numPr>
-      </ns0:pPr>
-      <ns0:r>
-        <ns0:t xml:space="preserve">“Before becoming part of Canada”</ns0:t>
-      </ns0:r>
-      <ns0:r>
-        <ns0:t xml:space="preserve"> </ns0:t>
-      </ns0:r>
-      <ns0:r>
-        <ns0:t xml:space="preserve">tương đương với</ns0:t>
-      </ns0:r>
-      <ns0:r>
-        <ns0:t xml:space="preserve"> </ns0:t>
-      </ns0:r>
-      <ns0:r>
-        <ns0:t xml:space="preserve">“prior to its admittance into the Canadian Confederation”</ns0:t>
-      </ns0:r>
-      <ns0:r>
-        <ns0:t xml:space="preserve">. Đoạn văn giải thích lý do các hạm đội nước ngoài được phép đánh bắt cá.</ns0:t>
-      </ns0:r>
-    </ns0:p>
-    <ns0:p>
-      <ns0:pPr>
-        <ns0:pStyle ns0:val="Compact"/>
-        <ns0:numPr>
-          <ns0:ilvl ns0:val="0"/>
-          <ns0:numId ns0:val="1001"/>
+          <ns0:numId ns0:val="1020"/>
+        </ns0:numPr>
+      </ns0:pPr>
+      <ns0:r>
+        <ns0:t xml:space="preserve">Cụm từ</ns0:t>
+      </ns0:r>
+      <ns0:r>
+        <ns0:t xml:space="preserve"> </ns0:t>
+      </ns0:r>
+      <ns0:r>
+        <ns0:t xml:space="preserve">“very well received”</ns0:t>
+      </ns0:r>
+      <ns0:r>
+        <ns0:t xml:space="preserve"> </ns0:t>
+      </ns0:r>
+      <ns0:r>
+        <ns0:t xml:space="preserve">(được đón nhận rất tốt) mang ý nghĩa tương đương với việc ngư dân cảm thấy vui vẻ/hài lòng (</ns0:t>
+      </ns0:r>
+      <ns0:r>
+        <ns0:t xml:space="preserve">“happy”</ns0:t>
+      </ns0:r>
+      <ns0:r>
+        <ns0:t xml:space="preserve">).</ns0:t>
+      </ns0:r>
+    </ns0:p>
+    <ns0:p>
+      <ns0:pPr>
+        <ns0:pStyle ns0:val="Compact"/>
+        <ns0:numPr>
+          <ns0:ilvl ns0:val="0"/>
+          <ns0:numId ns0:val="1017"/>
         </ns0:numPr>
       </ns0:pPr>
       <ns0:r>
@@ -642,7 +1973,7 @@
         <ns0:t xml:space="preserve"> </ns0:t>
       </ns0:r>
       <ns0:r>
-        <ns0:t xml:space="preserve">C</ns0:t>
+        <ns0:t xml:space="preserve">D</ns0:t>
       </ns0:r>
     </ns0:p>
     <ns0:p>
@@ -650,7 +1981,7 @@
         <ns0:pStyle ns0:val="CDSection"/>
       </ns0:pPr>
       <ns0:r>
-        <ns0:t xml:space="preserve">Câu 15</ns0:t>
+        <ns0:t xml:space="preserve">Câu 19</ns0:t>
       </ns0:r>
     </ns0:p>
     <ns0:p>
@@ -668,15 +1999,15 @@
         <ns0:t xml:space="preserve"> </ns0:t>
       </ns0:r>
       <ns0:r>
-        <ns0:t xml:space="preserve">The establishment of the EEZ did not stop over-fishing in the Grand Banks.</ns0:t>
-      </ns0:r>
-    </ns0:p>
-    <ns0:p>
-      <ns0:pPr>
-        <ns0:pStyle ns0:val="Compact"/>
-        <ns0:numPr>
-          <ns0:ilvl ns0:val="0"/>
-          <ns0:numId ns0:val="1005"/>
+        <ns0:t xml:space="preserve">Grand Banks’ cod stocks are still 90 per cent lower than what they were in the 1960’s.</ns0:t>
+      </ns0:r>
+    </ns0:p>
+    <ns0:p>
+      <ns0:pPr>
+        <ns0:pStyle ns0:val="Compact"/>
+        <ns0:numPr>
+          <ns0:ilvl ns0:val="0"/>
+          <ns0:numId ns0:val="1021"/>
         </ns0:numPr>
       </ns0:pPr>
       <ns0:r>
@@ -688,43 +2019,56 @@
         <ns0:pStyle ns0:val="Compact"/>
         <ns0:numPr>
           <ns0:ilvl ns0:val="1"/>
-          <ns0:numId ns0:val="1006"/>
-        </ns0:numPr>
-      </ns0:pPr>
-      <ns0:r>
-        <ns0:t xml:space="preserve">establishment of the EEZ</ns0:t>
-      </ns0:r>
-    </ns0:p>
-    <ns0:p>
-      <ns0:pPr>
-        <ns0:pStyle ns0:val="Compact"/>
-        <ns0:numPr>
-          <ns0:ilvl ns0:val="1"/>
-          <ns0:numId ns0:val="1006"/>
-        </ns0:numPr>
-      </ns0:pPr>
-      <ns0:r>
-        <ns0:t xml:space="preserve">did not stop</ns0:t>
-      </ns0:r>
-    </ns0:p>
-    <ns0:p>
-      <ns0:pPr>
-        <ns0:pStyle ns0:val="Compact"/>
-        <ns0:numPr>
-          <ns0:ilvl ns0:val="1"/>
-          <ns0:numId ns0:val="1006"/>
-        </ns0:numPr>
-      </ns0:pPr>
-      <ns0:r>
-        <ns0:t xml:space="preserve">over-fishing</ns0:t>
-      </ns0:r>
-    </ns0:p>
-    <ns0:p>
-      <ns0:pPr>
-        <ns0:pStyle ns0:val="Compact"/>
-        <ns0:numPr>
-          <ns0:ilvl ns0:val="0"/>
-          <ns0:numId ns0:val="1005"/>
+          <ns0:numId ns0:val="1022"/>
+        </ns0:numPr>
+      </ns0:pPr>
+      <ns0:r>
+        <ns0:t xml:space="preserve">cod stocks</ns0:t>
+      </ns0:r>
+      <ns0:r>
+        <ns0:t xml:space="preserve"> </ns0:t>
+      </ns0:r>
+      <ns0:r>
+        <ns0:t xml:space="preserve">::: cdquestions</ns0:t>
+      </ns0:r>
+      <ns0:r>
+        <ns0:t xml:space="preserve"> </ns0:t>
+      </ns0:r>
+      <ns0:r>
+        <ns0:rPr>
+          <ns0:b/>
+          <ns0:bCs/>
+        </ns0:rPr>
+        <ns0:t xml:space="preserve">90.</ns0:t>
+      </ns0:r>
+      <ns0:r>
+        <ns0:t xml:space="preserve"> </ns0:t>
+      </ns0:r>
+      <ns0:r>
+        <ns0:t xml:space="preserve">per cent lower</ns0:t>
+      </ns0:r>
+      <ns0:r>
+        <ns0:br/>
+      </ns0:r>
+    </ns0:p>
+    <ns0:p>
+      <ns0:pPr>
+        <ns0:pStyle ns0:val="Compact"/>
+        <ns0:numPr>
+          <ns0:ilvl ns0:val="1"/>
+          <ns0:numId ns0:val="1022"/>
+        </ns0:numPr>
+      </ns0:pPr>
+      <ns0:r>
+        <ns0:t xml:space="preserve">1960’s</ns0:t>
+      </ns0:r>
+    </ns0:p>
+    <ns0:p>
+      <ns0:pPr>
+        <ns0:pStyle ns0:val="Compact"/>
+        <ns0:numPr>
+          <ns0:ilvl ns0:val="0"/>
+          <ns0:numId ns0:val="1021"/>
         </ns0:numPr>
       </ns0:pPr>
       <ns0:r>
@@ -736,29 +2080,29 @@
         <ns0:pStyle ns0:val="Compact"/>
         <ns0:numPr>
           <ns0:ilvl ns0:val="1"/>
-          <ns0:numId ns0:val="1007"/>
-        </ns0:numPr>
-      </ns0:pPr>
-      <ns0:r>
-        <ns0:rPr>
-          <ns0:b/>
-          <ns0:bCs/>
-        </ns0:rPr>
-        <ns0:t xml:space="preserve">Đoạn D:</ns0:t>
-      </ns0:r>
-      <ns0:r>
-        <ns0:t xml:space="preserve"> </ns0:t>
-      </ns0:r>
-      <ns0:r>
-        <ns0:t xml:space="preserve">“…foreign fleets now pushed out to areas… outside the Canadian EEZ… domestic and foreign overfishing had taken its toll.”</ns0:t>
-      </ns0:r>
-    </ns0:p>
-    <ns0:p>
-      <ns0:pPr>
-        <ns0:pStyle ns0:val="Compact"/>
-        <ns0:numPr>
-          <ns0:ilvl ns0:val="0"/>
-          <ns0:numId ns0:val="1005"/>
+          <ns0:numId ns0:val="1023"/>
+        </ns0:numPr>
+      </ns0:pPr>
+      <ns0:r>
+        <ns0:rPr>
+          <ns0:b/>
+          <ns0:bCs/>
+        </ns0:rPr>
+        <ns0:t xml:space="preserve">Đoạn E:</ns0:t>
+      </ns0:r>
+      <ns0:r>
+        <ns0:t xml:space="preserve"> </ns0:t>
+      </ns0:r>
+      <ns0:r>
+        <ns0:t xml:space="preserve">“…cod stocks are still only at approximately ten per cent of 1960’s levels.”</ns0:t>
+      </ns0:r>
+    </ns0:p>
+    <ns0:p>
+      <ns0:pPr>
+        <ns0:pStyle ns0:val="Compact"/>
+        <ns0:numPr>
+          <ns0:ilvl ns0:val="0"/>
+          <ns0:numId ns0:val="1021"/>
         </ns0:numPr>
       </ns0:pPr>
       <ns0:r>
@@ -770,37 +2114,31 @@
         <ns0:pStyle ns0:val="Compact"/>
         <ns0:numPr>
           <ns0:ilvl ns0:val="1"/>
-          <ns0:numId ns0:val="1008"/>
-        </ns0:numPr>
-      </ns0:pPr>
-      <ns0:r>
-        <ns0:t xml:space="preserve">Đoạn văn đề cập đến việc thiết lập EEZ (vùng đặc quyền kinh tế), nhưng sau đó chỉ ra rằng các hạm đội nước ngoài vẫn đánh bắt ngay bên ngoài vùng này và tình trạng</ns0:t>
-      </ns0:r>
-      <ns0:r>
-        <ns0:t xml:space="preserve"> </ns0:t>
-      </ns0:r>
-      <ns0:r>
-        <ns0:t xml:space="preserve">“overfishing”</ns0:t>
-      </ns0:r>
-      <ns0:r>
-        <ns0:t xml:space="preserve"> </ns0:t>
-      </ns0:r>
-      <ns0:r>
-        <ns0:t xml:space="preserve">(đánh bắt quá mức) vẫn gây thiệt hại (</ns0:t>
-      </ns0:r>
-      <ns0:r>
-        <ns0:t xml:space="preserve">“taken its toll”</ns0:t>
-      </ns0:r>
-      <ns0:r>
-        <ns0:t xml:space="preserve">). Điều này có nghĩa là việc thiết lập EEZ không ngăn chặn được vấn đề.</ns0:t>
-      </ns0:r>
-    </ns0:p>
-    <ns0:p>
-      <ns0:pPr>
-        <ns0:pStyle ns0:val="Compact"/>
-        <ns0:numPr>
-          <ns0:ilvl ns0:val="0"/>
-          <ns0:numId ns0:val="1005"/>
+          <ns0:numId ns0:val="1024"/>
+        </ns0:numPr>
+      </ns0:pPr>
+      <ns0:r>
+        <ns0:t xml:space="preserve">Bài đọc nói trữ lượng cá tuyết chỉ còn khoảng 10% so với mức của những năm 1960 (</ns0:t>
+      </ns0:r>
+      <ns0:r>
+        <ns0:t xml:space="preserve">“ten per cent of 1960’s levels”</ns0:t>
+      </ns0:r>
+      <ns0:r>
+        <ns0:t xml:space="preserve">). Điều này đồng nghĩa với việc nó thấp hơn 90% (</ns0:t>
+      </ns0:r>
+      <ns0:r>
+        <ns0:t xml:space="preserve">“90 per cent lower”</ns0:t>
+      </ns0:r>
+      <ns0:r>
+        <ns0:t xml:space="preserve">).</ns0:t>
+      </ns0:r>
+    </ns0:p>
+    <ns0:p>
+      <ns0:pPr>
+        <ns0:pStyle ns0:val="Compact"/>
+        <ns0:numPr>
+          <ns0:ilvl ns0:val="0"/>
+          <ns0:numId ns0:val="1021"/>
         </ns0:numPr>
       </ns0:pPr>
       <ns0:r>
@@ -814,734 +2152,13 @@
         <ns0:t xml:space="preserve"> </ns0:t>
       </ns0:r>
       <ns0:r>
-        <ns0:t xml:space="preserve">D</ns0:t>
-      </ns0:r>
-    </ns0:p>
-    <ns0:p>
-      <ns0:pPr>
-        <ns0:pStyle ns0:val="CDSection"/>
-      </ns0:pPr>
-      <ns0:r>
-        <ns0:t xml:space="preserve">Câu 16</ns0:t>
-      </ns0:r>
-    </ns0:p>
-    <ns0:p>
-      <ns0:pPr>
-        <ns0:pStyle ns0:val="CDSection"/>
-      </ns0:pPr>
-      <ns0:r>
-        <ns0:rPr>
-          <ns0:b/>
-          <ns0:bCs/>
-        </ns0:rPr>
-        <ns0:t xml:space="preserve">Nội dung:</ns0:t>
-      </ns0:r>
-      <ns0:r>
-        <ns0:t xml:space="preserve"> </ns0:t>
-      </ns0:r>
-      <ns0:r>
-        <ns0:t xml:space="preserve">Natural disasters could cause oil to destroy what is left of the Grand Banks ecosystem.</ns0:t>
-      </ns0:r>
-    </ns0:p>
-    <ns0:p>
-      <ns0:pPr>
-        <ns0:pStyle ns0:val="Compact"/>
-        <ns0:numPr>
-          <ns0:ilvl ns0:val="0"/>
-          <ns0:numId ns0:val="1009"/>
-        </ns0:numPr>
-      </ns0:pPr>
-      <ns0:r>
-        <ns0:t xml:space="preserve">Từ khóa tìm trong bài</ns0:t>
-      </ns0:r>
-    </ns0:p>
-    <ns0:p>
-      <ns0:pPr>
-        <ns0:pStyle ns0:val="Compact"/>
-        <ns0:numPr>
-          <ns0:ilvl ns0:val="1"/>
-          <ns0:numId ns0:val="1010"/>
-        </ns0:numPr>
-      </ns0:pPr>
-      <ns0:r>
-        <ns0:t xml:space="preserve">Natural disasters</ns0:t>
-      </ns0:r>
-    </ns0:p>
-    <ns0:p>
-      <ns0:pPr>
-        <ns0:pStyle ns0:val="Compact"/>
-        <ns0:numPr>
-          <ns0:ilvl ns0:val="1"/>
-          <ns0:numId ns0:val="1010"/>
-        </ns0:numPr>
-      </ns0:pPr>
-      <ns0:r>
-        <ns0:t xml:space="preserve">oil</ns0:t>
-      </ns0:r>
-    </ns0:p>
-    <ns0:p>
-      <ns0:pPr>
-        <ns0:pStyle ns0:val="Compact"/>
-        <ns0:numPr>
-          <ns0:ilvl ns0:val="1"/>
-          <ns0:numId ns0:val="1010"/>
-        </ns0:numPr>
-      </ns0:pPr>
-      <ns0:r>
-        <ns0:t xml:space="preserve">destroy ecosystem</ns0:t>
-      </ns0:r>
-    </ns0:p>
-    <ns0:p>
-      <ns0:pPr>
-        <ns0:pStyle ns0:val="Compact"/>
-        <ns0:numPr>
-          <ns0:ilvl ns0:val="0"/>
-          <ns0:numId ns0:val="1009"/>
-        </ns0:numPr>
-      </ns0:pPr>
-      <ns0:r>
-        <ns0:t xml:space="preserve">Từ khóa mấu chốt</ns0:t>
-      </ns0:r>
-    </ns0:p>
-    <ns0:p>
-      <ns0:pPr>
-        <ns0:pStyle ns0:val="Compact"/>
-        <ns0:numPr>
-          <ns0:ilvl ns0:val="1"/>
-          <ns0:numId ns0:val="1011"/>
-        </ns0:numPr>
-      </ns0:pPr>
-      <ns0:r>
-        <ns0:rPr>
-          <ns0:b/>
-          <ns0:bCs/>
-        </ns0:rPr>
-        <ns0:t xml:space="preserve">Đoạn F:</ns0:t>
-      </ns0:r>
-      <ns0:r>
-        <ns0:t xml:space="preserve"> </ns0:t>
-      </ns0:r>
-      <ns0:r>
-        <ns0:t xml:space="preserve">“…earthquake and iceberg activity… pose a potential ecological disaster that could devastate the fishing grounds…”</ns0:t>
-      </ns0:r>
-    </ns0:p>
-    <ns0:p>
-      <ns0:pPr>
-        <ns0:pStyle ns0:val="Compact"/>
-        <ns0:numPr>
-          <ns0:ilvl ns0:val="0"/>
-          <ns0:numId ns0:val="1009"/>
-        </ns0:numPr>
-      </ns0:pPr>
-      <ns0:r>
-        <ns0:t xml:space="preserve">Phân tích &amp; Vị trí</ns0:t>
-      </ns0:r>
-    </ns0:p>
-    <ns0:p>
-      <ns0:pPr>
-        <ns0:pStyle ns0:val="Compact"/>
-        <ns0:numPr>
-          <ns0:ilvl ns0:val="1"/>
-          <ns0:numId ns0:val="1012"/>
-        </ns0:numPr>
-      </ns0:pPr>
-      <ns0:r>
-        <ns0:t xml:space="preserve">“Earthquake and iceberg activity”</ns0:t>
-      </ns0:r>
-      <ns0:r>
-        <ns0:t xml:space="preserve"> </ns0:t>
-      </ns0:r>
-      <ns0:r>
-        <ns0:t xml:space="preserve">(động đất và băng trôi) là các thảm họa tự nhiên (</ns0:t>
-      </ns0:r>
-      <ns0:r>
-        <ns0:t xml:space="preserve">“Natural disasters”</ns0:t>
-      </ns0:r>
-      <ns0:r>
-        <ns0:t xml:space="preserve">).</ns0:t>
-      </ns0:r>
-    </ns0:p>
-    <ns0:p>
-      <ns0:pPr>
-        <ns0:pStyle ns0:val="Compact"/>
-        <ns0:numPr>
-          <ns0:ilvl ns0:val="1"/>
-          <ns0:numId ns0:val="1012"/>
-        </ns0:numPr>
-      </ns0:pPr>
-      <ns0:r>
-        <ns0:t xml:space="preserve">“Devastate”</ns0:t>
-      </ns0:r>
-      <ns0:r>
-        <ns0:t xml:space="preserve"> </ns0:t>
-      </ns0:r>
-      <ns0:r>
-        <ns0:t xml:space="preserve">(tàn phá) đồng nghĩa với</ns0:t>
-      </ns0:r>
-      <ns0:r>
-        <ns0:t xml:space="preserve"> </ns0:t>
-      </ns0:r>
-      <ns0:r>
-        <ns0:t xml:space="preserve">“destroy”</ns0:t>
-      </ns0:r>
-      <ns0:r>
-        <ns0:t xml:space="preserve">.</ns0:t>
-      </ns0:r>
-      <ns0:r>
-        <ns0:t xml:space="preserve"> </ns0:t>
-      </ns0:r>
-      <ns0:r>
-        <ns0:t xml:space="preserve">“Ecological disaster”</ns0:t>
-      </ns0:r>
-      <ns0:r>
-        <ns0:t xml:space="preserve"> </ns0:t>
-      </ns0:r>
-      <ns0:r>
-        <ns0:t xml:space="preserve">tương ứng với việc hủy hoại hệ sinh thái (</ns0:t>
-      </ns0:r>
-      <ns0:r>
-        <ns0:t xml:space="preserve">“ecosystem”</ns0:t>
-      </ns0:r>
-      <ns0:r>
-        <ns0:t xml:space="preserve">).</ns0:t>
-      </ns0:r>
-    </ns0:p>
-    <ns0:p>
-      <ns0:pPr>
-        <ns0:pStyle ns0:val="Compact"/>
-        <ns0:numPr>
-          <ns0:ilvl ns0:val="0"/>
-          <ns0:numId ns0:val="1009"/>
-        </ns0:numPr>
-      </ns0:pPr>
-      <ns0:r>
-        <ns0:rPr>
-          <ns0:b/>
-          <ns0:bCs/>
-        </ns0:rPr>
-        <ns0:t xml:space="preserve">Đáp án:</ns0:t>
-      </ns0:r>
-      <ns0:r>
-        <ns0:t xml:space="preserve"> </ns0:t>
-      </ns0:r>
-      <ns0:r>
-        <ns0:t xml:space="preserve">F</ns0:t>
-      </ns0:r>
-    </ns0:p>
-    <ns0:p>
-      <ns0:pPr>
-        <ns0:pStyle ns0:val="CDSection"/>
-      </ns0:pPr>
-      <ns0:r>
-        <ns0:t xml:space="preserve">Câu 17</ns0:t>
-      </ns0:r>
-    </ns0:p>
-    <ns0:p>
-      <ns0:pPr>
-        <ns0:pStyle ns0:val="CDSection"/>
-      </ns0:pPr>
-      <ns0:r>
-        <ns0:rPr>
-          <ns0:b/>
-          <ns0:bCs/>
-        </ns0:rPr>
-        <ns0:t xml:space="preserve">Nội dung:</ns0:t>
-      </ns0:r>
-      <ns0:r>
-        <ns0:t xml:space="preserve"> </ns0:t>
-      </ns0:r>
-      <ns0:r>
-        <ns0:t xml:space="preserve">The original amount of fish in the Grand Banks was due to different temperature waters mixing.</ns0:t>
-      </ns0:r>
-    </ns0:p>
-    <ns0:p>
-      <ns0:pPr>
-        <ns0:pStyle ns0:val="Compact"/>
-        <ns0:numPr>
-          <ns0:ilvl ns0:val="0"/>
-          <ns0:numId ns0:val="1013"/>
-        </ns0:numPr>
-      </ns0:pPr>
-      <ns0:r>
-        <ns0:t xml:space="preserve">Từ khóa tìm trong bài</ns0:t>
-      </ns0:r>
-    </ns0:p>
-    <ns0:p>
-      <ns0:pPr>
-        <ns0:pStyle ns0:val="Compact"/>
-        <ns0:numPr>
-          <ns0:ilvl ns0:val="1"/>
-          <ns0:numId ns0:val="1014"/>
-        </ns0:numPr>
-      </ns0:pPr>
-      <ns0:r>
-        <ns0:t xml:space="preserve">original amount of fish</ns0:t>
-      </ns0:r>
-    </ns0:p>
-    <ns0:p>
-      <ns0:pPr>
-        <ns0:pStyle ns0:val="Compact"/>
-        <ns0:numPr>
-          <ns0:ilvl ns0:val="1"/>
-          <ns0:numId ns0:val="1014"/>
-        </ns0:numPr>
-      </ns0:pPr>
-      <ns0:r>
-        <ns0:t xml:space="preserve">different temperature waters mixing</ns0:t>
-      </ns0:r>
-    </ns0:p>
-    <ns0:p>
-      <ns0:pPr>
-        <ns0:pStyle ns0:val="Compact"/>
-        <ns0:numPr>
-          <ns0:ilvl ns0:val="0"/>
-          <ns0:numId ns0:val="1013"/>
-        </ns0:numPr>
-      </ns0:pPr>
-      <ns0:r>
-        <ns0:t xml:space="preserve">Từ khóa mấu chốt</ns0:t>
-      </ns0:r>
-    </ns0:p>
-    <ns0:p>
-      <ns0:pPr>
-        <ns0:pStyle ns0:val="Compact"/>
-        <ns0:numPr>
-          <ns0:ilvl ns0:val="1"/>
-          <ns0:numId ns0:val="1015"/>
-        </ns0:numPr>
-      </ns0:pPr>
-      <ns0:r>
-        <ns0:rPr>
-          <ns0:b/>
-          <ns0:bCs/>
-        </ns0:rPr>
-        <ns0:t xml:space="preserve">Đoạn A:</ns0:t>
-      </ns0:r>
-      <ns0:r>
-        <ns0:t xml:space="preserve"> </ns0:t>
-      </ns0:r>
-      <ns0:r>
-        <ns0:t xml:space="preserve">“…cold Labrador Current mixes with the warm waters… created one of the richest fishing grounds in the world.”</ns0:t>
-      </ns0:r>
-    </ns0:p>
-    <ns0:p>
-      <ns0:pPr>
-        <ns0:pStyle ns0:val="Compact"/>
-        <ns0:numPr>
-          <ns0:ilvl ns0:val="0"/>
-          <ns0:numId ns0:val="1013"/>
-        </ns0:numPr>
-      </ns0:pPr>
-      <ns0:r>
-        <ns0:t xml:space="preserve">Phân tích &amp; Vị trí</ns0:t>
-      </ns0:r>
-    </ns0:p>
-    <ns0:p>
-      <ns0:pPr>
-        <ns0:pStyle ns0:val="Compact"/>
-        <ns0:numPr>
-          <ns0:ilvl ns0:val="1"/>
-          <ns0:numId ns0:val="1016"/>
-        </ns0:numPr>
-      </ns0:pPr>
-      <ns0:r>
-        <ns0:t xml:space="preserve">“Richest fishing grounds”</ns0:t>
-      </ns0:r>
-      <ns0:r>
-        <ns0:t xml:space="preserve"> </ns0:t>
-      </ns0:r>
-      <ns0:r>
-        <ns0:t xml:space="preserve">(ngư trường giàu có nhất) ám chỉ lượng cá ban đầu (</ns0:t>
-      </ns0:r>
-      <ns0:r>
-        <ns0:t xml:space="preserve">“original amount of fish”</ns0:t>
-      </ns0:r>
-      <ns0:r>
-        <ns0:t xml:space="preserve">).</ns0:t>
-      </ns0:r>
-    </ns0:p>
-    <ns0:p>
-      <ns0:pPr>
-        <ns0:pStyle ns0:val="Compact"/>
-        <ns0:numPr>
-          <ns0:ilvl ns0:val="1"/>
-          <ns0:numId ns0:val="1016"/>
-        </ns0:numPr>
-      </ns0:pPr>
-      <ns0:r>
-        <ns0:t xml:space="preserve">“Cold… mixes with… warm waters”</ns0:t>
-      </ns0:r>
-      <ns0:r>
-        <ns0:t xml:space="preserve"> </ns0:t>
-      </ns0:r>
-      <ns0:r>
-        <ns0:t xml:space="preserve">chính là sự pha trộn của các dòng nước có nhiệt độ khác nhau (</ns0:t>
-      </ns0:r>
-      <ns0:r>
-        <ns0:t xml:space="preserve">“different temperature waters mixing”</ns0:t>
-      </ns0:r>
-      <ns0:r>
-        <ns0:t xml:space="preserve">).</ns0:t>
-      </ns0:r>
-    </ns0:p>
-    <ns0:p>
-      <ns0:pPr>
-        <ns0:pStyle ns0:val="Compact"/>
-        <ns0:numPr>
-          <ns0:ilvl ns0:val="0"/>
-          <ns0:numId ns0:val="1013"/>
-        </ns0:numPr>
-      </ns0:pPr>
-      <ns0:r>
-        <ns0:rPr>
-          <ns0:b/>
-          <ns0:bCs/>
-        </ns0:rPr>
-        <ns0:t xml:space="preserve">Đáp án:</ns0:t>
-      </ns0:r>
-      <ns0:r>
-        <ns0:t xml:space="preserve"> </ns0:t>
-      </ns0:r>
-      <ns0:r>
-        <ns0:t xml:space="preserve">A</ns0:t>
-      </ns0:r>
-    </ns0:p>
-    <ns0:p>
-      <ns0:pPr>
-        <ns0:pStyle ns0:val="CDSection"/>
-      </ns0:pPr>
-      <ns0:r>
-        <ns0:t xml:space="preserve">Câu 18</ns0:t>
-      </ns0:r>
-    </ns0:p>
-    <ns0:p>
-      <ns0:pPr>
-        <ns0:pStyle ns0:val="CDSection"/>
-      </ns0:pPr>
-      <ns0:r>
-        <ns0:rPr>
-          <ns0:b/>
-          <ns0:bCs/>
-        </ns0:rPr>
-        <ns0:t xml:space="preserve">Nội dung:</ns0:t>
-      </ns0:r>
-      <ns0:r>
-        <ns0:t xml:space="preserve"> </ns0:t>
-      </ns0:r>
-      <ns0:r>
-        <ns0:t xml:space="preserve">East Canadian fishermen were generally happy with the establishment of the Canadian EEZ.</ns0:t>
-      </ns0:r>
-    </ns0:p>
-    <ns0:p>
-      <ns0:pPr>
-        <ns0:pStyle ns0:val="Compact"/>
-        <ns0:numPr>
-          <ns0:ilvl ns0:val="0"/>
-          <ns0:numId ns0:val="1017"/>
-        </ns0:numPr>
-      </ns0:pPr>
-      <ns0:r>
-        <ns0:t xml:space="preserve">Từ khóa tìm trong bài</ns0:t>
-      </ns0:r>
-    </ns0:p>
-    <ns0:p>
-      <ns0:pPr>
-        <ns0:pStyle ns0:val="Compact"/>
-        <ns0:numPr>
-          <ns0:ilvl ns0:val="1"/>
-          <ns0:numId ns0:val="1018"/>
-        </ns0:numPr>
-      </ns0:pPr>
-      <ns0:r>
-        <ns0:t xml:space="preserve">East Canadian fishermen</ns0:t>
-      </ns0:r>
-    </ns0:p>
-    <ns0:p>
-      <ns0:pPr>
-        <ns0:pStyle ns0:val="Compact"/>
-        <ns0:numPr>
-          <ns0:ilvl ns0:val="1"/>
-          <ns0:numId ns0:val="1018"/>
-        </ns0:numPr>
-      </ns0:pPr>
-      <ns0:r>
-        <ns0:t xml:space="preserve">happy</ns0:t>
-      </ns0:r>
-    </ns0:p>
-    <ns0:p>
-      <ns0:pPr>
-        <ns0:pStyle ns0:val="Compact"/>
-        <ns0:numPr>
-          <ns0:ilvl ns0:val="1"/>
-          <ns0:numId ns0:val="1018"/>
-        </ns0:numPr>
-      </ns0:pPr>
-      <ns0:r>
-        <ns0:t xml:space="preserve">establishment of the Canadian EEZ</ns0:t>
-      </ns0:r>
-    </ns0:p>
-    <ns0:p>
-      <ns0:pPr>
-        <ns0:pStyle ns0:val="Compact"/>
-        <ns0:numPr>
-          <ns0:ilvl ns0:val="0"/>
-          <ns0:numId ns0:val="1017"/>
-        </ns0:numPr>
-      </ns0:pPr>
-      <ns0:r>
-        <ns0:t xml:space="preserve">Từ khóa mấu chốt</ns0:t>
-      </ns0:r>
-    </ns0:p>
-    <ns0:p>
-      <ns0:pPr>
-        <ns0:pStyle ns0:val="Compact"/>
-        <ns0:numPr>
-          <ns0:ilvl ns0:val="1"/>
-          <ns0:numId ns0:val="1019"/>
-        </ns0:numPr>
-      </ns0:pPr>
-      <ns0:r>
-        <ns0:rPr>
-          <ns0:b/>
-          <ns0:bCs/>
-        </ns0:rPr>
-        <ns0:t xml:space="preserve">Đoạn D:</ns0:t>
-      </ns0:r>
-      <ns0:r>
-        <ns0:t xml:space="preserve"> </ns0:t>
-      </ns0:r>
-      <ns0:r>
-        <ns0:t xml:space="preserve">“On the whole, the EEZ was very well received by fishermen in eastern Canada…”</ns0:t>
-      </ns0:r>
-    </ns0:p>
-    <ns0:p>
-      <ns0:pPr>
-        <ns0:pStyle ns0:val="Compact"/>
-        <ns0:numPr>
-          <ns0:ilvl ns0:val="0"/>
-          <ns0:numId ns0:val="1017"/>
-        </ns0:numPr>
-      </ns0:pPr>
-      <ns0:r>
-        <ns0:t xml:space="preserve">Phân tích &amp; Vị trí</ns0:t>
-      </ns0:r>
-    </ns0:p>
-    <ns0:p>
-      <ns0:pPr>
-        <ns0:pStyle ns0:val="Compact"/>
-        <ns0:numPr>
-          <ns0:ilvl ns0:val="1"/>
-          <ns0:numId ns0:val="1020"/>
-        </ns0:numPr>
-      </ns0:pPr>
-      <ns0:r>
-        <ns0:t xml:space="preserve">Cụm từ</ns0:t>
-      </ns0:r>
-      <ns0:r>
-        <ns0:t xml:space="preserve"> </ns0:t>
-      </ns0:r>
-      <ns0:r>
-        <ns0:t xml:space="preserve">“very well received”</ns0:t>
-      </ns0:r>
-      <ns0:r>
-        <ns0:t xml:space="preserve"> </ns0:t>
-      </ns0:r>
-      <ns0:r>
-        <ns0:t xml:space="preserve">(được đón nhận rất tốt) mang ý nghĩa tương đương với việc ngư dân cảm thấy vui vẻ/hài lòng (</ns0:t>
-      </ns0:r>
-      <ns0:r>
-        <ns0:t xml:space="preserve">“happy”</ns0:t>
-      </ns0:r>
-      <ns0:r>
-        <ns0:t xml:space="preserve">).</ns0:t>
-      </ns0:r>
-    </ns0:p>
-    <ns0:p>
-      <ns0:pPr>
-        <ns0:pStyle ns0:val="Compact"/>
-        <ns0:numPr>
-          <ns0:ilvl ns0:val="0"/>
-          <ns0:numId ns0:val="1017"/>
-        </ns0:numPr>
-      </ns0:pPr>
-      <ns0:r>
-        <ns0:rPr>
-          <ns0:b/>
-          <ns0:bCs/>
-        </ns0:rPr>
-        <ns0:t xml:space="preserve">Đáp án:</ns0:t>
-      </ns0:r>
-      <ns0:r>
-        <ns0:t xml:space="preserve"> </ns0:t>
-      </ns0:r>
-      <ns0:r>
-        <ns0:t xml:space="preserve">D</ns0:t>
-      </ns0:r>
-    </ns0:p>
-    <ns0:p>
-      <ns0:pPr>
-        <ns0:pStyle ns0:val="CDSection"/>
-      </ns0:pPr>
-      <ns0:r>
-        <ns0:t xml:space="preserve">Câu 19</ns0:t>
-      </ns0:r>
-    </ns0:p>
-    <ns0:p>
-      <ns0:pPr>
-        <ns0:pStyle ns0:val="CDSection"/>
-      </ns0:pPr>
-      <ns0:r>
-        <ns0:rPr>
-          <ns0:b/>
-          <ns0:bCs/>
-        </ns0:rPr>
-        <ns0:t xml:space="preserve">Nội dung:</ns0:t>
-      </ns0:r>
-      <ns0:r>
-        <ns0:t xml:space="preserve"> </ns0:t>
-      </ns0:r>
-      <ns0:r>
-        <ns0:t xml:space="preserve">Grand Banks’ cod stocks are still 90 per cent lower than what they were in the 1960’s.</ns0:t>
-      </ns0:r>
-    </ns0:p>
-    <ns0:p>
-      <ns0:pPr>
-        <ns0:pStyle ns0:val="Compact"/>
-        <ns0:numPr>
-          <ns0:ilvl ns0:val="0"/>
-          <ns0:numId ns0:val="1021"/>
-        </ns0:numPr>
-      </ns0:pPr>
-      <ns0:r>
-        <ns0:t xml:space="preserve">Từ khóa tìm trong bài</ns0:t>
-      </ns0:r>
-    </ns0:p>
-    <ns0:p>
-      <ns0:pPr>
-        <ns0:pStyle ns0:val="Compact"/>
-        <ns0:numPr>
-          <ns0:ilvl ns0:val="1"/>
-          <ns0:numId ns0:val="1022"/>
-        </ns0:numPr>
-      </ns0:pPr>
-      <ns0:r>
-        <ns0:t xml:space="preserve">cod stocks</ns0:t>
-      </ns0:r>
-    </ns0:p>
-    <ns0:p>
-      <ns0:pPr>
-        <ns0:pStyle ns0:val="Compact"/>
-        <ns0:numPr>
-          <ns0:ilvl ns0:val="1"/>
-          <ns0:numId ns0:val="1022"/>
-        </ns0:numPr>
-      </ns0:pPr>
-      <ns0:r>
-        <ns0:t xml:space="preserve">90 per cent lower</ns0:t>
-      </ns0:r>
-    </ns0:p>
-    <ns0:p>
-      <ns0:pPr>
-        <ns0:pStyle ns0:val="Compact"/>
-        <ns0:numPr>
-          <ns0:ilvl ns0:val="1"/>
-          <ns0:numId ns0:val="1022"/>
-        </ns0:numPr>
-      </ns0:pPr>
-      <ns0:r>
-        <ns0:t xml:space="preserve">1960’s</ns0:t>
-      </ns0:r>
-    </ns0:p>
-    <ns0:p>
-      <ns0:pPr>
-        <ns0:pStyle ns0:val="Compact"/>
-        <ns0:numPr>
-          <ns0:ilvl ns0:val="0"/>
-          <ns0:numId ns0:val="1021"/>
-        </ns0:numPr>
-      </ns0:pPr>
-      <ns0:r>
-        <ns0:t xml:space="preserve">Từ khóa mấu chốt</ns0:t>
-      </ns0:r>
-    </ns0:p>
-    <ns0:p>
-      <ns0:pPr>
-        <ns0:pStyle ns0:val="Compact"/>
-        <ns0:numPr>
-          <ns0:ilvl ns0:val="1"/>
-          <ns0:numId ns0:val="1023"/>
-        </ns0:numPr>
-      </ns0:pPr>
-      <ns0:r>
-        <ns0:rPr>
-          <ns0:b/>
-          <ns0:bCs/>
-        </ns0:rPr>
-        <ns0:t xml:space="preserve">Đoạn E:</ns0:t>
-      </ns0:r>
-      <ns0:r>
-        <ns0:t xml:space="preserve"> </ns0:t>
-      </ns0:r>
-      <ns0:r>
-        <ns0:t xml:space="preserve">“…cod stocks are still only at approximately ten per cent of 1960’s levels.”</ns0:t>
-      </ns0:r>
-    </ns0:p>
-    <ns0:p>
-      <ns0:pPr>
-        <ns0:pStyle ns0:val="Compact"/>
-        <ns0:numPr>
-          <ns0:ilvl ns0:val="0"/>
-          <ns0:numId ns0:val="1021"/>
-        </ns0:numPr>
-      </ns0:pPr>
-      <ns0:r>
-        <ns0:t xml:space="preserve">Phân tích &amp; Vị trí</ns0:t>
-      </ns0:r>
-    </ns0:p>
-    <ns0:p>
-      <ns0:pPr>
-        <ns0:pStyle ns0:val="Compact"/>
-        <ns0:numPr>
-          <ns0:ilvl ns0:val="1"/>
-          <ns0:numId ns0:val="1024"/>
-        </ns0:numPr>
-      </ns0:pPr>
-      <ns0:r>
-        <ns0:t xml:space="preserve">Bài đọc nói trữ lượng cá tuyết chỉ còn khoảng 10% so với mức của những năm 1960 (</ns0:t>
-      </ns0:r>
-      <ns0:r>
-        <ns0:t xml:space="preserve">“ten per cent of 1960’s levels”</ns0:t>
-      </ns0:r>
-      <ns0:r>
-        <ns0:t xml:space="preserve">). Điều này đồng nghĩa với việc nó thấp hơn 90% (</ns0:t>
-      </ns0:r>
-      <ns0:r>
-        <ns0:t xml:space="preserve">“90 per cent lower”</ns0:t>
-      </ns0:r>
-      <ns0:r>
-        <ns0:t xml:space="preserve">).</ns0:t>
-      </ns0:r>
-    </ns0:p>
-    <ns0:p>
-      <ns0:pPr>
-        <ns0:pStyle ns0:val="Compact"/>
-        <ns0:numPr>
-          <ns0:ilvl ns0:val="0"/>
-          <ns0:numId ns0:val="1021"/>
-        </ns0:numPr>
-      </ns0:pPr>
-      <ns0:r>
-        <ns0:rPr>
-          <ns0:b/>
-          <ns0:bCs/>
-        </ns0:rPr>
-        <ns0:t xml:space="preserve">Đáp án:</ns0:t>
-      </ns0:r>
-      <ns0:r>
-        <ns0:t xml:space="preserve"> </ns0:t>
-      </ns0:r>
-      <ns0:r>
         <ns0:t xml:space="preserve">E</ns0:t>
+      </ns0:r>
+      <ns0:r>
+        <ns0:t xml:space="preserve"> </ns0:t>
+      </ns0:r>
+      <ns0:r>
+        <ns0:t xml:space="preserve">:::</ns0:t>
       </ns0:r>
     </ns0:p>
     <ns0:p>
@@ -3927,13 +4544,16 @@
     </w:rPrDefault>
     <w:pPrDefault>
       <w:pPr>
-        <w:spacing w:after="120"/>
+        <w:spacing w:after="60"/>
       </w:pPr>
     </w:pPrDefault>
   </w:docDefaults>
   <w:style w:default="1" w:styleId="Normal" w:type="paragraph">
     <w:name w:val="Normal"/>
     <w:qFormat/>
+    <w:pPr>
+      <w:spacing w:after="60"/>
+    </w:pPr>
     <w:rPr>
       <w:rFonts w:ascii="Georgia" w:cs="Georgia" w:hAnsi="Georgia"/>
       <w:sz w:val="24"/>
@@ -3945,7 +4565,7 @@
     <w:uiPriority w:val="9"/>
     <w:qFormat/>
     <w:pPr>
-      <w:spacing w:after="120" w:before="240"/>
+      <w:spacing w:after="80" w:before="200"/>
     </w:pPr>
     <w:rPr>
       <w:rFonts w:ascii="Latin Modern Sans" w:cs="Latin Modern Sans" w:hAnsi="Latin Modern Sans"/>
@@ -3960,7 +4580,7 @@
     <w:uiPriority w:val="9"/>
     <w:qFormat/>
     <w:pPr>
-      <w:spacing w:after="100" w:before="200"/>
+      <w:spacing w:after="80" w:before="160"/>
     </w:pPr>
     <w:rPr>
       <w:rFonts w:ascii="Latin Modern Sans" w:cs="Latin Modern Sans" w:hAnsi="Latin Modern Sans"/>
@@ -3975,7 +4595,7 @@
     <w:qFormat/>
     <w:pPr>
       <w:jc w:val="center"/>
-      <w:spacing w:after="160" w:before="120"/>
+      <w:spacing w:after="120" w:before="80"/>
     </w:pPr>
     <w:rPr>
       <w:rFonts w:ascii="Latin Modern Sans" w:cs="Latin Modern Sans" w:hAnsi="Latin Modern Sans"/>
@@ -4013,7 +4633,7 @@
     <w:basedOn w:val="Normal"/>
     <w:qFormat/>
     <w:pPr>
-      <w:spacing w:after="160" w:before="120"/>
+      <w:spacing w:after="120" w:before="100"/>
       <w:pBdr>
         <w:top w:color="E52B20" w:space="2" w:sz="8" w:val="single"/>
         <w:left w:color="E52B20" w:space="2" w:sz="8" w:val="single"/>
@@ -4033,7 +4653,7 @@
     <w:basedOn w:val="Normal"/>
     <w:qFormat/>
     <w:pPr>
-      <w:spacing w:after="120" w:before="160"/>
+      <w:spacing w:after="80" w:before="100"/>
       <w:pBdr>
         <w:left w:color="E52B20" w:space="2" w:sz="24" w:val="single"/>
       </w:pBdr>
@@ -4052,7 +4672,7 @@
     <w:basedOn w:val="Normal"/>
     <w:qFormat/>
     <w:pPr>
-      <w:spacing w:after="100" w:before="140"/>
+      <w:spacing w:after="60" w:before="80"/>
       <w:pBdr>
         <w:left w:color="1F4E79" w:space="2" w:sz="24" w:val="single"/>
       </w:pBdr>
@@ -4071,7 +4691,7 @@
     <w:basedOn w:val="Normal"/>
     <w:qFormat/>
     <w:pPr>
-      <w:spacing w:after="80" w:before="120"/>
+      <w:spacing w:after="60" w:before="80"/>
       <w:pBdr>
         <w:left w:color="5AA244" w:space="2" w:sz="24" w:val="single"/>
       </w:pBdr>
@@ -4090,12 +4710,12 @@
     <w:basedOn w:val="Normal"/>
     <w:qFormat/>
     <w:pPr>
-      <w:spacing w:after="120" w:before="120"/>
+      <w:spacing w:after="80" w:before="80" w:line="276" w:lineRule="auto"/>
       <w:pBdr>
-        <w:left w:color="7A1FA2" w:space="2" w:sz="24" w:val="single"/>
+        <w:left w:color="7A1FA2" w:space="6" w:sz="24" w:val="single"/>
       </w:pBdr>
       <w:shd w:color="auto" w:fill="F6F0FA" w:val="clear"/>
-      <w:ind w:left="240"/>
+      <w:ind w:left="360" w:right="240"/>
     </w:pPr>
     <w:rPr>
       <w:rFonts w:ascii="Latin Modern Sans" w:cs="Latin Modern Sans" w:hAnsi="Latin Modern Sans"/>
@@ -4104,11 +4724,23 @@
       <w:sz w:val="24"/>
     </w:rPr>
   </w:style>
+  <w:style w:styleId="CDQuestion" w:type="paragraph">
+    <w:name w:val="CDQuestion"/>
+    <w:basedOn w:val="Normal"/>
+    <w:qFormat/>
+    <w:pPr>
+      <w:spacing w:after="0" w:before="0"/>
+    </w:pPr>
+    <w:rPr>
+      <w:rFonts w:ascii="Georgia" w:cs="Georgia" w:hAnsi="Georgia"/>
+    </w:rPr>
+  </w:style>
   <w:style w:styleId="CDVocabTable" w:type="table">
     <w:name w:val="CDVocabTable"/>
     <w:basedOn w:val="TableNormal"/>
     <w:tblPr>
       <w:tblW w:type="pct" w:w="5000"/>
+      <w:tblInd w:type="dxa" w:w="240"/>
       <w:tblLayout w:type="autofit"/>
       <w:tblBorders>
         <w:top w:color="BFBFBF" w:space="0" w:sz="10" w:val="single"/>
@@ -4133,6 +4765,35 @@
         <w:rFonts w:ascii="Latin Modern Sans" w:cs="Latin Modern Sans" w:hAnsi="Latin Modern Sans"/>
         <w:b/>
         <w:color w:val="FFFFFF"/>
+      </w:rPr>
+    </w:tblStylePr>
+  </w:style>
+  <w:style w:styleId="CDOptionTable" w:type="table">
+    <w:name w:val="CDOptionTable"/>
+    <w:basedOn w:val="TableNormal"/>
+    <w:tblPr>
+      <w:tblW w:type="pct" w:w="3200"/>
+      <w:jc w:val="center"/>
+      <w:tblBorders>
+        <w:top w:color="1F4E79" w:space="0" w:sz="10" w:val="single"/>
+        <w:left w:color="1F4E79" w:space="0" w:sz="10" w:val="single"/>
+        <w:bottom w:color="1F4E79" w:space="0" w:sz="10" w:val="single"/>
+        <w:right w:color="1F4E79" w:space="0" w:sz="10" w:val="single"/>
+        <w:insideH w:color="D0D0D0" w:space="0" w:sz="6" w:val="single"/>
+        <w:insideV w:color="D0D0D0" w:space="0" w:sz="6" w:val="single"/>
+      </w:tblBorders>
+      <w:tblCellMar>
+        <w:top w:type="dxa" w:w="80"/>
+        <w:left w:type="dxa" w:w="120"/>
+        <w:bottom w:type="dxa" w:w="80"/>
+        <w:right w:type="dxa" w:w="120"/>
+      </w:tblCellMar>
+    </w:tblPr>
+    <w:tblStylePr w:type="firstColumn">
+      <w:rPr>
+        <w:rFonts w:ascii="Latin Modern Sans" w:cs="Latin Modern Sans" w:hAnsi="Latin Modern Sans"/>
+        <w:b/>
+        <w:color w:val="1F4E79"/>
       </w:rPr>
     </w:tblStylePr>
   </w:style>

--- a/chuyenDe/RW/docx/raw47/Reading/Level3/W7.docx
+++ b/chuyenDe/RW/docx/raw47/Reading/Level3/W7.docx
@@ -4797,6 +4797,39 @@
       </w:rPr>
     </w:tblStylePr>
   </w:style>
+  <w:style w:styleId="CDAnswerTable" w:type="table">
+    <w:name w:val="CDAnswerTable"/>
+    <w:basedOn w:val="TableNormal"/>
+    <w:tblPr>
+      <w:tblW w:type="pct" w:w="5000"/>
+      <w:tblInd w:type="dxa" w:w="240"/>
+      <w:tblLayout w:type="autofit"/>
+      <w:tblBorders>
+        <w:top w:color="BFBFBF" w:space="0" w:sz="10" w:val="single"/>
+        <w:left w:color="BFBFBF" w:space="0" w:sz="10" w:val="single"/>
+        <w:bottom w:color="BFBFBF" w:space="0" w:sz="10" w:val="single"/>
+        <w:right w:color="BFBFBF" w:space="0" w:sz="10" w:val="single"/>
+        <w:insideH w:color="D0D0D0" w:space="0" w:sz="8" w:val="single"/>
+        <w:insideV w:color="D0D0D0" w:space="0" w:sz="8" w:val="single"/>
+      </w:tblBorders>
+      <w:tblCellMar>
+        <w:top w:type="dxa" w:w="80"/>
+        <w:left w:type="dxa" w:w="120"/>
+        <w:bottom w:type="dxa" w:w="80"/>
+        <w:right w:type="dxa" w:w="120"/>
+      </w:tblCellMar>
+    </w:tblPr>
+    <w:tblStylePr w:type="firstRow">
+      <w:tcPr>
+        <w:shd w:color="auto" w:fill="1F4E79" w:val="clear"/>
+      </w:tcPr>
+      <w:rPr>
+        <w:rFonts w:ascii="Latin Modern Sans" w:cs="Latin Modern Sans" w:hAnsi="Latin Modern Sans"/>
+        <w:b/>
+        <w:color w:val="FFFFFF"/>
+      </w:rPr>
+    </w:tblStylePr>
+  </w:style>
   <w:style w:type="paragraph" w:customStyle="1" w:styleId="SourceCode">
     <w:name w:val="Source Code"/>
     <w:basedOn w:val="Normal"/>

--- a/chuyenDe/RW/docx/raw47/Reading/Level3/W7.docx
+++ b/chuyenDe/RW/docx/raw47/Reading/Level3/W7.docx
@@ -317,15 +317,15 @@
     </ns0:p>
     <ns0:tbl>
       <ns0:tblPr>
-        <ns0:tblStyle ns0:val="CDOptionTable"/>
-        <ns0:tblW ns0:type="pct" ns0:w="5000"/>
-        <ns0:tblLayout ns0:type="fixed"/>
+        <ns0:tblStyle ns0:val="CDChoiceTable"/>
+        <ns0:tblW ns0:type="dxa" ns0:w="9732"/>
+        <ns0:tblLayout ns0:type="autofit"/>
         <ns0:tblLook ns0:firstRow="1" ns0:lastRow="0" ns0:firstColumn="0" ns0:lastColumn="0" ns0:noHBand="0" ns0:noVBand="0" ns0:val="0020"/>
-        <ns0:jc ns0:val="center"/>
+        <ns0:tblInd ns0:type="dxa" ns0:w="240"/>
       </ns0:tblPr>
       <ns0:tblGrid>
-        <ns0:gridCol ns0:w="3960"/>
-        <ns0:gridCol ns0:w="3960"/>
+        <ns0:gridCol ns0:w="1751"/>
+        <ns0:gridCol ns0:w="7981"/>
       </ns0:tblGrid>
       <ns0:tr>
         <ns0:trPr>
@@ -495,15 +495,15 @@
     </ns0:p>
     <ns0:tbl>
       <ns0:tblPr>
-        <ns0:tblStyle ns0:val="CDOptionTable"/>
-        <ns0:tblW ns0:type="pct" ns0:w="5000"/>
-        <ns0:tblLayout ns0:type="fixed"/>
+        <ns0:tblStyle ns0:val="CDChoiceTable"/>
+        <ns0:tblW ns0:type="dxa" ns0:w="9732"/>
+        <ns0:tblLayout ns0:type="autofit"/>
         <ns0:tblLook ns0:firstRow="1" ns0:lastRow="0" ns0:firstColumn="0" ns0:lastColumn="0" ns0:noHBand="0" ns0:noVBand="0" ns0:val="0020"/>
-        <ns0:jc ns0:val="center"/>
+        <ns0:tblInd ns0:type="dxa" ns0:w="240"/>
       </ns0:tblPr>
       <ns0:tblGrid>
-        <ns0:gridCol ns0:w="3960"/>
-        <ns0:gridCol ns0:w="3960"/>
+        <ns0:gridCol ns0:w="1751"/>
+        <ns0:gridCol ns0:w="7981"/>
       </ns0:tblGrid>
       <ns0:tr>
         <ns0:trPr>
@@ -673,15 +673,15 @@
     </ns0:p>
     <ns0:tbl>
       <ns0:tblPr>
-        <ns0:tblStyle ns0:val="CDOptionTable"/>
-        <ns0:tblW ns0:type="pct" ns0:w="5000"/>
-        <ns0:tblLayout ns0:type="fixed"/>
+        <ns0:tblStyle ns0:val="CDChoiceTable"/>
+        <ns0:tblW ns0:type="dxa" ns0:w="9732"/>
+        <ns0:tblLayout ns0:type="autofit"/>
         <ns0:tblLook ns0:firstRow="1" ns0:lastRow="0" ns0:firstColumn="0" ns0:lastColumn="0" ns0:noHBand="0" ns0:noVBand="0" ns0:val="0020"/>
-        <ns0:jc ns0:val="center"/>
+        <ns0:tblInd ns0:type="dxa" ns0:w="240"/>
       </ns0:tblPr>
       <ns0:tblGrid>
-        <ns0:gridCol ns0:w="3960"/>
-        <ns0:gridCol ns0:w="3960"/>
+        <ns0:gridCol ns0:w="1751"/>
+        <ns0:gridCol ns0:w="7981"/>
       </ns0:tblGrid>
       <ns0:tr>
         <ns0:trPr>
@@ -4797,6 +4797,42 @@
       </w:rPr>
     </w:tblStylePr>
   </w:style>
+  <w:style w:styleId="CDChoiceTable" w:type="table">
+    <w:name w:val="CDChoiceTable"/>
+    <w:basedOn w:val="TableNormal"/>
+    <w:tblPr>
+      <w:tblW w:type="pct" w:w="5000"/>
+      <w:tblInd w:type="dxa" w:w="240"/>
+      <w:tblLayout w:type="autofit"/>
+      <w:tblBorders>
+        <w:top w:color="1F4E79" w:space="0" w:sz="10" w:val="single"/>
+        <w:left w:color="1F4E79" w:space="0" w:sz="10" w:val="single"/>
+        <w:bottom w:color="1F4E79" w:space="0" w:sz="10" w:val="single"/>
+        <w:right w:color="1F4E79" w:space="0" w:sz="10" w:val="single"/>
+        <w:insideH w:color="D0D0D0" w:space="0" w:sz="6" w:val="single"/>
+        <w:insideV w:color="D0D0D0" w:space="0" w:sz="6" w:val="single"/>
+      </w:tblBorders>
+      <w:tblCellMar>
+        <w:top w:type="dxa" w:w="80"/>
+        <w:left w:type="dxa" w:w="120"/>
+        <w:bottom w:type="dxa" w:w="80"/>
+        <w:right w:type="dxa" w:w="120"/>
+      </w:tblCellMar>
+    </w:tblPr>
+    <w:tblStylePr w:type="firstColumn">
+      <w:rPr>
+        <w:rFonts w:ascii="Latin Modern Sans" w:cs="Latin Modern Sans" w:hAnsi="Latin Modern Sans"/>
+        <w:b/>
+        <w:color w:val="1F4E79"/>
+      </w:rPr>
+    </w:tblStylePr>
+    <w:tblStylePr w:type="firstRow">
+      <w:rPr>
+        <w:rFonts w:ascii="Latin Modern Sans" w:cs="Latin Modern Sans" w:hAnsi="Latin Modern Sans"/>
+        <w:b/>
+      </w:rPr>
+    </w:tblStylePr>
+  </w:style>
   <w:style w:styleId="CDAnswerTable" w:type="table">
     <w:name w:val="CDAnswerTable"/>
     <w:basedOn w:val="TableNormal"/>

--- a/chuyenDe/RW/docx/raw47/Reading/Level3/W7.docx
+++ b/chuyenDe/RW/docx/raw47/Reading/Level3/W7.docx
@@ -3338,6 +3338,1138 @@
       </ns0:r>
     </ns0:p>
     <ns0:bookmarkEnd ns0:id="15"/>
+    <ns0:bookmarkStart ns0:id="16" ns0:name="bảng-đáp-án-tổng-hợp"/>
+    <ns0:p>
+      <ns0:pPr>
+        <ns0:pStyle ns0:val="Heading2"/>
+      </ns0:pPr>
+      <ns0:r>
+        <ns0:t xml:space="preserve">Bảng đáp án tổng hợp</ns0:t>
+      </ns0:r>
+    </ns0:p>
+    <ns0:tbl>
+      <ns0:tblPr>
+        <ns0:tblStyle ns0:val="CDAnswerKeyTable"/>
+        <ns0:tblW ns0:type="dxa" ns0:w="9732"/>
+        <ns0:tblLayout ns0:type="autofit"/>
+        <ns0:tblLook ns0:firstRow="1" ns0:lastRow="0" ns0:firstColumn="0" ns0:lastColumn="0" ns0:noHBand="0" ns0:noVBand="0" ns0:val="0020"/>
+        <ns0:tblInd ns0:type="dxa" ns0:w="240"/>
+      </ns0:tblPr>
+      <ns0:tblGrid>
+        <ns0:gridCol ns0:w="1751"/>
+        <ns0:gridCol ns0:w="7981"/>
+      </ns0:tblGrid>
+      <ns0:tr>
+        <ns0:trPr>
+          <ns0:tblHeader ns0:val="on"/>
+        </ns0:trPr>
+        <ns0:tc>
+          <ns0:tcPr/>
+          <ns0:p>
+            <ns0:pPr>
+              <ns0:pStyle ns0:val="Compact"/>
+            </ns0:pPr>
+            <ns0:r>
+              <ns0:t xml:space="preserve">Câu</ns0:t>
+            </ns0:r>
+          </ns0:p>
+        </ns0:tc>
+        <ns0:tc>
+          <ns0:tcPr/>
+          <ns0:p>
+            <ns0:pPr>
+              <ns0:pStyle ns0:val="Compact"/>
+            </ns0:pPr>
+            <ns0:r>
+              <ns0:t xml:space="preserve">Đáp án</ns0:t>
+            </ns0:r>
+          </ns0:p>
+        </ns0:tc>
+      </ns0:tr>
+    </ns0:tbl>
+    <ns0:bookmarkEnd ns0:id="16"/>
+    <ns0:bookmarkStart ns0:id="17" ns0:name="tổng-hợp-từ-vựng"/>
+    <ns0:p>
+      <ns0:pPr>
+        <ns0:pStyle ns0:val="Heading2"/>
+      </ns0:pPr>
+      <ns0:r>
+        <ns0:t xml:space="preserve">Tổng hợp từ vựng</ns0:t>
+      </ns0:r>
+    </ns0:p>
+    <ns0:tbl>
+      <ns0:tblPr>
+        <ns0:tblStyle ns0:val="CDReadingVocabTable"/>
+        <ns0:tblW ns0:type="dxa" ns0:w="9732"/>
+        <ns0:tblLayout ns0:type="autofit"/>
+        <ns0:tblLook ns0:firstRow="1" ns0:lastRow="0" ns0:firstColumn="0" ns0:lastColumn="0" ns0:noHBand="0" ns0:noVBand="0" ns0:val="0020"/>
+        <ns0:tblInd ns0:type="dxa" ns0:w="240"/>
+      </ns0:tblPr>
+      <ns0:tblGrid>
+        <ns0:gridCol ns0:w="2335"/>
+        <ns0:gridCol ns0:w="1362"/>
+        <ns0:gridCol ns0:w="3894"/>
+        <ns0:gridCol ns0:w="2141"/>
+      </ns0:tblGrid>
+      <ns0:tr>
+        <ns0:trPr>
+          <ns0:tblHeader ns0:val="on"/>
+        </ns0:trPr>
+        <ns0:tc>
+          <ns0:tcPr/>
+          <ns0:p>
+            <ns0:pPr>
+              <ns0:pStyle ns0:val="Compact"/>
+            </ns0:pPr>
+            <ns0:r>
+              <ns0:t xml:space="preserve">Từ vựng (Từ loại)</ns0:t>
+            </ns0:r>
+          </ns0:p>
+        </ns0:tc>
+        <ns0:tc>
+          <ns0:tcPr/>
+          <ns0:p>
+            <ns0:pPr>
+              <ns0:pStyle ns0:val="Compact"/>
+            </ns0:pPr>
+            <ns0:r>
+              <ns0:t xml:space="preserve">Phiên âm</ns0:t>
+            </ns0:r>
+          </ns0:p>
+        </ns0:tc>
+        <ns0:tc>
+          <ns0:tcPr/>
+          <ns0:p>
+            <ns0:pPr>
+              <ns0:pStyle ns0:val="Compact"/>
+            </ns0:pPr>
+            <ns0:r>
+              <ns0:t xml:space="preserve">Nghĩa tiếng Anh (Giải thích chi tiết nghĩa tiếng Việt)</ns0:t>
+            </ns0:r>
+          </ns0:p>
+        </ns0:tc>
+        <ns0:tc>
+          <ns0:tcPr/>
+          <ns0:p>
+            <ns0:pPr>
+              <ns0:pStyle ns0:val="Compact"/>
+            </ns0:pPr>
+            <ns0:r>
+              <ns0:t xml:space="preserve">Ví dụ minh họa</ns0:t>
+            </ns0:r>
+          </ns0:p>
+        </ns0:tc>
+      </ns0:tr>
+      <ns0:tr>
+        <ns0:tc>
+          <ns0:tcPr/>
+          <ns0:p>
+            <ns0:pPr>
+              <ns0:pStyle ns0:val="Compact"/>
+            </ns0:pPr>
+            <ns0:r>
+              <ns0:rPr>
+                <ns0:b/>
+                <ns0:bCs/>
+              </ns0:rPr>
+              <ns0:t xml:space="preserve">submerged</ns0:t>
+            </ns0:r>
+            <ns0:r>
+              <ns0:t xml:space="preserve"> </ns0:t>
+            </ns0:r>
+            <ns0:r>
+              <ns0:t xml:space="preserve">(adj)</ns0:t>
+            </ns0:r>
+          </ns0:p>
+        </ns0:tc>
+        <ns0:tc>
+          <ns0:tcPr/>
+          <ns0:p>
+            <ns0:pPr>
+              <ns0:pStyle ns0:val="Compact"/>
+            </ns0:pPr>
+            <ns0:r>
+              <ns0:t xml:space="preserve">/səbˈmɜːdʒd/</ns0:t>
+            </ns0:r>
+          </ns0:p>
+        </ns0:tc>
+        <ns0:tc>
+          <ns0:tcPr/>
+          <ns0:p>
+            <ns0:pPr>
+              <ns0:pStyle ns0:val="Compact"/>
+            </ns0:pPr>
+            <ns0:r>
+              <ns0:t xml:space="preserve">below the surface of water or another liquid (bị chìm dưới nước, ngập nước)</ns0:t>
+            </ns0:r>
+          </ns0:p>
+        </ns0:tc>
+        <ns0:tc>
+          <ns0:tcPr/>
+          <ns0:p>
+            <ns0:pPr>
+              <ns0:pStyle ns0:val="Compact"/>
+            </ns0:pPr>
+            <ns0:r>
+              <ns0:t xml:space="preserve">The Grand Banks is a large area of submerged highlands.</ns0:t>
+            </ns0:r>
+          </ns0:p>
+        </ns0:tc>
+      </ns0:tr>
+      <ns0:tr>
+        <ns0:tc>
+          <ns0:tcPr/>
+          <ns0:p>
+            <ns0:pPr>
+              <ns0:pStyle ns0:val="Compact"/>
+            </ns0:pPr>
+            <ns0:r>
+              <ns0:rPr>
+                <ns0:b/>
+                <ns0:bCs/>
+              </ns0:rPr>
+              <ns0:t xml:space="preserve">continental shelf</ns0:t>
+            </ns0:r>
+            <ns0:r>
+              <ns0:t xml:space="preserve"> </ns0:t>
+            </ns0:r>
+            <ns0:r>
+              <ns0:t xml:space="preserve">(n)</ns0:t>
+            </ns0:r>
+          </ns0:p>
+        </ns0:tc>
+        <ns0:tc>
+          <ns0:tcPr/>
+          <ns0:p>
+            <ns0:pPr>
+              <ns0:pStyle ns0:val="Compact"/>
+            </ns0:pPr>
+            <ns0:r>
+              <ns0:t xml:space="preserve">/ˌkɒn.tɪˈnen.təl ʃelf/</ns0:t>
+            </ns0:r>
+          </ns0:p>
+        </ns0:tc>
+        <ns0:tc>
+          <ns0:tcPr/>
+          <ns0:p>
+            <ns0:pPr>
+              <ns0:pStyle ns0:val="Compact"/>
+            </ns0:pPr>
+            <ns0:r>
+              <ns0:t xml:space="preserve">the area of the bottom of the sea near the coast of a continent, where the sea is not very deep (thềm lục địa)</ns0:t>
+            </ns0:r>
+          </ns0:p>
+        </ns0:tc>
+        <ns0:tc>
+          <ns0:tcPr/>
+          <ns0:p>
+            <ns0:pPr>
+              <ns0:pStyle ns0:val="Compact"/>
+            </ns0:pPr>
+            <ns0:r>
+              <ns0:t xml:space="preserve">The Grand Banks is on the North American continental shelf.</ns0:t>
+            </ns0:r>
+          </ns0:p>
+        </ns0:tc>
+      </ns0:tr>
+      <ns0:tr>
+        <ns0:tc>
+          <ns0:tcPr/>
+          <ns0:p>
+            <ns0:pPr>
+              <ns0:pStyle ns0:val="Compact"/>
+            </ns0:pPr>
+            <ns0:r>
+              <ns0:rPr>
+                <ns0:b/>
+                <ns0:bCs/>
+              </ns0:rPr>
+              <ns0:t xml:space="preserve">flourish</ns0:t>
+            </ns0:r>
+            <ns0:r>
+              <ns0:t xml:space="preserve"> </ns0:t>
+            </ns0:r>
+            <ns0:r>
+              <ns0:t xml:space="preserve">(v)</ns0:t>
+            </ns0:r>
+          </ns0:p>
+        </ns0:tc>
+        <ns0:tc>
+          <ns0:tcPr/>
+          <ns0:p>
+            <ns0:pPr>
+              <ns0:pStyle ns0:val="Compact"/>
+            </ns0:pPr>
+            <ns0:r>
+              <ns0:t xml:space="preserve">/ˈflʌr.ɪʃ/</ns0:t>
+            </ns0:r>
+          </ns0:p>
+        </ns0:tc>
+        <ns0:tc>
+          <ns0:tcPr/>
+          <ns0:p>
+            <ns0:pPr>
+              <ns0:pStyle ns0:val="Compact"/>
+            </ns0:pPr>
+            <ns0:r>
+              <ns0:t xml:space="preserve">to grow or develop successfully (phát triển mạnh, sinh sôi nảy nở)</ns0:t>
+            </ns0:r>
+          </ns0:p>
+        </ns0:tc>
+        <ns0:tc>
+          <ns0:tcPr/>
+          <ns0:p>
+            <ns0:pPr>
+              <ns0:pStyle ns0:val="Compact"/>
+            </ns0:pPr>
+            <ns0:r>
+              <ns0:t xml:space="preserve">Extensive marine life flourishes in the Grand Banks.</ns0:t>
+            </ns0:r>
+          </ns0:p>
+        </ns0:tc>
+      </ns0:tr>
+      <ns0:tr>
+        <ns0:tc>
+          <ns0:tcPr/>
+          <ns0:p>
+            <ns0:pPr>
+              <ns0:pStyle ns0:val="Compact"/>
+            </ns0:pPr>
+            <ns0:r>
+              <ns0:rPr>
+                <ns0:b/>
+                <ns0:bCs/>
+              </ns0:rPr>
+              <ns0:t xml:space="preserve">inhospitable</ns0:t>
+            </ns0:r>
+            <ns0:r>
+              <ns0:t xml:space="preserve"> </ns0:t>
+            </ns0:r>
+            <ns0:r>
+              <ns0:t xml:space="preserve">(adj)</ns0:t>
+            </ns0:r>
+          </ns0:p>
+        </ns0:tc>
+        <ns0:tc>
+          <ns0:tcPr/>
+          <ns0:p>
+            <ns0:pPr>
+              <ns0:pStyle ns0:val="Compact"/>
+            </ns0:pPr>
+            <ns0:r>
+              <ns0:t xml:space="preserve">/ˌɪn.hɒˈspɪt.ə.bəl/</ns0:t>
+            </ns0:r>
+          </ns0:p>
+        </ns0:tc>
+        <ns0:tc>
+          <ns0:tcPr/>
+          <ns0:p>
+            <ns0:pPr>
+              <ns0:pStyle ns0:val="Compact"/>
+            </ns0:pPr>
+            <ns0:r>
+              <ns0:t xml:space="preserve">(of a place) not providing protection or shelter; difficult to live or stay in (khắc nghiệt, không thuận lợi để sống)</ns0:t>
+            </ns0:r>
+          </ns0:p>
+        </ns0:tc>
+        <ns0:tc>
+          <ns0:tcPr/>
+          <ns0:p>
+            <ns0:pPr>
+              <ns0:pStyle ns0:val="Compact"/>
+            </ns0:pPr>
+            <ns0:r>
+              <ns0:t xml:space="preserve">Fishermen risking their lives in the extremely inhospitable environment.</ns0:t>
+            </ns0:r>
+          </ns0:p>
+        </ns0:tc>
+      </ns0:tr>
+      <ns0:tr>
+        <ns0:tc>
+          <ns0:tcPr/>
+          <ns0:p>
+            <ns0:pPr>
+              <ns0:pStyle ns0:val="Compact"/>
+            </ns0:pPr>
+            <ns0:r>
+              <ns0:rPr>
+                <ns0:b/>
+                <ns0:bCs/>
+              </ns0:rPr>
+              <ns0:t xml:space="preserve">rogue wave</ns0:t>
+            </ns0:r>
+            <ns0:r>
+              <ns0:t xml:space="preserve"> </ns0:t>
+            </ns0:r>
+            <ns0:r>
+              <ns0:t xml:space="preserve">(n)</ns0:t>
+            </ns0:r>
+          </ns0:p>
+        </ns0:tc>
+        <ns0:tc>
+          <ns0:tcPr/>
+          <ns0:p>
+            <ns0:pPr>
+              <ns0:pStyle ns0:val="Compact"/>
+            </ns0:pPr>
+            <ns0:r>
+              <ns0:t xml:space="preserve">/rəʊɡ weɪv/</ns0:t>
+            </ns0:r>
+          </ns0:p>
+        </ns0:tc>
+        <ns0:tc>
+          <ns0:tcPr/>
+          <ns0:p>
+            <ns0:pPr>
+              <ns0:pStyle ns0:val="Compact"/>
+            </ns0:pPr>
+            <ns0:r>
+              <ns0:t xml:space="preserve">an unusually large and dangerous wave at sea (sóng bất thường, sóng dữ)</ns0:t>
+            </ns0:r>
+          </ns0:p>
+        </ns0:tc>
+        <ns0:tc>
+          <ns0:tcPr/>
+          <ns0:p>
+            <ns0:pPr>
+              <ns0:pStyle ns0:val="Compact"/>
+            </ns0:pPr>
+            <ns0:r>
+              <ns0:t xml:space="preserve">The environment consisting of rogue waves, fog, and icebergs.</ns0:t>
+            </ns0:r>
+          </ns0:p>
+        </ns0:tc>
+      </ns0:tr>
+      <ns0:tr>
+        <ns0:tc>
+          <ns0:tcPr/>
+          <ns0:p>
+            <ns0:pPr>
+              <ns0:pStyle ns0:val="Compact"/>
+            </ns0:pPr>
+            <ns0:r>
+              <ns0:rPr>
+                <ns0:b/>
+                <ns0:bCs/>
+              </ns0:rPr>
+              <ns0:t xml:space="preserve">credit</ns0:t>
+            </ns0:r>
+            <ns0:r>
+              <ns0:t xml:space="preserve"> </ns0:t>
+            </ns0:r>
+            <ns0:r>
+              <ns0:t xml:space="preserve">(v)</ns0:t>
+            </ns0:r>
+          </ns0:p>
+        </ns0:tc>
+        <ns0:tc>
+          <ns0:tcPr/>
+          <ns0:p>
+            <ns0:pPr>
+              <ns0:pStyle ns0:val="Compact"/>
+            </ns0:pPr>
+            <ns0:r>
+              <ns0:t xml:space="preserve">/ˈkred.ɪt/</ns0:t>
+            </ns0:r>
+          </ns0:p>
+        </ns0:tc>
+        <ns0:tc>
+          <ns0:tcPr/>
+          <ns0:p>
+            <ns0:pPr>
+              <ns0:pStyle ns0:val="Compact"/>
+            </ns0:pPr>
+            <ns0:r>
+              <ns0:t xml:space="preserve">to say or believe that someone is responsible for something good (công nhận, ghi nhận)</ns0:t>
+            </ns0:r>
+          </ns0:p>
+        </ns0:tc>
+        <ns0:tc>
+          <ns0:tcPr/>
+          <ns0:p>
+            <ns0:pPr>
+              <ns0:pStyle ns0:val="Compact"/>
+            </ns0:pPr>
+            <ns0:r>
+              <ns0:t xml:space="preserve">The area’s official discovery is credited to John Cabot in 1497.</ns0:t>
+            </ns0:r>
+          </ns0:p>
+        </ns0:tc>
+      </ns0:tr>
+      <ns0:tr>
+        <ns0:tc>
+          <ns0:tcPr/>
+          <ns0:p>
+            <ns0:pPr>
+              <ns0:pStyle ns0:val="Compact"/>
+            </ns0:pPr>
+            <ns0:r>
+              <ns0:rPr>
+                <ns0:b/>
+                <ns0:bCs/>
+              </ns0:rPr>
+              <ns0:t xml:space="preserve">abound</ns0:t>
+            </ns0:r>
+            <ns0:r>
+              <ns0:t xml:space="preserve"> </ns0:t>
+            </ns0:r>
+            <ns0:r>
+              <ns0:t xml:space="preserve">(v)</ns0:t>
+            </ns0:r>
+          </ns0:p>
+        </ns0:tc>
+        <ns0:tc>
+          <ns0:tcPr/>
+          <ns0:p>
+            <ns0:pPr>
+              <ns0:pStyle ns0:val="Compact"/>
+            </ns0:pPr>
+            <ns0:r>
+              <ns0:t xml:space="preserve">/əˈbaʊnd/</ns0:t>
+            </ns0:r>
+          </ns0:p>
+        </ns0:tc>
+        <ns0:tc>
+          <ns0:tcPr/>
+          <ns0:p>
+            <ns0:pPr>
+              <ns0:pStyle ns0:val="Compact"/>
+            </ns0:pPr>
+            <ns0:r>
+              <ns0:t xml:space="preserve">to exist in large numbers (có nhiều, dồi dào)</ns0:t>
+            </ns0:r>
+          </ns0:p>
+        </ns0:tc>
+        <ns0:tc>
+          <ns0:tcPr/>
+          <ns0:p>
+            <ns0:pPr>
+              <ns0:pStyle ns0:val="Compact"/>
+            </ns0:pPr>
+            <ns0:r>
+              <ns0:t xml:space="preserve">John Cabot noted the waters’ abundance of sea life.</ns0:t>
+            </ns0:r>
+          </ns0:p>
+        </ns0:tc>
+      </ns0:tr>
+      <ns0:tr>
+        <ns0:tc>
+          <ns0:tcPr/>
+          <ns0:p>
+            <ns0:pPr>
+              <ns0:pStyle ns0:val="Compact"/>
+            </ns0:pPr>
+            <ns0:r>
+              <ns0:rPr>
+                <ns0:b/>
+                <ns0:bCs/>
+              </ns0:rPr>
+              <ns0:t xml:space="preserve">seasonal</ns0:t>
+            </ns0:r>
+            <ns0:r>
+              <ns0:t xml:space="preserve"> </ns0:t>
+            </ns0:r>
+            <ns0:r>
+              <ns0:t xml:space="preserve">(adj)</ns0:t>
+            </ns0:r>
+          </ns0:p>
+        </ns0:tc>
+        <ns0:tc>
+          <ns0:tcPr/>
+          <ns0:p>
+            <ns0:pPr>
+              <ns0:pStyle ns0:val="Compact"/>
+            </ns0:pPr>
+            <ns0:r>
+              <ns0:t xml:space="preserve">/ˈsiː.zən.əl/</ns0:t>
+            </ns0:r>
+          </ns0:p>
+        </ns0:tc>
+        <ns0:tc>
+          <ns0:tcPr/>
+          <ns0:p>
+            <ns0:pPr>
+              <ns0:pStyle ns0:val="Compact"/>
+            </ns0:pPr>
+            <ns0:r>
+              <ns0:t xml:space="preserve">happening or existing only at a particular time of the year (theo mùa)</ns0:t>
+            </ns0:r>
+          </ns0:p>
+        </ns0:tc>
+        <ns0:tc>
+          <ns0:tcPr/>
+          <ns0:p>
+            <ns0:pPr>
+              <ns0:pStyle ns0:val="Compact"/>
+            </ns0:pPr>
+            <ns0:r>
+              <ns0:t xml:space="preserve">Fishermen developed seasonal inshore fisheries.</ns0:t>
+            </ns0:r>
+          </ns0:p>
+        </ns0:tc>
+      </ns0:tr>
+      <ns0:tr>
+        <ns0:tc>
+          <ns0:tcPr/>
+          <ns0:p>
+            <ns0:pPr>
+              <ns0:pStyle ns0:val="Compact"/>
+            </ns0:pPr>
+            <ns0:r>
+              <ns0:rPr>
+                <ns0:b/>
+                <ns0:bCs/>
+              </ns0:rPr>
+              <ns0:t xml:space="preserve">sonar</ns0:t>
+            </ns0:r>
+            <ns0:r>
+              <ns0:t xml:space="preserve"> </ns0:t>
+            </ns0:r>
+            <ns0:r>
+              <ns0:t xml:space="preserve">(n)</ns0:t>
+            </ns0:r>
+          </ns0:p>
+        </ns0:tc>
+        <ns0:tc>
+          <ns0:tcPr/>
+          <ns0:p>
+            <ns0:pPr>
+              <ns0:pStyle ns0:val="Compact"/>
+            </ns0:pPr>
+            <ns0:r>
+              <ns0:t xml:space="preserve">/ˈsəʊ.nɑːr/</ns0:t>
+            </ns0:r>
+          </ns0:p>
+        </ns0:tc>
+        <ns0:tc>
+          <ns0:tcPr/>
+          <ns0:p>
+            <ns0:pPr>
+              <ns0:pStyle ns0:val="Compact"/>
+            </ns0:pPr>
+            <ns0:r>
+              <ns0:t xml:space="preserve">equipment that uses sound waves to find the position of objects that cannot be seen (thiết bị sonar, định vị bằng sóng âm)</ns0:t>
+            </ns0:r>
+          </ns0:p>
+        </ns0:tc>
+        <ns0:tc>
+          <ns0:tcPr/>
+          <ns0:p>
+            <ns0:pPr>
+              <ns0:pStyle ns0:val="Compact"/>
+            </ns0:pPr>
+            <ns0:r>
+              <ns0:t xml:space="preserve">Technological advances in fishing such as sonar led to overfishing.</ns0:t>
+            </ns0:r>
+          </ns0:p>
+        </ns0:tc>
+      </ns0:tr>
+      <ns0:tr>
+        <ns0:tc>
+          <ns0:tcPr/>
+          <ns0:p>
+            <ns0:pPr>
+              <ns0:pStyle ns0:val="Compact"/>
+            </ns0:pPr>
+            <ns0:r>
+              <ns0:rPr>
+                <ns0:b/>
+                <ns0:bCs/>
+              </ns0:rPr>
+              <ns0:t xml:space="preserve">trawler</ns0:t>
+            </ns0:r>
+            <ns0:r>
+              <ns0:t xml:space="preserve"> </ns0:t>
+            </ns0:r>
+            <ns0:r>
+              <ns0:t xml:space="preserve">(n)</ns0:t>
+            </ns0:r>
+          </ns0:p>
+        </ns0:tc>
+        <ns0:tc>
+          <ns0:tcPr/>
+          <ns0:p>
+            <ns0:pPr>
+              <ns0:pStyle ns0:val="Compact"/>
+            </ns0:pPr>
+            <ns0:r>
+              <ns0:t xml:space="preserve">/ˈtrɔː.lər/</ns0:t>
+            </ns0:r>
+          </ns0:p>
+        </ns0:tc>
+        <ns0:tc>
+          <ns0:tcPr/>
+          <ns0:p>
+            <ns0:pPr>
+              <ns0:pStyle ns0:val="Compact"/>
+            </ns0:pPr>
+            <ns0:r>
+              <ns0:t xml:space="preserve">a fishing boat that uses a trawl net (tàu đánh cá bằng lưới kéo)</ns0:t>
+            </ns0:r>
+          </ns0:p>
+        </ns0:tc>
+        <ns0:tc>
+          <ns0:tcPr/>
+          <ns0:p>
+            <ns0:pPr>
+              <ns0:pStyle ns0:val="Compact"/>
+            </ns0:pPr>
+            <ns0:r>
+              <ns0:t xml:space="preserve">Factory freezer trawlers were introduced in the 1950s.</ns0:t>
+            </ns0:r>
+          </ns0:p>
+        </ns0:tc>
+      </ns0:tr>
+      <ns0:tr>
+        <ns0:tc>
+          <ns0:tcPr/>
+          <ns0:p>
+            <ns0:pPr>
+              <ns0:pStyle ns0:val="Compact"/>
+            </ns0:pPr>
+            <ns0:r>
+              <ns0:rPr>
+                <ns0:b/>
+                <ns0:bCs/>
+              </ns0:rPr>
+              <ns0:t xml:space="preserve">unprecedented</ns0:t>
+            </ns0:r>
+            <ns0:r>
+              <ns0:t xml:space="preserve"> </ns0:t>
+            </ns0:r>
+            <ns0:r>
+              <ns0:t xml:space="preserve">(adj)</ns0:t>
+            </ns0:r>
+          </ns0:p>
+        </ns0:tc>
+        <ns0:tc>
+          <ns0:tcPr/>
+          <ns0:p>
+            <ns0:pPr>
+              <ns0:pStyle ns0:val="Compact"/>
+            </ns0:pPr>
+            <ns0:r>
+              <ns0:t xml:space="preserve">/ʌnˈpres.ɪ.den.tɪd/</ns0:t>
+            </ns0:r>
+          </ns0:p>
+        </ns0:tc>
+        <ns0:tc>
+          <ns0:tcPr/>
+          <ns0:p>
+            <ns0:pPr>
+              <ns0:pStyle ns0:val="Compact"/>
+            </ns0:pPr>
+            <ns0:r>
+              <ns0:t xml:space="preserve">never having happened or existed in the past (chưa từng có, không có tiền lệ)</ns0:t>
+            </ns0:r>
+          </ns0:p>
+        </ns0:tc>
+        <ns0:tc>
+          <ns0:tcPr/>
+          <ns0:p>
+            <ns0:pPr>
+              <ns0:pStyle ns0:val="Compact"/>
+            </ns0:pPr>
+            <ns0:r>
+              <ns0:t xml:space="preserve">Foreign fleets came to the Grand Banks catching unprecedented quantities of fish.</ns0:t>
+            </ns0:r>
+          </ns0:p>
+        </ns0:tc>
+      </ns0:tr>
+      <ns0:tr>
+        <ns0:tc>
+          <ns0:tcPr/>
+          <ns0:p>
+            <ns0:pPr>
+              <ns0:pStyle ns0:val="Compact"/>
+            </ns0:pPr>
+            <ns0:r>
+              <ns0:rPr>
+                <ns0:b/>
+                <ns0:bCs/>
+              </ns0:rPr>
+              <ns0:t xml:space="preserve">unhindered</ns0:t>
+            </ns0:r>
+            <ns0:r>
+              <ns0:t xml:space="preserve"> </ns0:t>
+            </ns0:r>
+            <ns0:r>
+              <ns0:t xml:space="preserve">(adv)</ns0:t>
+            </ns0:r>
+          </ns0:p>
+        </ns0:tc>
+        <ns0:tc>
+          <ns0:tcPr/>
+          <ns0:p>
+            <ns0:pPr>
+              <ns0:pStyle ns0:val="Compact"/>
+            </ns0:pPr>
+            <ns0:r>
+              <ns0:t xml:space="preserve">/ʌnˈhɪn.dəd/</ns0:t>
+            </ns0:r>
+          </ns0:p>
+        </ns0:tc>
+        <ns0:tc>
+          <ns0:tcPr/>
+          <ns0:p>
+            <ns0:pPr>
+              <ns0:pStyle ns0:val="Compact"/>
+            </ns0:pPr>
+            <ns0:r>
+              <ns0:t xml:space="preserve">without being stopped or blocked (không bị cản trở, tự do)</ns0:t>
+            </ns0:r>
+          </ns0:p>
+        </ns0:tc>
+        <ns0:tc>
+          <ns0:tcPr/>
+          <ns0:p>
+            <ns0:pPr>
+              <ns0:pStyle ns0:val="Compact"/>
+            </ns0:pPr>
+            <ns0:r>
+              <ns0:t xml:space="preserve">Canadian fishermen could fish unhindered out to the limit.</ns0:t>
+            </ns0:r>
+          </ns0:p>
+        </ns0:tc>
+      </ns0:tr>
+      <ns0:tr>
+        <ns0:tc>
+          <ns0:tcPr/>
+          <ns0:p>
+            <ns0:pPr>
+              <ns0:pStyle ns0:val="Compact"/>
+            </ns0:pPr>
+            <ns0:r>
+              <ns0:rPr>
+                <ns0:b/>
+                <ns0:bCs/>
+              </ns0:rPr>
+              <ns0:t xml:space="preserve">dwindle</ns0:t>
+            </ns0:r>
+            <ns0:r>
+              <ns0:t xml:space="preserve"> </ns0:t>
+            </ns0:r>
+            <ns0:r>
+              <ns0:t xml:space="preserve">(v)</ns0:t>
+            </ns0:r>
+          </ns0:p>
+        </ns0:tc>
+        <ns0:tc>
+          <ns0:tcPr/>
+          <ns0:p>
+            <ns0:pPr>
+              <ns0:pStyle ns0:val="Compact"/>
+            </ns0:pPr>
+            <ns0:r>
+              <ns0:t xml:space="preserve">/ˈdwɪn.dəl/</ns0:t>
+            </ns0:r>
+          </ns0:p>
+        </ns0:tc>
+        <ns0:tc>
+          <ns0:tcPr/>
+          <ns0:p>
+            <ns0:pPr>
+              <ns0:pStyle ns0:val="Compact"/>
+            </ns0:pPr>
+            <ns0:r>
+              <ns0:t xml:space="preserve">to become smaller in size or amount, or fewer in number (suy giảm, giảm dần)</ns0:t>
+            </ns0:r>
+          </ns0:p>
+        </ns0:tc>
+        <ns0:tc>
+          <ns0:tcPr/>
+          <ns0:p>
+            <ns0:pPr>
+              <ns0:pStyle ns0:val="Compact"/>
+            </ns0:pPr>
+            <ns0:r>
+              <ns0:t xml:space="preserve">Dwindling catches of Atlantic cod were being reported.</ns0:t>
+            </ns0:r>
+          </ns0:p>
+        </ns0:tc>
+      </ns0:tr>
+      <ns0:tr>
+        <ns0:tc>
+          <ns0:tcPr/>
+          <ns0:p>
+            <ns0:pPr>
+              <ns0:pStyle ns0:val="Compact"/>
+            </ns0:pPr>
+            <ns0:r>
+              <ns0:rPr>
+                <ns0:b/>
+                <ns0:bCs/>
+              </ns0:rPr>
+              <ns0:t xml:space="preserve">take its toll</ns0:t>
+            </ns0:r>
+            <ns0:r>
+              <ns0:t xml:space="preserve"> </ns0:t>
+            </ns0:r>
+            <ns0:r>
+              <ns0:t xml:space="preserve">(idiom)</ns0:t>
+            </ns0:r>
+          </ns0:p>
+        </ns0:tc>
+        <ns0:tc>
+          <ns0:tcPr/>
+          <ns0:p>
+            <ns0:pPr>
+              <ns0:pStyle ns0:val="Compact"/>
+            </ns0:pPr>
+            <ns0:r>
+              <ns0:t xml:space="preserve">/teɪk ɪts təʊl/</ns0:t>
+            </ns0:r>
+          </ns0:p>
+        </ns0:tc>
+        <ns0:tc>
+          <ns0:tcPr/>
+          <ns0:p>
+            <ns0:pPr>
+              <ns0:pStyle ns0:val="Compact"/>
+            </ns0:pPr>
+            <ns0:r>
+              <ns0:t xml:space="preserve">to have a bad effect on someone or something over a long period of time (gây thiệt hại, có tác động tiêu cực)</ns0:t>
+            </ns0:r>
+          </ns0:p>
+        </ns0:tc>
+        <ns0:tc>
+          <ns0:tcPr/>
+          <ns0:p>
+            <ns0:pPr>
+              <ns0:pStyle ns0:val="Compact"/>
+            </ns0:pPr>
+            <ns0:r>
+              <ns0:t xml:space="preserve">The domestic and foreign overfishing had taken its toll.</ns0:t>
+            </ns0:r>
+          </ns0:p>
+        </ns0:tc>
+      </ns0:tr>
+      <ns0:tr>
+        <ns0:tc>
+          <ns0:tcPr/>
+          <ns0:p>
+            <ns0:pPr>
+              <ns0:pStyle ns0:val="Compact"/>
+            </ns0:pPr>
+            <ns0:r>
+              <ns0:rPr>
+                <ns0:b/>
+                <ns0:bCs/>
+              </ns0:rPr>
+              <ns0:t xml:space="preserve">moratorium</ns0:t>
+            </ns0:r>
+            <ns0:r>
+              <ns0:t xml:space="preserve"> </ns0:t>
+            </ns0:r>
+            <ns0:r>
+              <ns0:t xml:space="preserve">(n)</ns0:t>
+            </ns0:r>
+          </ns0:p>
+        </ns0:tc>
+        <ns0:tc>
+          <ns0:tcPr/>
+          <ns0:p>
+            <ns0:pPr>
+              <ns0:pStyle ns0:val="Compact"/>
+            </ns0:pPr>
+            <ns0:r>
+              <ns0:t xml:space="preserve">/ˌmɒr.əˈtɔː.ri.əm/</ns0:t>
+            </ns0:r>
+          </ns0:p>
+        </ns0:tc>
+        <ns0:tc>
+          <ns0:tcPr/>
+          <ns0:p>
+            <ns0:pPr>
+              <ns0:pStyle ns0:val="Compact"/>
+            </ns0:pPr>
+            <ns0:r>
+              <ns0:t xml:space="preserve">a stopping of an activity for an agreed amount of time (lệnh cấm tạm thời, sự đình chỉ)</ns0:t>
+            </ns0:r>
+          </ns0:p>
+        </ns0:tc>
+        <ns0:tc>
+          <ns0:tcPr/>
+          <ns0:p>
+            <ns0:pPr>
+              <ns0:pStyle ns0:val="Compact"/>
+            </ns0:pPr>
+            <ns0:r>
+              <ns0:t xml:space="preserve">A total moratorium was declared indefinitely for the northern cod.</ns0:t>
+            </ns0:r>
+          </ns0:p>
+        </ns0:tc>
+      </ns0:tr>
+      <ns0:tr>
+        <ns0:tc>
+          <ns0:tcPr/>
+          <ns0:p>
+            <ns0:pPr>
+              <ns0:pStyle ns0:val="Compact"/>
+            </ns0:pPr>
+            <ns0:r>
+              <ns0:rPr>
+                <ns0:b/>
+                <ns0:bCs/>
+              </ns0:rPr>
+              <ns0:t xml:space="preserve">fragile</ns0:t>
+            </ns0:r>
+            <ns0:r>
+              <ns0:t xml:space="preserve"> </ns0:t>
+            </ns0:r>
+            <ns0:r>
+              <ns0:t xml:space="preserve">(adj)</ns0:t>
+            </ns0:r>
+          </ns0:p>
+        </ns0:tc>
+        <ns0:tc>
+          <ns0:tcPr/>
+          <ns0:p>
+            <ns0:pPr>
+              <ns0:pStyle ns0:val="Compact"/>
+            </ns0:pPr>
+            <ns0:r>
+              <ns0:t xml:space="preserve">/ˈfrædʒ.aɪl/</ns0:t>
+            </ns0:r>
+          </ns0:p>
+        </ns0:tc>
+        <ns0:tc>
+          <ns0:tcPr/>
+          <ns0:p>
+            <ns0:pPr>
+              <ns0:pStyle ns0:val="Compact"/>
+            </ns0:pPr>
+            <ns0:r>
+              <ns0:t xml:space="preserve">easily damaged, broken, or harmed (mong manh, dễ vỡ)</ns0:t>
+            </ns0:r>
+          </ns0:p>
+        </ns0:tc>
+        <ns0:tc>
+          <ns0:tcPr/>
+          <ns0:p>
+            <ns0:pPr>
+              <ns0:pStyle ns0:val="Compact"/>
+            </ns0:pPr>
+            <ns0:r>
+              <ns0:t xml:space="preserve">The reasons for this fragile recovery are still unknown.</ns0:t>
+            </ns0:r>
+          </ns0:p>
+        </ns0:tc>
+      </ns0:tr>
+      <ns0:tr>
+        <ns0:tc>
+          <ns0:tcPr/>
+          <ns0:p>
+            <ns0:pPr>
+              <ns0:pStyle ns0:val="Compact"/>
+            </ns0:pPr>
+            <ns0:r>
+              <ns0:rPr>
+                <ns0:b/>
+                <ns0:bCs/>
+              </ns0:rPr>
+              <ns0:t xml:space="preserve">prolific</ns0:t>
+            </ns0:r>
+            <ns0:r>
+              <ns0:t xml:space="preserve"> </ns0:t>
+            </ns0:r>
+            <ns0:r>
+              <ns0:t xml:space="preserve">(adj)</ns0:t>
+            </ns0:r>
+          </ns0:p>
+        </ns0:tc>
+        <ns0:tc>
+          <ns0:tcPr/>
+          <ns0:p>
+            <ns0:pPr>
+              <ns0:pStyle ns0:val="Compact"/>
+            </ns0:pPr>
+            <ns0:r>
+              <ns0:t xml:space="preserve">/prəˈlɪf.ɪk/</ns0:t>
+            </ns0:r>
+          </ns0:p>
+        </ns0:tc>
+        <ns0:tc>
+          <ns0:tcPr/>
+          <ns0:p>
+            <ns0:pPr>
+              <ns0:pStyle ns0:val="Compact"/>
+            </ns0:pPr>
+            <ns0:r>
+              <ns0:t xml:space="preserve">producing a great number or amount of something (sung mãn, nhiều sản lượng)</ns0:t>
+            </ns0:r>
+          </ns0:p>
+        </ns0:tc>
+        <ns0:tc>
+          <ns0:tcPr/>
+          <ns0:p>
+            <ns0:pPr>
+              <ns0:pStyle ns0:val="Compact"/>
+            </ns0:pPr>
+            <ns0:r>
+              <ns0:t xml:space="preserve">Hibernia has proven to be the most prolific oil well in Canada.</ns0:t>
+            </ns0:r>
+          </ns0:p>
+        </ns0:tc>
+      </ns0:tr>
+      <ns0:tr>
+        <ns0:tc>
+          <ns0:tcPr/>
+          <ns0:p>
+            <ns0:pPr>
+              <ns0:pStyle ns0:val="Compact"/>
+            </ns0:pPr>
+            <ns0:r>
+              <ns0:rPr>
+                <ns0:b/>
+                <ns0:bCs/>
+              </ns0:rPr>
+              <ns0:t xml:space="preserve">devastate</ns0:t>
+            </ns0:r>
+            <ns0:r>
+              <ns0:t xml:space="preserve"> </ns0:t>
+            </ns0:r>
+            <ns0:r>
+              <ns0:t xml:space="preserve">(v)</ns0:t>
+            </ns0:r>
+          </ns0:p>
+        </ns0:tc>
+        <ns0:tc>
+          <ns0:tcPr/>
+          <ns0:p>
+            <ns0:pPr>
+              <ns0:pStyle ns0:val="Compact"/>
+            </ns0:pPr>
+            <ns0:r>
+              <ns0:t xml:space="preserve">/ˈdev.ə.steɪt/</ns0:t>
+            </ns0:r>
+          </ns0:p>
+        </ns0:tc>
+        <ns0:tc>
+          <ns0:tcPr/>
+          <ns0:p>
+            <ns0:pPr>
+              <ns0:pStyle ns0:val="Compact"/>
+            </ns0:pPr>
+            <ns0:r>
+              <ns0:t xml:space="preserve">to destroy a place or thing completely or cause great damage (tàn phá, phá hủy hoàn toàn)</ns0:t>
+            </ns0:r>
+          </ns0:p>
+        </ns0:tc>
+        <ns0:tc>
+          <ns0:tcPr/>
+          <ns0:p>
+            <ns0:pPr>
+              <ns0:pStyle ns0:val="Compact"/>
+            </ns0:pPr>
+            <ns0:r>
+              <ns0:t xml:space="preserve">iceberg activity could devastate the fishing grounds.</ns0:t>
+            </ns0:r>
+          </ns0:p>
+        </ns0:tc>
+      </ns0:tr>
+    </ns0:tbl>
+    <ns0:bookmarkEnd ns0:id="17"/>
     <ns0:sectPr>
       <ns0:headerReference ns1:id="rId1" ns0:type="default"/>
       <ns0:headerReference ns1:id="rId2" ns0:type="first"/>
@@ -4833,6 +5965,79 @@
       </w:rPr>
     </w:tblStylePr>
   </w:style>
+  <w:style w:styleId="CDAnswerKeyTable" w:type="table">
+    <w:name w:val="CDAnswerKeyTable"/>
+    <w:basedOn w:val="TableNormal"/>
+    <w:tblPr>
+      <w:tblW w:type="pct" w:w="5000"/>
+      <w:tblInd w:type="dxa" w:w="240"/>
+      <w:tblLayout w:type="autofit"/>
+      <w:tblBorders>
+        <w:top w:color="1F4E79" w:space="0" w:sz="10" w:val="single"/>
+        <w:left w:color="1F4E79" w:space="0" w:sz="10" w:val="single"/>
+        <w:bottom w:color="1F4E79" w:space="0" w:sz="10" w:val="single"/>
+        <w:right w:color="1F4E79" w:space="0" w:sz="10" w:val="single"/>
+        <w:insideH w:color="D0D0D0" w:space="0" w:sz="6" w:val="single"/>
+        <w:insideV w:color="D0D0D0" w:space="0" w:sz="6" w:val="single"/>
+      </w:tblBorders>
+      <w:tblCellMar>
+        <w:top w:type="dxa" w:w="80"/>
+        <w:left w:type="dxa" w:w="120"/>
+        <w:bottom w:type="dxa" w:w="80"/>
+        <w:right w:type="dxa" w:w="120"/>
+      </w:tblCellMar>
+    </w:tblPr>
+    <w:tblStylePr w:type="firstRow">
+      <w:tcPr>
+        <w:shd w:color="auto" w:fill="1F4E79" w:val="clear"/>
+      </w:tcPr>
+      <w:rPr>
+        <w:rFonts w:ascii="Latin Modern Sans" w:cs="Latin Modern Sans" w:hAnsi="Latin Modern Sans"/>
+        <w:b/>
+        <w:color w:val="FFFFFF"/>
+      </w:rPr>
+    </w:tblStylePr>
+    <w:tblStylePr w:type="firstColumn">
+      <w:rPr>
+        <w:rFonts w:ascii="Latin Modern Sans" w:cs="Latin Modern Sans" w:hAnsi="Latin Modern Sans"/>
+        <w:b/>
+        <w:color w:val="1F4E79"/>
+      </w:rPr>
+    </w:tblStylePr>
+  </w:style>
+  <w:style w:styleId="CDReadingVocabTable" w:type="table">
+    <w:name w:val="CDReadingVocabTable"/>
+    <w:basedOn w:val="TableNormal"/>
+    <w:tblPr>
+      <w:tblW w:type="pct" w:w="5000"/>
+      <w:tblInd w:type="dxa" w:w="240"/>
+      <w:tblLayout w:type="autofit"/>
+      <w:tblBorders>
+        <w:top w:color="BFBFBF" w:space="0" w:sz="10" w:val="single"/>
+        <w:left w:color="BFBFBF" w:space="0" w:sz="10" w:val="single"/>
+        <w:bottom w:color="BFBFBF" w:space="0" w:sz="10" w:val="single"/>
+        <w:right w:color="BFBFBF" w:space="0" w:sz="10" w:val="single"/>
+        <w:insideH w:color="D0D0D0" w:space="0" w:sz="8" w:val="single"/>
+        <w:insideV w:color="D0D0D0" w:space="0" w:sz="8" w:val="single"/>
+      </w:tblBorders>
+      <w:tblCellMar>
+        <w:top w:type="dxa" w:w="80"/>
+        <w:left w:type="dxa" w:w="120"/>
+        <w:bottom w:type="dxa" w:w="80"/>
+        <w:right w:type="dxa" w:w="120"/>
+      </w:tblCellMar>
+    </w:tblPr>
+    <w:tblStylePr w:type="firstRow">
+      <w:tcPr>
+        <w:shd w:color="auto" w:fill="1F4E79" w:val="clear"/>
+      </w:tcPr>
+      <w:rPr>
+        <w:rFonts w:ascii="Latin Modern Sans" w:cs="Latin Modern Sans" w:hAnsi="Latin Modern Sans"/>
+        <w:b/>
+        <w:color w:val="FFFFFF"/>
+      </w:rPr>
+    </w:tblStylePr>
+  </w:style>
   <w:style w:styleId="CDAnswerTable" w:type="table">
     <w:name w:val="CDAnswerTable"/>
     <w:basedOn w:val="TableNormal"/>

--- a/chuyenDe/RW/docx/raw47/Reading/Level3/W7.docx
+++ b/chuyenDe/RW/docx/raw47/Reading/Level3/W7.docx
@@ -7,7 +7,7 @@
         <ns0:pStyle ns0:val="Title"/>
       </ns0:pPr>
       <ns0:r>
-        <ns0:t xml:space="preserve">Level 3 — W7 (Feb 9-15)</ns0:t>
+        <ns0:t xml:space="preserve">TÀI LIỆU CHUYÊN ĐỀ READING</ns0:t>
       </ns0:r>
     </ns0:p>
     <ns0:p>
@@ -15,10 +15,10 @@
         <ns0:pStyle ns0:val="CDCollectionTitle"/>
       </ns0:pPr>
       <ns0:r>
-        <ns0:t xml:space="preserve">Level 3 — W7 (Feb 9-15)</ns0:t>
-      </ns0:r>
-    </ns0:p>
-    <ns0:bookmarkStart ns0:id="12" ns0:name="the-grand-banks"/>
+        <ns0:t xml:space="preserve">TÀI LIỆU CHUYÊN ĐỀ READING</ns0:t>
+      </ns0:r>
+    </ns0:p>
+    <ns0:bookmarkStart ns0:id="18" ns0:name="the-grand-banks"/>
     <ns0:p>
       <ns0:pPr>
         <ns0:pStyle ns0:val="Heading2"/>
@@ -27,104 +27,116 @@
         <ns0:t xml:space="preserve">The Grand Banks</ns0:t>
       </ns0:r>
     </ns0:p>
-    <ns0:p>
-      <ns0:pPr>
-        <ns0:pStyle ns0:val="CDSection"/>
-      </ns0:pPr>
-      <ns0:r>
-        <ns0:t xml:space="preserve">Paragraph A</ns0:t>
-      </ns0:r>
-    </ns0:p>
-    <ns0:p>
-      <ns0:pPr>
-        <ns0:pStyle ns0:val="CDSection"/>
+    <ns0:bookmarkStart ns0:id="12" ns0:name="a"/>
+    <ns0:p>
+      <ns0:pPr>
+        <ns0:pStyle ns0:val="Heading3"/>
+      </ns0:pPr>
+      <ns0:r>
+        <ns0:t xml:space="preserve">A</ns0:t>
+      </ns0:r>
+    </ns0:p>
+    <ns0:p>
+      <ns0:pPr>
+        <ns0:pStyle ns0:val="CDStep"/>
       </ns0:pPr>
       <ns0:r>
         <ns0:t xml:space="preserve">The Grand Banks is a large area of submerged highlands southeast of Newfoundland and east of the Laurentian Channel on the North American continental shelf. Covering 93,200 square kilometres, the Grand Banks are relatively shallow, ranging from 25 to 100 meters in depth. It is in this area that the cold Labrador Current mixes with the warm waters of the Gulf Stream. The mixing of these waters and the shape of the ocean bottom lifts nutrients to the surface and these conditions created one of the richest fishing grounds in the world. Extensive marine life flourishes in the Grand Banks, whose range extends beyond the Canadian 200-mile exclusive economic zone (EEZ) and into international waters. This has made it an important part of both the Canadian and the high seas fisheries, with fishermen risking their lives in the extremely inhospitable environment consisting of rogue waves, fog, icebergs, sea ice, hurricanes, winter storms and earthquakes.</ns0:t>
       </ns0:r>
     </ns0:p>
-    <ns0:p>
-      <ns0:pPr>
-        <ns0:pStyle ns0:val="CDSection"/>
-      </ns0:pPr>
-      <ns0:r>
-        <ns0:t xml:space="preserve">Paragraph B</ns0:t>
-      </ns0:r>
-    </ns0:p>
-    <ns0:p>
-      <ns0:pPr>
-        <ns0:pStyle ns0:val="CDSection"/>
+    <ns0:bookmarkEnd ns0:id="12"/>
+    <ns0:bookmarkStart ns0:id="13" ns0:name="b"/>
+    <ns0:p>
+      <ns0:pPr>
+        <ns0:pStyle ns0:val="Heading3"/>
+      </ns0:pPr>
+      <ns0:r>
+        <ns0:t xml:space="preserve">B</ns0:t>
+      </ns0:r>
+    </ns0:p>
+    <ns0:p>
+      <ns0:pPr>
+        <ns0:pStyle ns0:val="CDStep"/>
       </ns0:pPr>
       <ns0:r>
         <ns0:t xml:space="preserve">While the area’s ‘official’ discovery is credited to John Cabot in 1497, English and Portuguese vessels are known to have first sought out these waters prior to that, based upon reports they received from earlier Viking voyages to Newfoundland. Several navigators, including Basque fishermen, are known to have fished these waters in the fifteenth century. Some texts from that era refer to a land called Bacalao, ‘the land of the codfish’, which is possibly Newfoundland. However, it was not until John Cabot noted the waters’ abundance of sea life that the existence of these fishing grounds became widely known in Europe. Soon, fishermen and merchants from France, Spain, Portugal and England developed seasonal inshore fisheries producing for European markets. Known as ‘dry’ fishery, cod were split, salted, and dried on shore over the summer before crews returned to Europe. The French pioneered ‘wet’ or ‘green’ fishery on the Grand Banks proper around 1550, heavily salting the cod on board and immediately returning home.</ns0:t>
       </ns0:r>
     </ns0:p>
-    <ns0:p>
-      <ns0:pPr>
-        <ns0:pStyle ns0:val="CDSection"/>
-      </ns0:pPr>
-      <ns0:r>
-        <ns0:t xml:space="preserve">Paragraph C</ns0:t>
-      </ns0:r>
-    </ns0:p>
-    <ns0:p>
-      <ns0:pPr>
-        <ns0:pStyle ns0:val="CDSection"/>
+    <ns0:bookmarkEnd ns0:id="13"/>
+    <ns0:bookmarkStart ns0:id="14" ns0:name="c"/>
+    <ns0:p>
+      <ns0:pPr>
+        <ns0:pStyle ns0:val="Heading3"/>
+      </ns0:pPr>
+      <ns0:r>
+        <ns0:t xml:space="preserve">C</ns0:t>
+      </ns0:r>
+    </ns0:p>
+    <ns0:p>
+      <ns0:pPr>
+        <ns0:pStyle ns0:val="CDStep"/>
       </ns0:pPr>
       <ns0:r>
         <ns0:t xml:space="preserve">The Grand Banks were possibly the world’s most important international fishing area in the nineteenth and twentieth centuries. Technological advances in fishing, such as sonar and large factory ships, including the massive factory freezer trawlers introduced in the 1950’s, led to overfishing and a serious decline in the fish stocks. Based upon the many foreign policy agreements Newfoundland had entered into prior to its admittance into the Canadian Confederation, foreign fleets, some from as far away as Russia, came to the Grand Banks in force, catching unprecedented quantities of fish.</ns0:t>
       </ns0:r>
     </ns0:p>
-    <ns0:p>
-      <ns0:pPr>
-        <ns0:pStyle ns0:val="CDSection"/>
-      </ns0:pPr>
-      <ns0:r>
-        <ns0:t xml:space="preserve">Paragraph D</ns0:t>
-      </ns0:r>
-    </ns0:p>
-    <ns0:p>
-      <ns0:pPr>
-        <ns0:pStyle ns0:val="CDSection"/>
+    <ns0:bookmarkEnd ns0:id="14"/>
+    <ns0:bookmarkStart ns0:id="15" ns0:name="d"/>
+    <ns0:p>
+      <ns0:pPr>
+        <ns0:pStyle ns0:val="Heading3"/>
+      </ns0:pPr>
+      <ns0:r>
+        <ns0:t xml:space="preserve">D</ns0:t>
+      </ns0:r>
+    </ns0:p>
+    <ns0:p>
+      <ns0:pPr>
+        <ns0:pStyle ns0:val="CDStep"/>
       </ns0:pPr>
       <ns0:r>
         <ns0:t xml:space="preserve">Between 1973 and 1982, the United Nations and its member states negotiated the Third Convention of the Law of the Sea, one component of which was the concept of nations being allowed to declare an EEZ. Many nations worldwide-declared 200-nautical mile EEZ’s, including Canada and the United States. On the whole, the EEZ was very well received by fishermen in eastern Canada, because it meant they could fish unhindered out to the limit without fear of competing with the foreign fleets. During the late 1970’s and early 1980s, Canada’s domestic offshore fleet grew as fishermen and fish processing companies rushed to take advantage. It was during this time that it was noticed that the foreign fleets now pushed out to areas of the Grand Banks off Newfoundland outside the Canadian EEZ. By the late 1980’s, dwindling catches of Atlantic cod were being reported throughout Newfoundland and eastern Canada, and the federal government and citizens of coastal regions in the area began to face the reality that the domestic and foreign overfishing had taken its toll. The Canadian government was finally forced to take drastic action in 1992, when a total moratorium was declared indefinitely for the northern cod.</ns0:t>
       </ns0:r>
     </ns0:p>
-    <ns0:p>
-      <ns0:pPr>
-        <ns0:pStyle ns0:val="CDSection"/>
-      </ns0:pPr>
-      <ns0:r>
-        <ns0:t xml:space="preserve">Paragraph E</ns0:t>
-      </ns0:r>
-    </ns0:p>
-    <ns0:p>
-      <ns0:pPr>
-        <ns0:pStyle ns0:val="CDSection"/>
+    <ns0:bookmarkEnd ns0:id="15"/>
+    <ns0:bookmarkStart ns0:id="16" ns0:name="e"/>
+    <ns0:p>
+      <ns0:pPr>
+        <ns0:pStyle ns0:val="Heading3"/>
+      </ns0:pPr>
+      <ns0:r>
+        <ns0:t xml:space="preserve">E</ns0:t>
+      </ns0:r>
+    </ns0:p>
+    <ns0:p>
+      <ns0:pPr>
+        <ns0:pStyle ns0:val="CDStep"/>
       </ns0:pPr>
       <ns0:r>
         <ns0:t xml:space="preserve">Over the last ten years, it has been noted that cod appear to be returning to the Grand Banks in small numbers. The reasons for this fragile recovery are still unknown. Perhaps, the damage done by trawlers is not permanent and the marine fauna and ecosystems can rebuild themselves if given a prolonged period of time without any commercial activity. Either way, the early stage recovery of the Grand Banks is encouraging news, but caution is needed, as, after nearly twenty years of severe limitations, cod stocks are still only at approximately ten per cent of 1960’s levels. It is hoped that in another ten to twenty years, stocks may be close to a full recovery, although this would require political pressure to maintain strict limitations on commercial fishing. If cod do come back to the Grand Banks in meaningful numbers, it is to be hoped that the Canadians will not make the same mistakes again.</ns0:t>
       </ns0:r>
     </ns0:p>
-    <ns0:p>
-      <ns0:pPr>
-        <ns0:pStyle ns0:val="CDSection"/>
-      </ns0:pPr>
-      <ns0:r>
-        <ns0:t xml:space="preserve">Paragraph F</ns0:t>
-      </ns0:r>
-    </ns0:p>
-    <ns0:p>
-      <ns0:pPr>
-        <ns0:pStyle ns0:val="CDSection"/>
+    <ns0:bookmarkEnd ns0:id="16"/>
+    <ns0:bookmarkStart ns0:id="17" ns0:name="f"/>
+    <ns0:p>
+      <ns0:pPr>
+        <ns0:pStyle ns0:val="Heading3"/>
+      </ns0:pPr>
+      <ns0:r>
+        <ns0:t xml:space="preserve">F</ns0:t>
+      </ns0:r>
+    </ns0:p>
+    <ns0:p>
+      <ns0:pPr>
+        <ns0:pStyle ns0:val="CDStep"/>
       </ns0:pPr>
       <ns0:r>
         <ns0:t xml:space="preserve">Further riches have now been found in the Grand Banks. Petroleum reserves have been discovered and a number of oil fields are under development in the region. The vast Hibernia oil field was discovered in 1979, and, following several years of aborted start-up attempts, the Hibernia megaproject began construction of the production platform and gravity base structures in the early 1990’s. Production commenced on November 17, 1997, with initial production rates in excess of 50,000 barrels of crude oil per day from a single well. Hibernia has proven to be the most prolific oil well in Canada. However, earthquake and iceberg activity in the Grand Banks pose a potential ecological disaster that could devastate the fishing grounds that are only now starting to recover.</ns0:t>
       </ns0:r>
     </ns0:p>
-    <ns0:bookmarkEnd ns0:id="12"/>
-    <ns0:bookmarkStart ns0:id="13" ns0:name="questions-14-20"/>
+    <ns0:bookmarkEnd ns0:id="17"/>
+    <ns0:bookmarkEnd ns0:id="18"/>
+    <ns0:bookmarkStart ns0:id="19" ns0:name="questions-14-20"/>
     <ns0:p>
       <ns0:pPr>
         <ns0:pStyle ns0:val="Heading2"/>
@@ -271,8 +283,8 @@
         <ns0:t xml:space="preserve">The French were the first to prepare the cod on board their ships before going back to France.</ns0:t>
       </ns0:r>
     </ns0:p>
-    <ns0:bookmarkEnd ns0:id="13"/>
-    <ns0:bookmarkStart ns0:id="14" ns0:name="questions-21-23"/>
+    <ns0:bookmarkEnd ns0:id="19"/>
+    <ns0:bookmarkStart ns0:id="20" ns0:name="questions-21-23"/>
     <ns0:p>
       <ns0:pPr>
         <ns0:pStyle ns0:val="Heading2"/>
@@ -831,8 +843,8 @@
         </ns0:tc>
       </ns0:tr>
     </ns0:tbl>
-    <ns0:bookmarkEnd ns0:id="14"/>
-    <ns0:bookmarkStart ns0:id="15" ns0:name="questions-24-26"/>
+    <ns0:bookmarkEnd ns0:id="20"/>
+    <ns0:bookmarkStart ns0:id="21" ns0:name="questions-24-26"/>
     <ns0:p>
       <ns0:pPr>
         <ns0:pStyle ns0:val="Heading2"/>
@@ -3337,8 +3349,8 @@
         <ns0:t xml:space="preserve">NOT GIVEN</ns0:t>
       </ns0:r>
     </ns0:p>
-    <ns0:bookmarkEnd ns0:id="15"/>
-    <ns0:bookmarkStart ns0:id="16" ns0:name="bảng-đáp-án-tổng-hợp"/>
+    <ns0:bookmarkEnd ns0:id="21"/>
+    <ns0:bookmarkStart ns0:id="22" ns0:name="bảng-đáp-án-tổng-hợp"/>
     <ns0:p>
       <ns0:pPr>
         <ns0:pStyle ns0:val="Heading2"/>
@@ -3387,8 +3399,8 @@
         </ns0:tc>
       </ns0:tr>
     </ns0:tbl>
-    <ns0:bookmarkEnd ns0:id="16"/>
-    <ns0:bookmarkStart ns0:id="17" ns0:name="tổng-hợp-từ-vựng"/>
+    <ns0:bookmarkEnd ns0:id="22"/>
+    <ns0:bookmarkStart ns0:id="23" ns0:name="tổng-hợp-từ-vựng"/>
     <ns0:p>
       <ns0:pPr>
         <ns0:pStyle ns0:val="Heading2"/>
@@ -4469,7 +4481,7 @@
         </ns0:tc>
       </ns0:tr>
     </ns0:tbl>
-    <ns0:bookmarkEnd ns0:id="17"/>
+    <ns0:bookmarkEnd ns0:id="23"/>
     <ns0:sectPr>
       <ns0:headerReference ns1:id="rId1" ns0:type="default"/>
       <ns0:headerReference ns1:id="rId2" ns0:type="first"/>

--- a/chuyenDe/RW/docx/raw47/Reading/Level3/W7.docx
+++ b/chuyenDe/RW/docx/raw47/Reading/Level3/W7.docx
@@ -5792,6 +5792,25 @@
       <w:i/>
     </w:rPr>
   </w:style>
+  <w:style w:styleId="CDListeningSection" w:type="paragraph">
+    <w:name w:val="CD Listening Section"/>
+    <w:basedOn w:val="Normal"/>
+    <w:qFormat/>
+    <w:pPr>
+      <w:spacing w:after="120" w:before="100"/>
+      <w:pBdr>
+        <w:top w:color="1F4E79" w:space="3" w:sz="12" w:val="single"/>
+        <w:left w:color="1F4E79" w:space="3" w:sz="12" w:val="single"/>
+        <w:bottom w:color="1F4E79" w:space="3" w:sz="12" w:val="single"/>
+        <w:right w:color="1F4E79" w:space="3" w:sz="12" w:val="single"/>
+      </w:pBdr>
+      <w:shd w:color="auto" w:fill="EBF3FA" w:val="clear"/>
+      <w:ind w:left="240" w:right="240"/>
+    </w:pPr>
+    <w:rPr>
+      <w:rFonts w:ascii="Georgia" w:cs="Georgia" w:hAnsi="Georgia"/>
+    </w:rPr>
+  </w:style>
   <w:style w:styleId="CDSection" w:type="paragraph">
     <w:name w:val="CD Section"/>
     <w:basedOn w:val="Normal"/>
@@ -5816,7 +5835,7 @@
     <w:basedOn w:val="Normal"/>
     <w:qFormat/>
     <w:pPr>
-      <w:spacing w:after="60" w:before="80"/>
+      <w:spacing w:after="80" w:before="120"/>
       <w:pBdr>
         <w:left w:color="1F4E79" w:space="2" w:sz="24" w:val="single"/>
       </w:pBdr>
@@ -6082,6 +6101,105 @@
         <w:color w:val="FFFFFF"/>
       </w:rPr>
     </w:tblStylePr>
+  </w:style>
+  <w:style w:styleId="CDTranscriptTable" w:type="table">
+    <w:name w:val="CDTranscriptTable"/>
+    <w:basedOn w:val="TableNormal"/>
+    <w:tblPr>
+      <w:tblW w:type="pct" w:w="5000"/>
+      <w:tblInd w:type="dxa" w:w="240"/>
+      <w:tblLayout w:type="fixed"/>
+      <w:tblBorders>
+        <w:top w:color="BFBFBF" w:space="0" w:sz="10" w:val="single"/>
+        <w:left w:color="BFBFBF" w:space="0" w:sz="10" w:val="single"/>
+        <w:bottom w:color="BFBFBF" w:space="0" w:sz="10" w:val="single"/>
+        <w:right w:color="BFBFBF" w:space="0" w:sz="10" w:val="single"/>
+        <w:insideH w:color="D0D0D0" w:space="0" w:sz="8" w:val="single"/>
+        <w:insideV w:color="D0D0D0" w:space="0" w:sz="8" w:val="single"/>
+      </w:tblBorders>
+      <w:tblCellMar>
+        <w:top w:type="dxa" w:w="80"/>
+        <w:left w:type="dxa" w:w="120"/>
+        <w:bottom w:type="dxa" w:w="80"/>
+        <w:right w:type="dxa" w:w="120"/>
+      </w:tblCellMar>
+    </w:tblPr>
+    <w:tblStylePr w:type="firstRow">
+      <w:tcPr>
+        <w:shd w:color="auto" w:fill="1F4E79" w:val="clear"/>
+      </w:tcPr>
+      <w:rPr>
+        <w:rFonts w:ascii="Latin Modern Sans" w:cs="Latin Modern Sans" w:hAnsi="Latin Modern Sans"/>
+        <w:b/>
+        <w:color w:val="FFFFFF"/>
+      </w:rPr>
+    </w:tblStylePr>
+    <w:tblStylePr w:type="band1Horz">
+      <w:tcPr>
+        <w:shd w:color="auto" w:fill="F5F5F5" w:val="clear"/>
+      </w:tcPr>
+    </w:tblStylePr>
+  </w:style>
+  <w:style w:styleId="CDListeningSectionContainer" w:type="table">
+    <w:name w:val="CDListeningSectionContainer"/>
+    <w:basedOn w:val="TableNormal"/>
+    <w:tblPr>
+      <w:tblW w:type="pct" w:w="5000"/>
+      <w:tblLayout w:type="autofit"/>
+      <w:tblBorders>
+        <w:top w:color="E52B20" w:shadow="1" w:space="0" w:sz="12" w:val="single"/>
+        <w:left w:color="E52B20" w:shadow="1" w:space="0" w:sz="12" w:val="single"/>
+        <w:bottom w:color="E52B20" w:shadow="1" w:space="0" w:sz="16" w:val="double"/>
+        <w:right w:color="E52B20" w:shadow="1" w:space="0" w:sz="12" w:val="single"/>
+      </w:tblBorders>
+      <w:shd w:color="auto" w:fill="D6E9F8" w:val="clear"/>
+      <w:tblCellMar>
+        <w:top w:type="dxa" w:w="280"/>
+        <w:left w:type="dxa" w:w="280"/>
+        <w:bottom w:type="dxa" w:w="280"/>
+        <w:right w:type="dxa" w:w="280"/>
+      </w:tblCellMar>
+    </w:tblPr>
+  </w:style>
+  <w:style w:styleId="CDListeningSectionHeader" w:type="paragraph">
+    <w:name w:val="CD Listening Section Header"/>
+    <w:basedOn w:val="Heading1"/>
+    <w:qFormat/>
+    <w:pPr>
+      <w:spacing w:after="120" w:before="240"/>
+      <w:jc w:val="center"/>
+    </w:pPr>
+    <w:rPr>
+      <w:rFonts w:ascii="Latin Modern Sans" w:cs="Latin Modern Sans" w:hAnsi="Latin Modern Sans"/>
+      <w:b/>
+      <w:color w:val="1F4E79"/>
+      <w:sz w:val="28"/>
+    </w:rPr>
+  </w:style>
+  <w:style w:styleId="CDTranscriptSection" w:type="paragraph">
+    <w:name w:val="CD Transcript Section"/>
+    <w:basedOn w:val="Normal"/>
+    <w:qFormat/>
+    <w:pPr>
+      <w:spacing w:after="80" w:before="160"/>
+    </w:pPr>
+    <w:rPr>
+      <w:rFonts w:ascii="Latin Modern Sans" w:cs="Latin Modern Sans" w:hAnsi="Latin Modern Sans"/>
+      <w:color w:val="1F4E79"/>
+      <w:sz w:val="24"/>
+    </w:rPr>
+  </w:style>
+  <w:style w:styleId="CDTranscriptContent" w:type="paragraph">
+    <w:name w:val="CD Transcript Content"/>
+    <w:basedOn w:val="Normal"/>
+    <w:qFormat/>
+    <w:pPr>
+      <w:spacing w:after="120" w:before="0"/>
+    </w:pPr>
+    <w:rPr>
+      <w:rFonts w:ascii="Georgia" w:cs="Georgia" w:hAnsi="Georgia"/>
+      <w:sz w:val="24"/>
+    </w:rPr>
   </w:style>
   <w:style w:type="paragraph" w:customStyle="1" w:styleId="SourceCode">
     <w:name w:val="Source Code"/>
